--- a/guide-special-cases/guide-special-cases_v1.1.docx
+++ b/guide-special-cases/guide-special-cases_v1.1.docx
@@ -151,7 +151,7 @@
         <w:pStyle w:val="Date"/>
       </w:pPr>
       <w:r>
-        <w:t xml:space="preserve">2021-02-19</w:t>
+        <w:t xml:space="preserve">2026-09-22</w:t>
       </w:r>
     </w:p>
     <w:p>
@@ -196,13 +196,20 @@
         </w:p>
       </w:sdtContent>
     </w:sdt>
-    <w:bookmarkStart w:id="9" w:name="data-package-design-for-special-cases"/>
+    <w:bookmarkStart w:id="9" w:name="section"/>
     <w:p>
       <w:pPr>
         <w:pStyle w:val="Heading1"/>
       </w:pPr>
-      <w:r>
-        <w:t xml:space="preserve">1. Data Package Design for Special Cases</w:t>
+    </w:p>
+    <w:bookmarkEnd w:id="9"/>
+    <w:bookmarkStart w:id="11" w:name="preface"/>
+    <w:p>
+      <w:pPr>
+        <w:pStyle w:val="Heading1"/>
+      </w:pPr>
+      <w:r>
+        <w:t xml:space="preserve">Preface</w:t>
       </w:r>
     </w:p>
     <w:p>
@@ -210,99 +217,60 @@
         <w:pStyle w:val="FirstParagraph"/>
       </w:pPr>
       <w:r>
-        <w:t xml:space="preserve">Version 1.1</w:t>
-      </w:r>
-    </w:p>
-    <w:p>
-      <w:pPr>
-        <w:pStyle w:val="BodyText"/>
-      </w:pPr>
-      <w:r>
-        <w:t xml:space="preserve">This book covers considerations for creating well-designed datasets for</w:t>
-      </w:r>
-      <w:r>
-        <w:t xml:space="preserve"> </w:t>
-      </w:r>
-      <w:r>
-        <w:t xml:space="preserve">publishing data types outside the most common cases for research data.</w:t>
-      </w:r>
-      <w:r>
-        <w:t xml:space="preserve"> </w:t>
-      </w:r>
-      <w:r>
-        <w:t xml:space="preserve">Specialized needs for preparing and publishing a dataset may arise</w:t>
-      </w:r>
-      <w:r>
-        <w:t xml:space="preserve"> </w:t>
-      </w:r>
-      <w:r>
-        <w:t xml:space="preserve">because the data are not tabular in structure, are stored in</w:t>
-      </w:r>
-      <w:r>
-        <w:t xml:space="preserve"> </w:t>
-      </w:r>
-      <w:r>
-        <w:t xml:space="preserve">non-standard file formats, are collected with unique or new acquisition</w:t>
-      </w:r>
-      <w:r>
-        <w:t xml:space="preserve"> </w:t>
-      </w:r>
-      <w:r>
-        <w:t xml:space="preserve">methods, or are large in size. Some examples of specialized data types</w:t>
-      </w:r>
-      <w:r>
-        <w:t xml:space="preserve"> </w:t>
-      </w:r>
-      <w:r>
-        <w:t xml:space="preserve">described here are imagery, code, document archives, spatial data files,</w:t>
-      </w:r>
-      <w:r>
-        <w:t xml:space="preserve"> </w:t>
-      </w:r>
-      <w:r>
-        <w:t xml:space="preserve">and raw genomic data stored in other repositories. This is the first</w:t>
-      </w:r>
-      <w:r>
-        <w:t xml:space="preserve"> </w:t>
-      </w:r>
-      <w:r>
-        <w:t xml:space="preserve">version of the book, written and edited in 2019 through 2021 by the</w:t>
-      </w:r>
-      <w:r>
-        <w:t xml:space="preserve"> </w:t>
-      </w:r>
-      <w:r>
-        <w:t xml:space="preserve">Non-tabular Data Working Group of the U.S. LTER Network Information</w:t>
-      </w:r>
-      <w:r>
-        <w:t xml:space="preserve"> </w:t>
-      </w:r>
-      <w:r>
-        <w:t xml:space="preserve">Management Committee. Minor edits and reformatting took place in 2021,</w:t>
-      </w:r>
-      <w:r>
-        <w:t xml:space="preserve"> </w:t>
-      </w:r>
-      <w:r>
-        <w:t xml:space="preserve">2022 and 2024 to produce this current online version (Version 1.1).</w:t>
-      </w:r>
-    </w:p>
-    <w:p>
-      <w:pPr>
-        <w:pStyle w:val="BodyText"/>
-      </w:pPr>
-      <w:r>
-        <w:br/>
-      </w:r>
-    </w:p>
-    <w:bookmarkEnd w:id="9"/>
-    <w:bookmarkStart w:id="42" w:name="code"/>
+        <w:t xml:space="preserve">This document presents considerations for a well designed data package including special cases based on data type, format, or acquisition method. Examples are images, documents, raw data stored in other repositories. The original version produced by the NonTabular Data working group was published in 2021, and should be cited using the reference below. This is version 1.1 of the guide, which was reformatted as a</w:t>
+      </w:r>
+      <w:r>
+        <w:t xml:space="preserve"> </w:t>
+      </w:r>
+      <w:r>
+        <w:t xml:space="preserve">“bookdown”</w:t>
+      </w:r>
+      <w:r>
+        <w:t xml:space="preserve"> </w:t>
+      </w:r>
+      <w:r>
+        <w:t xml:space="preserve">document and placed online in 2021. It has been lightly reformatted and edited since, but the content and recommendations have not materially changed.</w:t>
+      </w:r>
+    </w:p>
+    <w:p>
+      <w:pPr>
+        <w:pStyle w:val="BodyText"/>
+      </w:pPr>
+      <w:r>
+        <w:rPr>
+          <w:b/>
+          <w:bCs/>
+        </w:rPr>
+        <w:t xml:space="preserve">Version 1.0 of this document is published at the Environmental Data Initiative:</w:t>
+      </w:r>
+    </w:p>
+    <w:p>
+      <w:pPr>
+        <w:pStyle w:val="BodyText"/>
+      </w:pPr>
+      <w:r>
+        <w:t xml:space="preserve">Gries, C., S. Beaulieu, R.F. Brown, S. Elmendorf, H. Garritt, G. Gastil-Buhl, H. Hsieh, L. Kui, M. Martin, G. Maurer, A.T. Nguyen, J.H. Porter, A. Sapp, M. Servilla, and T.L. Whiteaker. 2021. Data Package Design for Special Cases ver 1. Environmental Data Initiative.</w:t>
+      </w:r>
+      <w:r>
+        <w:t xml:space="preserve"> </w:t>
+      </w:r>
+      <w:hyperlink r:id="rId10">
+        <w:r>
+          <w:rPr>
+            <w:rStyle w:val="Hyperlink"/>
+          </w:rPr>
+          <w:t xml:space="preserve">https://doi.org/10.6073/pasta/9d4c803578c3fbcb45fc23f13124d052</w:t>
+        </w:r>
+      </w:hyperlink>
+    </w:p>
+    <w:bookmarkEnd w:id="11"/>
+    <w:bookmarkStart w:id="23" w:name="introduction"/>
     <w:p>
       <w:pPr>
         <w:pStyle w:val="Heading1"/>
       </w:pPr>
       <w:r>
-        <w:t xml:space="preserve">2. Code</w:t>
+        <w:t xml:space="preserve">Introduction</w:t>
       </w:r>
     </w:p>
     <w:p>
@@ -310,16 +278,295 @@
         <w:pStyle w:val="FirstParagraph"/>
       </w:pPr>
       <w:r>
+        <w:t xml:space="preserve">Members of the working group developing these documents: S. Beaulieu, R. Brown, J. Downing, S. Elmendorf, H. Garritt, G. Gastil-Buhl, C. Gries, J. Hollingsworth, H.-Y. Hsieh, L. Kui, M. Martin, G. Maurer, A. Nguyen, J. Porter, A. Sapp, M. Servilla, T. Whiteaker</w:t>
+      </w:r>
+    </w:p>
+    <w:p>
+      <w:pPr>
+        <w:pStyle w:val="BodyText"/>
+      </w:pPr>
+      <w:r>
+        <w:t xml:space="preserve">In these documents we consider special cases for archiving research data based on their data type, format, or acquisition method, and recommend practices that ensure optimal re-usability of the data. Most recommendations here are aimed at improving documentation of data acquisition and processing to avoid misinterpretation. This includes the recommendation to publish raw data and/or processing code along with the data products. Others are aimed at usability in terms of data size/volume, or connecting related data. Some recommendations involve including a metadata document formatted according to a new and emerging standard (e.g., codeMeta) or a data inventory table. Data inventory tables can cross the line between metadata and data and are intended to improve discoverability and navigation of archived data.</w:t>
+      </w:r>
+    </w:p>
+    <w:p>
+      <w:pPr>
+        <w:pStyle w:val="BodyText"/>
+      </w:pPr>
+      <w:r>
+        <w:t xml:space="preserve">The intended audience for these best practice recommendations is the ecological research information manager (IM) community, and they are applicable to anyone operating in the context of an ecological research program. We assume that the target data repository is designed to handle ecological data, and that a given archive package will include metadata encoded in a community standard. This document references elements of the</w:t>
+      </w:r>
+      <w:r>
+        <w:t xml:space="preserve"> </w:t>
+      </w:r>
+      <w:hyperlink r:id="rId12">
+        <w:r>
+          <w:rPr>
+            <w:rStyle w:val="Hyperlink"/>
+          </w:rPr>
+          <w:t xml:space="preserve">EML metadata standard</w:t>
+        </w:r>
+      </w:hyperlink>
+      <w:r>
+        <w:t xml:space="preserve">, but many aspects would similarly apply to other metadata standards and these documents should be considered in the larger context of applicable metadata standard best practices. We refer to the Environmental Data Initiative (</w:t>
+      </w:r>
+      <w:hyperlink r:id="rId13">
+        <w:r>
+          <w:rPr>
+            <w:rStyle w:val="Hyperlink"/>
+          </w:rPr>
+          <w:t xml:space="preserve">EDI</w:t>
+        </w:r>
+      </w:hyperlink>
+      <w:r>
+        <w:t xml:space="preserve">) as an example data repository, though the same practices could be applied to other similar repositories.</w:t>
+      </w:r>
+    </w:p>
+    <w:p>
+      <w:pPr>
+        <w:pStyle w:val="BodyText"/>
+      </w:pPr>
+      <w:r>
+        <w:t xml:space="preserve">Throughout the chapters we use the term</w:t>
+      </w:r>
+      <w:r>
+        <w:t xml:space="preserve"> </w:t>
+      </w:r>
+      <w:r>
+        <w:rPr>
+          <w:i/>
+          <w:iCs/>
+        </w:rPr>
+        <w:t xml:space="preserve">data package</w:t>
+      </w:r>
+      <w:r>
+        <w:t xml:space="preserve"> </w:t>
+      </w:r>
+      <w:r>
+        <w:t xml:space="preserve">to refer to a published unit of data and metadata together, which is the convention at the EDI repository. At other data repositories, equivalent terms for a data package, such as</w:t>
+      </w:r>
+      <w:r>
+        <w:t xml:space="preserve"> </w:t>
+      </w:r>
+      <w:r>
+        <w:rPr>
+          <w:i/>
+          <w:iCs/>
+        </w:rPr>
+        <w:t xml:space="preserve">dataset</w:t>
+      </w:r>
+      <w:r>
+        <w:t xml:space="preserve">, may be used. A data package may contain one or more</w:t>
+      </w:r>
+      <w:r>
+        <w:t xml:space="preserve"> </w:t>
+      </w:r>
+      <w:r>
+        <w:rPr>
+          <w:i/>
+          <w:iCs/>
+        </w:rPr>
+        <w:t xml:space="preserve">entities</w:t>
+      </w:r>
+      <w:r>
+        <w:t xml:space="preserve">, such as csv tables, spatial data, processing or modeling code, and other documents (pdf, jpg, zip). A basic discussion of data package design can be found as</w:t>
+      </w:r>
+      <w:r>
+        <w:t xml:space="preserve"> </w:t>
+      </w:r>
+      <w:hyperlink r:id="rId14">
+        <w:r>
+          <w:rPr>
+            <w:rStyle w:val="Hyperlink"/>
+          </w:rPr>
+          <w:t xml:space="preserve">EDI’s first phase of data publishing documentation</w:t>
+        </w:r>
+      </w:hyperlink>
+      <w:r>
+        <w:t xml:space="preserve"> </w:t>
+      </w:r>
+      <w:r>
+        <w:t xml:space="preserve">and in the</w:t>
+      </w:r>
+      <w:r>
+        <w:t xml:space="preserve"> </w:t>
+      </w:r>
+      <w:hyperlink r:id="rId15">
+        <w:r>
+          <w:rPr>
+            <w:rStyle w:val="Hyperlink"/>
+          </w:rPr>
+          <w:t xml:space="preserve">LTER Best Practices for Dataset Metadata in Ecological Metadata Language (EML)</w:t>
+        </w:r>
+      </w:hyperlink>
+      <w:r>
+        <w:t xml:space="preserve">.</w:t>
+      </w:r>
+    </w:p>
+    <w:p>
+      <w:pPr>
+        <w:pStyle w:val="BodyText"/>
+      </w:pPr>
+      <w:r>
+        <w:t xml:space="preserve">Generally, we recommend archiving entities using standard file formats that are likely to be machine readable in the future. Exceptions to this may exist where the community standard for processing particular data types relies on specialized file formats (binary, closed specification, etc.) or proprietary software. In these cases, it may be appropriate to archive specialized file types and/or a copy that has been parsed into a format (e.g. ascii) that does not require proprietary software.</w:t>
+      </w:r>
+    </w:p>
+    <w:p>
+      <w:pPr>
+        <w:pStyle w:val="BodyText"/>
+      </w:pPr>
+      <w:r>
+        <w:rPr>
+          <w:b/>
+          <w:bCs/>
+        </w:rPr>
+        <w:t xml:space="preserve">Table of contents</w:t>
+      </w:r>
+    </w:p>
+    <w:p>
+      <w:pPr>
+        <w:pStyle w:val="Compact"/>
+        <w:numPr>
+          <w:ilvl w:val="0"/>
+          <w:numId w:val="1001"/>
+        </w:numPr>
+      </w:pPr>
+      <w:hyperlink r:id="rId16">
+        <w:r>
+          <w:rPr>
+            <w:rStyle w:val="Hyperlink"/>
+          </w:rPr>
+          <w:t xml:space="preserve">Processing code</w:t>
+        </w:r>
+      </w:hyperlink>
+    </w:p>
+    <w:p>
+      <w:pPr>
+        <w:pStyle w:val="Compact"/>
+        <w:numPr>
+          <w:ilvl w:val="0"/>
+          <w:numId w:val="1001"/>
+        </w:numPr>
+      </w:pPr>
+      <w:hyperlink r:id="rId17">
+        <w:r>
+          <w:rPr>
+            <w:rStyle w:val="Hyperlink"/>
+          </w:rPr>
+          <w:t xml:space="preserve">Modeling datasets</w:t>
+        </w:r>
+      </w:hyperlink>
+    </w:p>
+    <w:p>
+      <w:pPr>
+        <w:pStyle w:val="Compact"/>
+        <w:numPr>
+          <w:ilvl w:val="0"/>
+          <w:numId w:val="1001"/>
+        </w:numPr>
+      </w:pPr>
+      <w:hyperlink r:id="rId18">
+        <w:r>
+          <w:rPr>
+            <w:rStyle w:val="Hyperlink"/>
+          </w:rPr>
+          <w:t xml:space="preserve">Images and documents</w:t>
+        </w:r>
+      </w:hyperlink>
+    </w:p>
+    <w:p>
+      <w:pPr>
+        <w:pStyle w:val="Compact"/>
+        <w:numPr>
+          <w:ilvl w:val="0"/>
+          <w:numId w:val="1001"/>
+        </w:numPr>
+      </w:pPr>
+      <w:hyperlink r:id="rId19">
+        <w:r>
+          <w:rPr>
+            <w:rStyle w:val="Hyperlink"/>
+          </w:rPr>
+          <w:t xml:space="preserve">Spatial data</w:t>
+        </w:r>
+      </w:hyperlink>
+    </w:p>
+    <w:p>
+      <w:pPr>
+        <w:pStyle w:val="Compact"/>
+        <w:numPr>
+          <w:ilvl w:val="0"/>
+          <w:numId w:val="1001"/>
+        </w:numPr>
+      </w:pPr>
+      <w:hyperlink r:id="rId20">
+        <w:r>
+          <w:rPr>
+            <w:rStyle w:val="Hyperlink"/>
+          </w:rPr>
+          <w:t xml:space="preserve">Data gathered with small, moving platforms</w:t>
+        </w:r>
+      </w:hyperlink>
+    </w:p>
+    <w:p>
+      <w:pPr>
+        <w:pStyle w:val="Compact"/>
+        <w:numPr>
+          <w:ilvl w:val="0"/>
+          <w:numId w:val="1001"/>
+        </w:numPr>
+      </w:pPr>
+      <w:hyperlink r:id="rId21">
+        <w:r>
+          <w:rPr>
+            <w:rStyle w:val="Hyperlink"/>
+          </w:rPr>
+          <w:t xml:space="preserve">Provenance and data in other repositories</w:t>
+        </w:r>
+      </w:hyperlink>
+    </w:p>
+    <w:p>
+      <w:pPr>
+        <w:pStyle w:val="Compact"/>
+        <w:numPr>
+          <w:ilvl w:val="0"/>
+          <w:numId w:val="1001"/>
+        </w:numPr>
+      </w:pPr>
+      <w:hyperlink r:id="rId22">
+        <w:r>
+          <w:rPr>
+            <w:rStyle w:val="Hyperlink"/>
+          </w:rPr>
+          <w:t xml:space="preserve">Very large datasets</w:t>
+        </w:r>
+      </w:hyperlink>
+    </w:p>
+    <w:bookmarkEnd w:id="23"/>
+    <w:bookmarkStart w:id="56" w:name="code"/>
+    <w:p>
+      <w:pPr>
+        <w:pStyle w:val="Heading1"/>
+      </w:pPr>
+      <w:r>
+        <w:t xml:space="preserve">1. Code</w:t>
+      </w:r>
+    </w:p>
+    <w:p>
+      <w:pPr>
+        <w:pStyle w:val="FirstParagraph"/>
+      </w:pPr>
+      <w:r>
         <w:t xml:space="preserve">Contributors: An T. Nguyen, Tim Whiteaker</w:t>
       </w:r>
     </w:p>
-    <w:bookmarkStart w:id="14" w:name="introduction"/>
+    <w:bookmarkStart w:id="28" w:name="introduction-1"/>
     <w:p>
       <w:pPr>
         <w:pStyle w:val="Heading2"/>
       </w:pPr>
       <w:r>
-        <w:t xml:space="preserve">2.1 Introduction</w:t>
+        <w:t xml:space="preserve">1.1 Introduction</w:t>
       </w:r>
     </w:p>
     <w:p>
@@ -340,7 +587,7 @@
       <w:r>
         <w:t xml:space="preserve"> </w:t>
       </w:r>
-      <w:hyperlink r:id="rId10">
+      <w:hyperlink r:id="rId24">
         <w:r>
           <w:rPr>
             <w:rStyle w:val="Hyperlink"/>
@@ -354,7 +601,7 @@
       <w:r>
         <w:t xml:space="preserve"> </w:t>
       </w:r>
-      <w:hyperlink r:id="rId11">
+      <w:hyperlink r:id="rId25">
         <w:r>
           <w:rPr>
             <w:rStyle w:val="Hyperlink"/>
@@ -368,7 +615,7 @@
       <w:r>
         <w:t xml:space="preserve"> </w:t>
       </w:r>
-      <w:hyperlink r:id="rId12">
+      <w:hyperlink r:id="rId26">
         <w:r>
           <w:rPr>
             <w:rStyle w:val="Hyperlink"/>
@@ -400,7 +647,7 @@
       <w:r>
         <w:t xml:space="preserve"> </w:t>
       </w:r>
-      <w:hyperlink r:id="rId13">
+      <w:hyperlink r:id="rId27">
         <w:r>
           <w:rPr>
             <w:rStyle w:val="Hyperlink"/>
@@ -415,23 +662,23 @@
         <w:t xml:space="preserve">which is specifically designed for software metadata. Therefore, one of the key recommendations in this document is to include a CodeMeta file when archiving software or code in EDI.</w:t>
       </w:r>
     </w:p>
-    <w:bookmarkEnd w:id="14"/>
-    <w:bookmarkStart w:id="34" w:name="recommendations-for-data-packages"/>
+    <w:bookmarkEnd w:id="28"/>
+    <w:bookmarkStart w:id="48" w:name="recommendations-for-data-packages"/>
     <w:p>
       <w:pPr>
         <w:pStyle w:val="Heading2"/>
       </w:pPr>
       <w:r>
-        <w:t xml:space="preserve">2.2 Recommendations for data packages</w:t>
-      </w:r>
-    </w:p>
-    <w:bookmarkStart w:id="16" w:name="X4b1ac178bc7534d94ec158fb6a00dd33543e9c9"/>
+        <w:t xml:space="preserve">1.2 Recommendations for data packages</w:t>
+      </w:r>
+    </w:p>
+    <w:bookmarkStart w:id="30" w:name="X4b1ac178bc7534d94ec158fb6a00dd33543e9c9"/>
     <w:p>
       <w:pPr>
         <w:pStyle w:val="Heading3"/>
       </w:pPr>
       <w:r>
-        <w:t xml:space="preserve">2.2.1 Considerations for archiving software or code</w:t>
+        <w:t xml:space="preserve">1.2.1 Considerations for archiving software or code</w:t>
       </w:r>
     </w:p>
     <w:p>
@@ -439,7 +686,7 @@
         <w:pStyle w:val="Compact"/>
         <w:numPr>
           <w:ilvl w:val="0"/>
-          <w:numId w:val="1001"/>
+          <w:numId w:val="1002"/>
         </w:numPr>
       </w:pPr>
       <w:r>
@@ -448,7 +695,7 @@
       <w:r>
         <w:t xml:space="preserve"> </w:t>
       </w:r>
-      <w:hyperlink r:id="rId15">
+      <w:hyperlink r:id="rId29">
         <w:r>
           <w:rPr>
             <w:rStyle w:val="Hyperlink"/>
@@ -465,7 +712,7 @@
         <w:pStyle w:val="Compact"/>
         <w:numPr>
           <w:ilvl w:val="0"/>
-          <w:numId w:val="1001"/>
+          <w:numId w:val="1002"/>
         </w:numPr>
       </w:pPr>
       <w:r>
@@ -477,7 +724,7 @@
         <w:pStyle w:val="Compact"/>
         <w:numPr>
           <w:ilvl w:val="0"/>
-          <w:numId w:val="1001"/>
+          <w:numId w:val="1002"/>
         </w:numPr>
       </w:pPr>
       <w:r>
@@ -489,7 +736,7 @@
         <w:pStyle w:val="Compact"/>
         <w:numPr>
           <w:ilvl w:val="1"/>
-          <w:numId w:val="1002"/>
+          <w:numId w:val="1003"/>
         </w:numPr>
       </w:pPr>
       <w:r>
@@ -501,7 +748,7 @@
         <w:pStyle w:val="Compact"/>
         <w:numPr>
           <w:ilvl w:val="1"/>
-          <w:numId w:val="1002"/>
+          <w:numId w:val="1003"/>
         </w:numPr>
       </w:pPr>
       <w:r>
@@ -513,7 +760,7 @@
         <w:pStyle w:val="Compact"/>
         <w:numPr>
           <w:ilvl w:val="1"/>
-          <w:numId w:val="1002"/>
+          <w:numId w:val="1003"/>
         </w:numPr>
       </w:pPr>
       <w:r>
@@ -525,7 +772,7 @@
         <w:pStyle w:val="Compact"/>
         <w:numPr>
           <w:ilvl w:val="1"/>
-          <w:numId w:val="1002"/>
+          <w:numId w:val="1003"/>
         </w:numPr>
       </w:pPr>
       <w:r>
@@ -537,7 +784,7 @@
         <w:pStyle w:val="Compact"/>
         <w:numPr>
           <w:ilvl w:val="0"/>
-          <w:numId w:val="1001"/>
+          <w:numId w:val="1002"/>
         </w:numPr>
       </w:pPr>
       <w:r>
@@ -549,21 +796,21 @@
         <w:pStyle w:val="Compact"/>
         <w:numPr>
           <w:ilvl w:val="0"/>
-          <w:numId w:val="1001"/>
+          <w:numId w:val="1002"/>
         </w:numPr>
       </w:pPr>
       <w:r>
         <w:t xml:space="preserve">When choosing a repository for the code, consider the ease of the archiving process and how well the code can be described. For example, Zenodo offers an easy pathway to archive code that is currently in GitHub, though metadata requirements are very light. Following the best practices described herein, you would create a CodeMeta file if you were going to archive with EDI. This is more rigorous than Zenodo, but then your code is better described, and in a machine-readable way.</w:t>
       </w:r>
     </w:p>
-    <w:bookmarkEnd w:id="16"/>
-    <w:bookmarkStart w:id="25" w:name="documenting-softwarecode"/>
+    <w:bookmarkEnd w:id="30"/>
+    <w:bookmarkStart w:id="39" w:name="documenting-softwarecode"/>
     <w:p>
       <w:pPr>
         <w:pStyle w:val="Heading3"/>
       </w:pPr>
       <w:r>
-        <w:t xml:space="preserve">2.2.2 Documenting software/code</w:t>
+        <w:t xml:space="preserve">1.2.2 Documenting software/code</w:t>
       </w:r>
     </w:p>
     <w:p>
@@ -576,7 +823,7 @@
       <w:r>
         <w:t xml:space="preserve"> </w:t>
       </w:r>
-      <w:hyperlink r:id="rId17">
+      <w:hyperlink r:id="rId31">
         <w:r>
           <w:rPr>
             <w:rStyle w:val="Hyperlink"/>
@@ -1036,13 +1283,13 @@
         <w:t xml:space="preserve">&gt;</w:t>
       </w:r>
     </w:p>
-    <w:bookmarkStart w:id="20" w:name="software-license"/>
+    <w:bookmarkStart w:id="34" w:name="software-license"/>
     <w:p>
       <w:pPr>
         <w:pStyle w:val="Heading4"/>
       </w:pPr>
       <w:r>
-        <w:t xml:space="preserve">2.2.2.1 Software License</w:t>
+        <w:t xml:space="preserve">1.2.2.1 Software License</w:t>
       </w:r>
     </w:p>
     <w:p>
@@ -1055,7 +1302,7 @@
       <w:r>
         <w:t xml:space="preserve"> </w:t>
       </w:r>
-      <w:hyperlink r:id="rId18">
+      <w:hyperlink r:id="rId32">
         <w:r>
           <w:rPr>
             <w:rStyle w:val="Hyperlink"/>
@@ -1096,7 +1343,7 @@
       <w:r>
         <w:t xml:space="preserve"> </w:t>
       </w:r>
-      <w:hyperlink r:id="rId19">
+      <w:hyperlink r:id="rId33">
         <w:r>
           <w:rPr>
             <w:rStyle w:val="Hyperlink"/>
@@ -1131,14 +1378,14 @@
         <w:t xml:space="preserve">element in EML), consider including a copy of the license at the beginning of the code files themselves so that the license is readily apparent to end users who peruse the code.</w:t>
       </w:r>
     </w:p>
-    <w:bookmarkEnd w:id="20"/>
-    <w:bookmarkStart w:id="23" w:name="codemeta"/>
+    <w:bookmarkEnd w:id="34"/>
+    <w:bookmarkStart w:id="37" w:name="codemeta"/>
     <w:p>
       <w:pPr>
         <w:pStyle w:val="Heading4"/>
       </w:pPr>
       <w:r>
-        <w:t xml:space="preserve">2.2.2.2 CodeMeta</w:t>
+        <w:t xml:space="preserve">1.2.2.2 CodeMeta</w:t>
       </w:r>
     </w:p>
     <w:p>
@@ -2429,7 +2676,7 @@
       <w:r>
         <w:t xml:space="preserve"> </w:t>
       </w:r>
-      <w:hyperlink r:id="rId21">
+      <w:hyperlink r:id="rId35">
         <w:r>
           <w:rPr>
             <w:rStyle w:val="Hyperlink"/>
@@ -2446,7 +2693,7 @@
       <w:r>
         <w:t xml:space="preserve"> </w:t>
       </w:r>
-      <w:hyperlink r:id="rId22">
+      <w:hyperlink r:id="rId36">
         <w:r>
           <w:rPr>
             <w:rStyle w:val="Hyperlink"/>
@@ -4145,14 +4392,14 @@
         <w:t xml:space="preserve">}</w:t>
       </w:r>
     </w:p>
-    <w:bookmarkEnd w:id="23"/>
-    <w:bookmarkStart w:id="24" w:name="metadata-to-enable-reproducibility"/>
+    <w:bookmarkEnd w:id="37"/>
+    <w:bookmarkStart w:id="38" w:name="metadata-to-enable-reproducibility"/>
     <w:p>
       <w:pPr>
         <w:pStyle w:val="Heading4"/>
       </w:pPr>
       <w:r>
-        <w:t xml:space="preserve">2.2.2.3 Metadata to enable reproducibility</w:t>
+        <w:t xml:space="preserve">1.2.2.3 Metadata to enable reproducibility</w:t>
       </w:r>
     </w:p>
     <w:p>
@@ -4171,15 +4418,15 @@
         <w:t xml:space="preserve">Aside from the software/code itself and its dependencies, other pieces of information may be important should a user wish to reproduce results, such as the operating system and version and the system locale. Include this information in the data package’s methods/methodStep/description. For certain tools, there are ways to easily generate this information, e.g., a call to sessionInfo() in the R console. If the system outputs this information in a standardly formatted plain text file, that might be included as an otherEntity.</w:t>
       </w:r>
     </w:p>
-    <w:bookmarkEnd w:id="24"/>
-    <w:bookmarkEnd w:id="25"/>
-    <w:bookmarkStart w:id="32" w:name="linking-code-and-data"/>
+    <w:bookmarkEnd w:id="38"/>
+    <w:bookmarkEnd w:id="39"/>
+    <w:bookmarkStart w:id="46" w:name="linking-code-and-data"/>
     <w:p>
       <w:pPr>
         <w:pStyle w:val="Heading3"/>
       </w:pPr>
       <w:r>
-        <w:t xml:space="preserve">2.2.3 Linking code and data</w:t>
+        <w:t xml:space="preserve">1.2.3 Linking code and data</w:t>
       </w:r>
     </w:p>
     <w:p>
@@ -4190,13 +4437,13 @@
         <w:t xml:space="preserve">There are a few solutions for providing explicit machine-readable linkages between different entities/packages (the distinction between code/data doesn’t matter too much here). For most cases we recommend the simplest approach, which is to use the methods/methodStep/description element of EML. More advanced users may wish to utilize the other solutions described herein.</w:t>
       </w:r>
     </w:p>
-    <w:bookmarkStart w:id="26" w:name="descriptive-approach"/>
+    <w:bookmarkStart w:id="40" w:name="descriptive-approach"/>
     <w:p>
       <w:pPr>
         <w:pStyle w:val="Heading4"/>
       </w:pPr>
       <w:r>
-        <w:t xml:space="preserve">2.2.3.1 Descriptive approach</w:t>
+        <w:t xml:space="preserve">1.2.3.1 Descriptive approach</w:t>
       </w:r>
     </w:p>
     <w:p>
@@ -4219,14 +4466,14 @@
         <w:t xml:space="preserve">and repeat for all entities. If code and data reside in different packages, be sure to specify that.</w:t>
       </w:r>
     </w:p>
-    <w:bookmarkEnd w:id="26"/>
-    <w:bookmarkStart w:id="28" w:name="the-eml-datasource-element"/>
+    <w:bookmarkEnd w:id="40"/>
+    <w:bookmarkStart w:id="42" w:name="the-eml-datasource-element"/>
     <w:p>
       <w:pPr>
         <w:pStyle w:val="Heading4"/>
       </w:pPr>
       <w:r>
-        <w:t xml:space="preserve">2.2.3.2 The EML dataSource element</w:t>
+        <w:t xml:space="preserve">1.2.3.2 The EML dataSource element</w:t>
       </w:r>
     </w:p>
     <w:p>
@@ -4239,7 +4486,7 @@
       <w:r>
         <w:t xml:space="preserve"> </w:t>
       </w:r>
-      <w:hyperlink r:id="rId27">
+      <w:hyperlink r:id="rId41">
         <w:r>
           <w:rPr>
             <w:rStyle w:val="Hyperlink"/>
@@ -4254,21 +4501,21 @@
         <w:t xml:space="preserve">list the original packages under dataSource. dataSource does not describe relationships between entities in the same package, and as far as we know there is no explicit way in EML to do so.</w:t>
       </w:r>
     </w:p>
-    <w:bookmarkEnd w:id="28"/>
-    <w:bookmarkStart w:id="31" w:name="provone"/>
+    <w:bookmarkEnd w:id="42"/>
+    <w:bookmarkStart w:id="45" w:name="provone"/>
     <w:p>
       <w:pPr>
         <w:pStyle w:val="Heading4"/>
       </w:pPr>
       <w:r>
-        <w:t xml:space="preserve">2.2.3.3 ProvONE</w:t>
+        <w:t xml:space="preserve">1.2.3.3 ProvONE</w:t>
       </w:r>
     </w:p>
     <w:p>
       <w:pPr>
         <w:pStyle w:val="FirstParagraph"/>
       </w:pPr>
-      <w:hyperlink r:id="rId29">
+      <w:hyperlink r:id="rId43">
         <w:r>
           <w:rPr>
             <w:rStyle w:val="Hyperlink"/>
@@ -4285,7 +4532,7 @@
       <w:r>
         <w:t xml:space="preserve"> </w:t>
       </w:r>
-      <w:hyperlink r:id="rId30">
+      <w:hyperlink r:id="rId44">
         <w:r>
           <w:rPr>
             <w:rStyle w:val="Hyperlink"/>
@@ -4297,15 +4544,15 @@
         <w:t xml:space="preserve">). This handles both relationships between entities in the same package and entities residing in different packages. However, note that EDI currently does not utilize this model.</w:t>
       </w:r>
     </w:p>
-    <w:bookmarkEnd w:id="31"/>
-    <w:bookmarkEnd w:id="32"/>
-    <w:bookmarkStart w:id="33" w:name="external-software"/>
+    <w:bookmarkEnd w:id="45"/>
+    <w:bookmarkEnd w:id="46"/>
+    <w:bookmarkStart w:id="47" w:name="external-software"/>
     <w:p>
       <w:pPr>
         <w:pStyle w:val="Heading3"/>
       </w:pPr>
       <w:r>
-        <w:t xml:space="preserve">2.2.4 External software</w:t>
+        <w:t xml:space="preserve">1.2.4 External software</w:t>
       </w:r>
     </w:p>
     <w:p>
@@ -4321,7 +4568,7 @@
         <w:pStyle w:val="Compact"/>
         <w:numPr>
           <w:ilvl w:val="0"/>
-          <w:numId w:val="1003"/>
+          <w:numId w:val="1004"/>
         </w:numPr>
       </w:pPr>
       <w:r>
@@ -4333,7 +4580,7 @@
         <w:pStyle w:val="Compact"/>
         <w:numPr>
           <w:ilvl w:val="0"/>
-          <w:numId w:val="1003"/>
+          <w:numId w:val="1004"/>
         </w:numPr>
       </w:pPr>
       <w:r>
@@ -4345,7 +4592,7 @@
         <w:pStyle w:val="Compact"/>
         <w:numPr>
           <w:ilvl w:val="0"/>
-          <w:numId w:val="1003"/>
+          <w:numId w:val="1004"/>
         </w:numPr>
       </w:pPr>
       <w:r>
@@ -4357,7 +4604,7 @@
         <w:pStyle w:val="Compact"/>
         <w:numPr>
           <w:ilvl w:val="0"/>
-          <w:numId w:val="1003"/>
+          <w:numId w:val="1004"/>
         </w:numPr>
       </w:pPr>
       <w:r>
@@ -4369,7 +4616,7 @@
         <w:pStyle w:val="Compact"/>
         <w:numPr>
           <w:ilvl w:val="0"/>
-          <w:numId w:val="1003"/>
+          <w:numId w:val="1004"/>
         </w:numPr>
       </w:pPr>
       <w:r>
@@ -4381,7 +4628,7 @@
         <w:pStyle w:val="Compact"/>
         <w:numPr>
           <w:ilvl w:val="0"/>
-          <w:numId w:val="1003"/>
+          <w:numId w:val="1004"/>
         </w:numPr>
       </w:pPr>
       <w:r>
@@ -4743,22 +4990,22 @@
         <w:t xml:space="preserve">&gt;</w:t>
       </w:r>
     </w:p>
-    <w:bookmarkEnd w:id="33"/>
-    <w:bookmarkEnd w:id="34"/>
-    <w:bookmarkStart w:id="41" w:name="resources"/>
+    <w:bookmarkEnd w:id="47"/>
+    <w:bookmarkEnd w:id="48"/>
+    <w:bookmarkStart w:id="55" w:name="resources"/>
     <w:p>
       <w:pPr>
         <w:pStyle w:val="Heading2"/>
       </w:pPr>
       <w:r>
-        <w:t xml:space="preserve">2.3 Resources</w:t>
+        <w:t xml:space="preserve">1.3 Resources</w:t>
       </w:r>
     </w:p>
     <w:p>
       <w:pPr>
         <w:pStyle w:val="FirstParagraph"/>
       </w:pPr>
-      <w:hyperlink r:id="rId35">
+      <w:hyperlink r:id="rId49">
         <w:r>
           <w:rPr>
             <w:rStyle w:val="Hyperlink"/>
@@ -4777,7 +5024,7 @@
       <w:pPr>
         <w:pStyle w:val="BodyText"/>
       </w:pPr>
-      <w:hyperlink r:id="rId36">
+      <w:hyperlink r:id="rId50">
         <w:r>
           <w:rPr>
             <w:rStyle w:val="Hyperlink"/>
@@ -4796,7 +5043,7 @@
       <w:pPr>
         <w:pStyle w:val="BodyText"/>
       </w:pPr>
-      <w:hyperlink r:id="rId37">
+      <w:hyperlink r:id="rId51">
         <w:r>
           <w:rPr>
             <w:rStyle w:val="Hyperlink"/>
@@ -4815,7 +5062,7 @@
       <w:pPr>
         <w:pStyle w:val="BodyText"/>
       </w:pPr>
-      <w:hyperlink r:id="rId22">
+      <w:hyperlink r:id="rId36">
         <w:r>
           <w:rPr>
             <w:rStyle w:val="Hyperlink"/>
@@ -4840,7 +5087,7 @@
       <w:r>
         <w:t xml:space="preserve"> </w:t>
       </w:r>
-      <w:hyperlink r:id="rId38">
+      <w:hyperlink r:id="rId52">
         <w:r>
           <w:rPr>
             <w:rStyle w:val="Hyperlink"/>
@@ -4853,7 +5100,7 @@
       <w:pPr>
         <w:pStyle w:val="BodyText"/>
       </w:pPr>
-      <w:hyperlink r:id="rId15">
+      <w:hyperlink r:id="rId29">
         <w:r>
           <w:rPr>
             <w:rStyle w:val="Hyperlink"/>
@@ -4866,7 +5113,7 @@
       <w:pPr>
         <w:pStyle w:val="BodyText"/>
       </w:pPr>
-      <w:hyperlink r:id="rId29">
+      <w:hyperlink r:id="rId43">
         <w:r>
           <w:rPr>
             <w:rStyle w:val="Hyperlink"/>
@@ -4879,7 +5126,7 @@
       <w:pPr>
         <w:pStyle w:val="BodyText"/>
       </w:pPr>
-      <w:hyperlink r:id="rId39">
+      <w:hyperlink r:id="rId53">
         <w:r>
           <w:rPr>
             <w:rStyle w:val="Hyperlink"/>
@@ -4892,7 +5139,7 @@
       <w:pPr>
         <w:pStyle w:val="BodyText"/>
       </w:pPr>
-      <w:hyperlink r:id="rId40">
+      <w:hyperlink r:id="rId54">
         <w:r>
           <w:rPr>
             <w:rStyle w:val="Hyperlink"/>
@@ -4901,15 +5148,15 @@
         </w:r>
       </w:hyperlink>
     </w:p>
-    <w:bookmarkEnd w:id="41"/>
-    <w:bookmarkEnd w:id="42"/>
-    <w:bookmarkStart w:id="61" w:name="model-based-datasets"/>
+    <w:bookmarkEnd w:id="55"/>
+    <w:bookmarkEnd w:id="56"/>
+    <w:bookmarkStart w:id="75" w:name="model-based-datasets"/>
     <w:p>
       <w:pPr>
         <w:pStyle w:val="Heading1"/>
       </w:pPr>
       <w:r>
-        <w:t xml:space="preserve">3. Model-Based Datasets</w:t>
+        <w:t xml:space="preserve">2. Model-Based Datasets</w:t>
       </w:r>
     </w:p>
     <w:p>
@@ -4920,13 +5167,13 @@
         <w:t xml:space="preserve">Contributors: An T. Nguyen, Tim Whiteaker, Corinna Gries</w:t>
       </w:r>
     </w:p>
-    <w:bookmarkStart w:id="43" w:name="introduction-1"/>
+    <w:bookmarkStart w:id="57" w:name="introduction-2"/>
     <w:p>
       <w:pPr>
         <w:pStyle w:val="Heading2"/>
       </w:pPr>
       <w:r>
-        <w:t xml:space="preserve">3.1 Introduction</w:t>
+        <w:t xml:space="preserve">2.1 Introduction</w:t>
       </w:r>
     </w:p>
     <w:p>
@@ -4961,14 +5208,14 @@
         <w:t xml:space="preserve">It is not always easy to determine who among project personnel (IMs, scientists, programmers) is responsible for the different components of a model-based dataset. This is best decided on a case-by-case basis. A common division is that the code authors annotate the code, and the IM handles the archiving and linkage to data product(s); partially except in cases of large community models.</w:t>
       </w:r>
     </w:p>
-    <w:bookmarkEnd w:id="43"/>
-    <w:bookmarkStart w:id="58" w:name="recommendations-for-data-packages-1"/>
+    <w:bookmarkEnd w:id="57"/>
+    <w:bookmarkStart w:id="72" w:name="recommendations-for-data-packages-1"/>
     <w:p>
       <w:pPr>
         <w:pStyle w:val="Heading2"/>
       </w:pPr>
       <w:r>
-        <w:t xml:space="preserve">3.2 Recommendations for data packages</w:t>
+        <w:t xml:space="preserve">2.2 Recommendations for data packages</w:t>
       </w:r>
     </w:p>
     <w:p>
@@ -4980,18 +5227,18 @@
           <wp:inline>
             <wp:extent cx="5334000" cy="3259666"/>
             <wp:effectExtent b="0" l="0" r="0" t="0"/>
-            <wp:docPr descr="Figure 1: Flowchart for considering archival paths for various model components." title="model data management flowchart" id="45" name="Picture"/>
+            <wp:docPr descr="Figure 1: Flowchart for considering archival paths for various model components." title="model data management flowchart" id="59" name="Picture"/>
             <a:graphic>
               <a:graphicData uri="http://schemas.openxmlformats.org/drawingml/2006/picture">
                 <pic:pic>
                   <pic:nvPicPr>
-                    <pic:cNvPr descr="img/guide-special-cases-model-fig1.png" id="46" name="Picture"/>
+                    <pic:cNvPr descr="img/guide-special-cases-model-fig1.png" id="60" name="Picture"/>
                     <pic:cNvPicPr>
                       <a:picLocks noChangeArrowheads="1" noChangeAspect="1"/>
                     </pic:cNvPicPr>
                   </pic:nvPicPr>
                   <pic:blipFill>
-                    <a:blip r:embed="rId44"/>
+                    <a:blip r:embed="rId58"/>
                     <a:stretch>
                       <a:fillRect/>
                     </a:stretch>
@@ -5026,13 +5273,13 @@
         <w:t xml:space="preserve">Figure 1: Flowchart for considering archival paths for various model components.</w:t>
       </w:r>
     </w:p>
-    <w:bookmarkStart w:id="52" w:name="referencing-models-in-eml"/>
+    <w:bookmarkStart w:id="66" w:name="referencing-models-in-eml"/>
     <w:p>
       <w:pPr>
         <w:pStyle w:val="Heading3"/>
       </w:pPr>
       <w:r>
-        <w:t xml:space="preserve">3.2.1 Referencing models in EML</w:t>
+        <w:t xml:space="preserve">2.2.1 Referencing models in EML</w:t>
       </w:r>
     </w:p>
     <w:p>
@@ -5045,7 +5292,7 @@
       <w:r>
         <w:t xml:space="preserve"> </w:t>
       </w:r>
-      <w:hyperlink r:id="rId47">
+      <w:hyperlink r:id="rId61">
         <w:r>
           <w:rPr>
             <w:rStyle w:val="Hyperlink"/>
@@ -5787,13 +6034,13 @@
         <w:t xml:space="preserve">&gt;</w:t>
       </w:r>
     </w:p>
-    <w:bookmarkStart w:id="48" w:name="model-code"/>
+    <w:bookmarkStart w:id="62" w:name="model-code"/>
     <w:p>
       <w:pPr>
         <w:pStyle w:val="Heading4"/>
       </w:pPr>
       <w:r>
-        <w:t xml:space="preserve">3.2.1.1 Model code</w:t>
+        <w:t xml:space="preserve">2.2.1.1 Model code</w:t>
       </w:r>
     </w:p>
     <w:p>
@@ -5822,7 +6069,7 @@
       <w:r>
         <w:t xml:space="preserve"> </w:t>
       </w:r>
-      <w:hyperlink r:id="rId47">
+      <w:hyperlink r:id="rId61">
         <w:r>
           <w:rPr>
             <w:rStyle w:val="Hyperlink"/>
@@ -5834,14 +6081,14 @@
         <w:t xml:space="preserve">.</w:t>
       </w:r>
     </w:p>
-    <w:bookmarkEnd w:id="48"/>
-    <w:bookmarkStart w:id="49" w:name="model-code-and-data-in-the-same-package"/>
+    <w:bookmarkEnd w:id="62"/>
+    <w:bookmarkStart w:id="63" w:name="model-code-and-data-in-the-same-package"/>
     <w:p>
       <w:pPr>
         <w:pStyle w:val="Heading4"/>
       </w:pPr>
       <w:r>
-        <w:t xml:space="preserve">3.2.1.2 Model code and data in the same package</w:t>
+        <w:t xml:space="preserve">2.2.1.2 Model code and data in the same package</w:t>
       </w:r>
     </w:p>
     <w:p>
@@ -5854,7 +6101,7 @@
       <w:r>
         <w:t xml:space="preserve"> </w:t>
       </w:r>
-      <w:hyperlink r:id="rId47">
+      <w:hyperlink r:id="rId61">
         <w:r>
           <w:rPr>
             <w:rStyle w:val="Hyperlink"/>
@@ -5868,7 +6115,7 @@
       <w:r>
         <w:t xml:space="preserve"> </w:t>
       </w:r>
-      <w:hyperlink r:id="rId47">
+      <w:hyperlink r:id="rId61">
         <w:r>
           <w:rPr>
             <w:rStyle w:val="Hyperlink"/>
@@ -5883,14 +6130,14 @@
         <w:t xml:space="preserve">for how to document the code and create CodeMeta.</w:t>
       </w:r>
     </w:p>
-    <w:bookmarkEnd w:id="49"/>
-    <w:bookmarkStart w:id="50" w:name="model-code-as-standalone-package"/>
+    <w:bookmarkEnd w:id="63"/>
+    <w:bookmarkStart w:id="64" w:name="model-code-as-standalone-package"/>
     <w:p>
       <w:pPr>
         <w:pStyle w:val="Heading4"/>
       </w:pPr>
       <w:r>
-        <w:t xml:space="preserve">3.2.1.3 Model code as standalone package</w:t>
+        <w:t xml:space="preserve">2.2.1.3 Model code as standalone package</w:t>
       </w:r>
     </w:p>
     <w:p>
@@ -5903,7 +6150,7 @@
       <w:r>
         <w:t xml:space="preserve"> </w:t>
       </w:r>
-      <w:hyperlink r:id="rId47">
+      <w:hyperlink r:id="rId61">
         <w:r>
           <w:rPr>
             <w:rStyle w:val="Hyperlink"/>
@@ -5918,14 +6165,14 @@
         <w:t xml:space="preserve">for how to document the code and create CodeMeta.</w:t>
       </w:r>
     </w:p>
-    <w:bookmarkEnd w:id="50"/>
-    <w:bookmarkStart w:id="51" w:name="model-code-archivedmaintained-elsewhere"/>
+    <w:bookmarkEnd w:id="64"/>
+    <w:bookmarkStart w:id="65" w:name="model-code-archivedmaintained-elsewhere"/>
     <w:p>
       <w:pPr>
         <w:pStyle w:val="Heading4"/>
       </w:pPr>
       <w:r>
-        <w:t xml:space="preserve">3.2.1.4 Model code archived/maintained elsewhere</w:t>
+        <w:t xml:space="preserve">2.2.1.4 Model code archived/maintained elsewhere</w:t>
       </w:r>
     </w:p>
     <w:p>
@@ -5938,7 +6185,7 @@
       <w:r>
         <w:t xml:space="preserve"> </w:t>
       </w:r>
-      <w:hyperlink r:id="rId10">
+      <w:hyperlink r:id="rId24">
         <w:r>
           <w:rPr>
             <w:rStyle w:val="Hyperlink"/>
@@ -5950,15 +6197,15 @@
         <w:t xml:space="preserve">. It may sometimes be advisable to archive a copy of the model code with the data, even if it appears to be maintained elsewhere. See recommendations above for referencing models in EML.</w:t>
       </w:r>
     </w:p>
-    <w:bookmarkEnd w:id="51"/>
-    <w:bookmarkEnd w:id="52"/>
-    <w:bookmarkStart w:id="56" w:name="model-input-and-output-data"/>
+    <w:bookmarkEnd w:id="65"/>
+    <w:bookmarkEnd w:id="66"/>
+    <w:bookmarkStart w:id="70" w:name="model-input-and-output-data"/>
     <w:p>
       <w:pPr>
         <w:pStyle w:val="Heading3"/>
       </w:pPr>
       <w:r>
-        <w:t xml:space="preserve">3.2.2 Model input and output data</w:t>
+        <w:t xml:space="preserve">2.2.2 Model input and output data</w:t>
       </w:r>
     </w:p>
     <w:p>
@@ -5979,7 +6226,7 @@
       <w:r>
         <w:t xml:space="preserve"> </w:t>
       </w:r>
-      <w:hyperlink r:id="rId53">
+      <w:hyperlink r:id="rId67">
         <w:r>
           <w:rPr>
             <w:rStyle w:val="Hyperlink"/>
@@ -6009,7 +6256,7 @@
       <w:r>
         <w:t xml:space="preserve"> </w:t>
       </w:r>
-      <w:hyperlink r:id="rId54">
+      <w:hyperlink r:id="rId68">
         <w:r>
           <w:rPr>
             <w:rStyle w:val="Hyperlink"/>
@@ -6050,7 +6297,7 @@
       <w:r>
         <w:t xml:space="preserve"> </w:t>
       </w:r>
-      <w:hyperlink r:id="rId55">
+      <w:hyperlink r:id="rId69">
         <w:r>
           <w:rPr>
             <w:rStyle w:val="Hyperlink"/>
@@ -6082,14 +6329,14 @@
         <w:t xml:space="preserve">discuss feedback from communications with modellers and propose preliminary solutions. With regards to input/output data, their feedback indicates two opposite opinions: some feel the whole gamut of raw to aggregated outputs needs to be archived, while others advocate for only high-level outputs corresponding to publication figures. They also found that spin-up simulations were not considered a high priority for archiving. See section 2.3 What is worth archiving and for how long does it remain useful?</w:t>
       </w:r>
     </w:p>
-    <w:bookmarkEnd w:id="56"/>
-    <w:bookmarkStart w:id="57" w:name="model-parameters"/>
+    <w:bookmarkEnd w:id="70"/>
+    <w:bookmarkStart w:id="71" w:name="model-parameters"/>
     <w:p>
       <w:pPr>
         <w:pStyle w:val="Heading3"/>
       </w:pPr>
       <w:r>
-        <w:t xml:space="preserve">3.2.3 Model parameters</w:t>
+        <w:t xml:space="preserve">2.2.3 Model parameters</w:t>
       </w:r>
     </w:p>
     <w:p>
@@ -6120,15 +6367,15 @@
         <w:t xml:space="preserve">will be archived, consider including the parameters within that file with appropriate annotations.</w:t>
       </w:r>
     </w:p>
-    <w:bookmarkEnd w:id="57"/>
-    <w:bookmarkEnd w:id="58"/>
-    <w:bookmarkStart w:id="59" w:name="example-data-packages-in-edi"/>
+    <w:bookmarkEnd w:id="71"/>
+    <w:bookmarkEnd w:id="72"/>
+    <w:bookmarkStart w:id="73" w:name="example-data-packages-in-edi"/>
     <w:p>
       <w:pPr>
         <w:pStyle w:val="Heading2"/>
       </w:pPr>
       <w:r>
-        <w:t xml:space="preserve">3.3 Example data packages in EDI</w:t>
+        <w:t xml:space="preserve">2.3 Example data packages in EDI</w:t>
       </w:r>
     </w:p>
     <w:p>
@@ -6227,14 +6474,14 @@
         <w:t xml:space="preserve">knb-lter-ntl.396.1</w:t>
       </w:r>
     </w:p>
-    <w:bookmarkEnd w:id="59"/>
-    <w:bookmarkStart w:id="60" w:name="resources-1"/>
+    <w:bookmarkEnd w:id="73"/>
+    <w:bookmarkStart w:id="74" w:name="resources-1"/>
     <w:p>
       <w:pPr>
         <w:pStyle w:val="Heading2"/>
       </w:pPr>
       <w:r>
-        <w:t xml:space="preserve">3.4 Resources</w:t>
+        <w:t xml:space="preserve">2.4 Resources</w:t>
       </w:r>
     </w:p>
     <w:p>
@@ -6269,15 +6516,15 @@
         <w:t xml:space="preserve">mentioned above, see sections 2.3 What is worth archiving and for how long does it remain useful?, discussed above, plus 2.4 Model data archiving protocol, where the authors argue for better standardized reporting format for model data, e.g., top-level metadata and directory structure at a minimum. Section 4.1 Developing Model Data Archiving Guidelines proposes an organization scheme for model data.</w:t>
       </w:r>
     </w:p>
-    <w:bookmarkEnd w:id="60"/>
-    <w:bookmarkEnd w:id="61"/>
-    <w:bookmarkStart w:id="83" w:name="images-and-documents-as-data"/>
+    <w:bookmarkEnd w:id="74"/>
+    <w:bookmarkEnd w:id="75"/>
+    <w:bookmarkStart w:id="97" w:name="images-and-documents-as-data"/>
     <w:p>
       <w:pPr>
         <w:pStyle w:val="Heading1"/>
       </w:pPr>
       <w:r>
-        <w:t xml:space="preserve">4. Images and Documents as Data</w:t>
+        <w:t xml:space="preserve">3. Images and Documents as Data</w:t>
       </w:r>
     </w:p>
     <w:p>
@@ -6288,13 +6535,13 @@
         <w:t xml:space="preserve">Contributors: Renée F. Brown (lead), Stace Beaulieu, Sarah Elmendorf, Gastil Gastil-Buhl, Corinna Gries, Li Kui, Mary Martin, Greg Maurer, John Porter, Tim Whiteaker</w:t>
       </w:r>
     </w:p>
-    <w:bookmarkStart w:id="66" w:name="introduction-2"/>
+    <w:bookmarkStart w:id="80" w:name="introduction-3"/>
     <w:p>
       <w:pPr>
         <w:pStyle w:val="Heading2"/>
       </w:pPr>
       <w:r>
-        <w:t xml:space="preserve">4.1 Introduction</w:t>
+        <w:t xml:space="preserve">3.1 Introduction</w:t>
       </w:r>
     </w:p>
     <w:p>
@@ -6307,7 +6554,7 @@
       <w:r>
         <w:t xml:space="preserve"> </w:t>
       </w:r>
-      <w:hyperlink r:id="rId62">
+      <w:hyperlink r:id="rId76">
         <w:r>
           <w:rPr>
             <w:rStyle w:val="Hyperlink"/>
@@ -6358,7 +6605,7 @@
       <w:r>
         <w:t xml:space="preserve"> </w:t>
       </w:r>
-      <w:hyperlink r:id="rId63">
+      <w:hyperlink r:id="rId77">
         <w:r>
           <w:rPr>
             <w:rStyle w:val="Hyperlink"/>
@@ -6372,7 +6619,7 @@
       <w:r>
         <w:t xml:space="preserve"> </w:t>
       </w:r>
-      <w:hyperlink r:id="rId64">
+      <w:hyperlink r:id="rId78">
         <w:r>
           <w:rPr>
             <w:rStyle w:val="Hyperlink"/>
@@ -6386,7 +6633,7 @@
       <w:r>
         <w:t xml:space="preserve"> </w:t>
       </w:r>
-      <w:hyperlink r:id="rId65">
+      <w:hyperlink r:id="rId79">
         <w:r>
           <w:rPr>
             <w:rStyle w:val="Hyperlink"/>
@@ -6398,111 +6645,23 @@
         <w:t xml:space="preserve">.</w:t>
       </w:r>
     </w:p>
-    <w:bookmarkEnd w:id="66"/>
-    <w:bookmarkStart w:id="77" w:name="recommendations-for-data-packages-2"/>
+    <w:bookmarkEnd w:id="80"/>
+    <w:bookmarkStart w:id="91" w:name="recommendations-for-data-packages-2"/>
     <w:p>
       <w:pPr>
         <w:pStyle w:val="Heading2"/>
       </w:pPr>
       <w:r>
-        <w:t xml:space="preserve">4.2 Recommendations for data packages</w:t>
-      </w:r>
-    </w:p>
-    <w:bookmarkStart w:id="67" w:name="reasons-to-archive-documents-as-data"/>
+        <w:t xml:space="preserve">3.2 Recommendations for data packages</w:t>
+      </w:r>
+    </w:p>
+    <w:bookmarkStart w:id="81" w:name="reasons-to-archive-documents-as-data"/>
     <w:p>
       <w:pPr>
         <w:pStyle w:val="Heading3"/>
       </w:pPr>
       <w:r>
-        <w:t xml:space="preserve">4.2.1 Reasons to archive documents as data</w:t>
-      </w:r>
-    </w:p>
-    <w:p>
-      <w:pPr>
-        <w:pStyle w:val="Compact"/>
-        <w:numPr>
-          <w:ilvl w:val="0"/>
-          <w:numId w:val="1004"/>
-        </w:numPr>
-      </w:pPr>
-      <w:r>
-        <w:rPr>
-          <w:b/>
-          <w:bCs/>
-        </w:rPr>
-        <w:t xml:space="preserve">Enhance the credibility of associated datasets.</w:t>
-      </w:r>
-      <w:r>
-        <w:t xml:space="preserve"> </w:t>
-      </w:r>
-      <w:r>
-        <w:t xml:space="preserve">Many document types (field notes, still images, etc.) often provide additional metadata that cannot easily be encapsulated in the associated dataset(s) or were not considered important at the time of transcription. As such, these documents may provide opportunities to rectify transcription errors, retrospectively provide explanations of unusual data, and/or include additional observational or measured data, such as opportunistic measurements or calibration parameters.</w:t>
-      </w:r>
-    </w:p>
-    <w:p>
-      <w:pPr>
-        <w:pStyle w:val="Compact"/>
-        <w:numPr>
-          <w:ilvl w:val="0"/>
-          <w:numId w:val="1004"/>
-        </w:numPr>
-      </w:pPr>
-      <w:r>
-        <w:rPr>
-          <w:b/>
-          <w:bCs/>
-        </w:rPr>
-        <w:t xml:space="preserve">Provide opportunities for new analyses.</w:t>
-      </w:r>
-      <w:r>
-        <w:t xml:space="preserve"> </w:t>
-      </w:r>
-      <w:r>
-        <w:t xml:space="preserve">New analytical methods may be employed on archived documents (especially still images) or documents that were never archived previously because the cost-to-benefit ratio was considered too high (e.g., pilot projects).</w:t>
-      </w:r>
-    </w:p>
-    <w:p>
-      <w:pPr>
-        <w:pStyle w:val="Compact"/>
-        <w:numPr>
-          <w:ilvl w:val="0"/>
-          <w:numId w:val="1004"/>
-        </w:numPr>
-      </w:pPr>
-      <w:r>
-        <w:rPr>
-          <w:b/>
-          <w:bCs/>
-        </w:rPr>
-        <w:t xml:space="preserve">Improve ease of access.</w:t>
-      </w:r>
-      <w:r>
-        <w:t xml:space="preserve"> </w:t>
-      </w:r>
-      <w:r>
-        <w:t xml:space="preserve">In distributed projects, access to original and/or</w:t>
-      </w:r>
-      <w:r>
-        <w:t xml:space="preserve"> </w:t>
-      </w:r>
-      <w:r>
-        <w:t xml:space="preserve">‘hard-copy’</w:t>
-      </w:r>
-      <w:r>
-        <w:t xml:space="preserve"> </w:t>
-      </w:r>
-      <w:r>
-        <w:t xml:space="preserve">documents may be limited to a particular institution or subset of people. By digitally archiving these documents in a data repository, the data become more findable, accessible, interoperable, and reusable (FAIR).</w:t>
-      </w:r>
-    </w:p>
-    <w:bookmarkEnd w:id="67"/>
-    <w:bookmarkStart w:id="68" w:name="Xc4b31282fe97ee2bf135fa27c993e55e68e1cb8"/>
-    <w:p>
-      <w:pPr>
-        <w:pStyle w:val="Heading3"/>
-      </w:pPr>
-      <w:r>
-        <w:t xml:space="preserve">4.2.2 Considerations for data package structure</w:t>
+        <w:t xml:space="preserve">3.2.1 Reasons to archive documents as data</w:t>
       </w:r>
     </w:p>
     <w:p>
@@ -6518,6 +6677,94 @@
           <w:b/>
           <w:bCs/>
         </w:rPr>
+        <w:t xml:space="preserve">Enhance the credibility of associated datasets.</w:t>
+      </w:r>
+      <w:r>
+        <w:t xml:space="preserve"> </w:t>
+      </w:r>
+      <w:r>
+        <w:t xml:space="preserve">Many document types (field notes, still images, etc.) often provide additional metadata that cannot easily be encapsulated in the associated dataset(s) or were not considered important at the time of transcription. As such, these documents may provide opportunities to rectify transcription errors, retrospectively provide explanations of unusual data, and/or include additional observational or measured data, such as opportunistic measurements or calibration parameters.</w:t>
+      </w:r>
+    </w:p>
+    <w:p>
+      <w:pPr>
+        <w:pStyle w:val="Compact"/>
+        <w:numPr>
+          <w:ilvl w:val="0"/>
+          <w:numId w:val="1005"/>
+        </w:numPr>
+      </w:pPr>
+      <w:r>
+        <w:rPr>
+          <w:b/>
+          <w:bCs/>
+        </w:rPr>
+        <w:t xml:space="preserve">Provide opportunities for new analyses.</w:t>
+      </w:r>
+      <w:r>
+        <w:t xml:space="preserve"> </w:t>
+      </w:r>
+      <w:r>
+        <w:t xml:space="preserve">New analytical methods may be employed on archived documents (especially still images) or documents that were never archived previously because the cost-to-benefit ratio was considered too high (e.g., pilot projects).</w:t>
+      </w:r>
+    </w:p>
+    <w:p>
+      <w:pPr>
+        <w:pStyle w:val="Compact"/>
+        <w:numPr>
+          <w:ilvl w:val="0"/>
+          <w:numId w:val="1005"/>
+        </w:numPr>
+      </w:pPr>
+      <w:r>
+        <w:rPr>
+          <w:b/>
+          <w:bCs/>
+        </w:rPr>
+        <w:t xml:space="preserve">Improve ease of access.</w:t>
+      </w:r>
+      <w:r>
+        <w:t xml:space="preserve"> </w:t>
+      </w:r>
+      <w:r>
+        <w:t xml:space="preserve">In distributed projects, access to original and/or</w:t>
+      </w:r>
+      <w:r>
+        <w:t xml:space="preserve"> </w:t>
+      </w:r>
+      <w:r>
+        <w:t xml:space="preserve">‘hard-copy’</w:t>
+      </w:r>
+      <w:r>
+        <w:t xml:space="preserve"> </w:t>
+      </w:r>
+      <w:r>
+        <w:t xml:space="preserve">documents may be limited to a particular institution or subset of people. By digitally archiving these documents in a data repository, the data become more findable, accessible, interoperable, and reusable (FAIR).</w:t>
+      </w:r>
+    </w:p>
+    <w:bookmarkEnd w:id="81"/>
+    <w:bookmarkStart w:id="82" w:name="Xc4b31282fe97ee2bf135fa27c993e55e68e1cb8"/>
+    <w:p>
+      <w:pPr>
+        <w:pStyle w:val="Heading3"/>
+      </w:pPr>
+      <w:r>
+        <w:t xml:space="preserve">3.2.2 Considerations for data package structure</w:t>
+      </w:r>
+    </w:p>
+    <w:p>
+      <w:pPr>
+        <w:pStyle w:val="Compact"/>
+        <w:numPr>
+          <w:ilvl w:val="0"/>
+          <w:numId w:val="1006"/>
+        </w:numPr>
+      </w:pPr>
+      <w:r>
+        <w:rPr>
+          <w:b/>
+          <w:bCs/>
+        </w:rPr>
         <w:t xml:space="preserve">Balance file size and number of files.</w:t>
       </w:r>
       <w:r>
@@ -6529,7 +6776,7 @@
       <w:r>
         <w:t xml:space="preserve"> </w:t>
       </w:r>
-      <w:hyperlink r:id="rId53">
+      <w:hyperlink r:id="rId67">
         <w:r>
           <w:rPr>
             <w:rStyle w:val="Hyperlink"/>
@@ -6546,7 +6793,7 @@
         <w:pStyle w:val="Compact"/>
         <w:numPr>
           <w:ilvl w:val="0"/>
-          <w:numId w:val="1005"/>
+          <w:numId w:val="1006"/>
         </w:numPr>
       </w:pPr>
       <w:r>
@@ -6568,7 +6815,7 @@
         <w:pStyle w:val="Compact"/>
         <w:numPr>
           <w:ilvl w:val="0"/>
-          <w:numId w:val="1005"/>
+          <w:numId w:val="1006"/>
         </w:numPr>
       </w:pPr>
       <w:r>
@@ -6590,7 +6837,7 @@
         <w:pStyle w:val="Compact"/>
         <w:numPr>
           <w:ilvl w:val="0"/>
-          <w:numId w:val="1005"/>
+          <w:numId w:val="1006"/>
         </w:numPr>
       </w:pPr>
       <w:r>
@@ -6612,7 +6859,7 @@
         <w:pStyle w:val="Compact"/>
         <w:numPr>
           <w:ilvl w:val="0"/>
-          <w:numId w:val="1005"/>
+          <w:numId w:val="1006"/>
         </w:numPr>
       </w:pPr>
       <w:r>
@@ -6634,7 +6881,7 @@
         <w:pStyle w:val="Compact"/>
         <w:numPr>
           <w:ilvl w:val="0"/>
-          <w:numId w:val="1005"/>
+          <w:numId w:val="1006"/>
         </w:numPr>
       </w:pPr>
       <w:r>
@@ -6651,23 +6898,23 @@
         <w:t xml:space="preserve">In the case where the documents are useful to understanding another data package and vice versa (e.g., met station visitation logs and met station time series data), it is recommended to link the complementary data package in the methods section of both datasets. Alternatively, include the document(s) or compressed archive(s) in the existing dataset as otherEntity, as described in the next section.</w:t>
       </w:r>
     </w:p>
-    <w:bookmarkEnd w:id="68"/>
-    <w:bookmarkStart w:id="76" w:name="documenting-data-packages"/>
+    <w:bookmarkEnd w:id="82"/>
+    <w:bookmarkStart w:id="90" w:name="documenting-data-packages"/>
     <w:p>
       <w:pPr>
         <w:pStyle w:val="Heading3"/>
       </w:pPr>
       <w:r>
-        <w:t xml:space="preserve">4.2.3 Documenting data packages</w:t>
-      </w:r>
-    </w:p>
-    <w:bookmarkStart w:id="72" w:name="ecological-metadata-language"/>
+        <w:t xml:space="preserve">3.2.3 Documenting data packages</w:t>
+      </w:r>
+    </w:p>
+    <w:bookmarkStart w:id="86" w:name="ecological-metadata-language"/>
     <w:p>
       <w:pPr>
         <w:pStyle w:val="Heading4"/>
       </w:pPr>
       <w:r>
-        <w:t xml:space="preserve">4.2.3.1 Ecological Metadata Language</w:t>
+        <w:t xml:space="preserve">3.2.3.1 Ecological Metadata Language</w:t>
       </w:r>
     </w:p>
     <w:p>
@@ -6677,7 +6924,7 @@
       <w:r>
         <w:t xml:space="preserve">All data packages require good discovery-level metadata in Ecological Metadata Language (EML), which should be assembled using standard documented best practices. Documents (including compressed archives) should be included as otherEntity in the data package (e.g., see Example 4.1). Refer to the most recent version of EML Best Practices (</w:t>
       </w:r>
-      <w:hyperlink r:id="rId69">
+      <w:hyperlink r:id="rId83">
         <w:r>
           <w:rPr>
             <w:rStyle w:val="Hyperlink"/>
@@ -6691,7 +6938,7 @@
       <w:r>
         <w:t xml:space="preserve"> </w:t>
       </w:r>
-      <w:hyperlink r:id="rId70">
+      <w:hyperlink r:id="rId84">
         <w:r>
           <w:rPr>
             <w:rStyle w:val="Hyperlink"/>
@@ -7170,7 +7417,7 @@
       <w:r>
         <w:t xml:space="preserve"> </w:t>
       </w:r>
-      <w:hyperlink r:id="rId62">
+      <w:hyperlink r:id="rId76">
         <w:r>
           <w:rPr>
             <w:rStyle w:val="Hyperlink"/>
@@ -7207,7 +7454,7 @@
       <w:r>
         <w:t xml:space="preserve"> </w:t>
       </w:r>
-      <w:hyperlink r:id="rId71">
+      <w:hyperlink r:id="rId85">
         <w:r>
           <w:rPr>
             <w:rStyle w:val="Hyperlink"/>
@@ -7219,14 +7466,14 @@
         <w:t xml:space="preserve">). It is recommended the most specific applicable concept be used.</w:t>
       </w:r>
     </w:p>
-    <w:bookmarkEnd w:id="72"/>
-    <w:bookmarkStart w:id="75" w:name="data-inventory-table"/>
+    <w:bookmarkEnd w:id="86"/>
+    <w:bookmarkStart w:id="89" w:name="data-inventory-table"/>
     <w:p>
       <w:pPr>
         <w:pStyle w:val="Heading4"/>
       </w:pPr>
       <w:r>
-        <w:t xml:space="preserve">4.2.3.2 Data Inventory Table</w:t>
+        <w:t xml:space="preserve">3.2.3.2 Data Inventory Table</w:t>
       </w:r>
     </w:p>
     <w:p>
@@ -7255,7 +7502,7 @@
       <w:r>
         <w:t xml:space="preserve"> </w:t>
       </w:r>
-      <w:hyperlink r:id="rId73">
+      <w:hyperlink r:id="rId87">
         <w:r>
           <w:rPr>
             <w:rStyle w:val="Hyperlink"/>
@@ -7277,7 +7524,7 @@
       <w:r>
         <w:t xml:space="preserve"> </w:t>
       </w:r>
-      <w:hyperlink r:id="rId74">
+      <w:hyperlink r:id="rId88">
         <w:r>
           <w:rPr>
             <w:rStyle w:val="Hyperlink"/>
@@ -7467,16 +7714,16 @@
         <w:t xml:space="preserve">One or more columns as appropriate to the document type, such as weather conditions, organism name, instrument type, etc.</w:t>
       </w:r>
     </w:p>
-    <w:bookmarkEnd w:id="75"/>
-    <w:bookmarkEnd w:id="76"/>
-    <w:bookmarkEnd w:id="77"/>
-    <w:bookmarkStart w:id="78" w:name="example-data-packages-in-edi-1"/>
+    <w:bookmarkEnd w:id="89"/>
+    <w:bookmarkEnd w:id="90"/>
+    <w:bookmarkEnd w:id="91"/>
+    <w:bookmarkStart w:id="92" w:name="example-data-packages-in-edi-1"/>
     <w:p>
       <w:pPr>
         <w:pStyle w:val="Heading2"/>
       </w:pPr>
       <w:r>
-        <w:t xml:space="preserve">4.3 Example data packages in EDI</w:t>
+        <w:t xml:space="preserve">3.3 Example data packages in EDI</w:t>
       </w:r>
     </w:p>
     <w:p>
@@ -7639,23 +7886,23 @@
         <w:t xml:space="preserve">knb-lter-hbr.268.1</w:t>
       </w:r>
     </w:p>
-    <w:bookmarkEnd w:id="78"/>
-    <w:bookmarkStart w:id="82" w:name="resources-2"/>
+    <w:bookmarkEnd w:id="92"/>
+    <w:bookmarkStart w:id="96" w:name="resources-2"/>
     <w:p>
       <w:pPr>
         <w:pStyle w:val="Heading2"/>
       </w:pPr>
       <w:r>
-        <w:t xml:space="preserve">4.4 Resources</w:t>
-      </w:r>
-    </w:p>
-    <w:bookmarkStart w:id="81" w:name="considerations-for-digitizing-documents"/>
+        <w:t xml:space="preserve">3.4 Resources</w:t>
+      </w:r>
+    </w:p>
+    <w:bookmarkStart w:id="95" w:name="considerations-for-digitizing-documents"/>
     <w:p>
       <w:pPr>
         <w:pStyle w:val="Heading3"/>
       </w:pPr>
       <w:r>
-        <w:t xml:space="preserve">4.4.1 Considerations for digitizing documents</w:t>
+        <w:t xml:space="preserve">3.4.1 Considerations for digitizing documents</w:t>
       </w:r>
     </w:p>
     <w:p>
@@ -7680,7 +7927,7 @@
       <w:r>
         <w:t xml:space="preserve"> </w:t>
       </w:r>
-      <w:hyperlink r:id="rId79">
+      <w:hyperlink r:id="rId93">
         <w:r>
           <w:rPr>
             <w:rStyle w:val="Hyperlink"/>
@@ -7699,7 +7946,7 @@
         <w:pStyle w:val="Compact"/>
         <w:numPr>
           <w:ilvl w:val="0"/>
-          <w:numId w:val="1006"/>
+          <w:numId w:val="1007"/>
         </w:numPr>
       </w:pPr>
       <w:r>
@@ -7721,7 +7968,7 @@
         <w:pStyle w:val="Compact"/>
         <w:numPr>
           <w:ilvl w:val="0"/>
-          <w:numId w:val="1006"/>
+          <w:numId w:val="1007"/>
         </w:numPr>
       </w:pPr>
       <w:r>
@@ -7743,7 +7990,7 @@
         <w:pStyle w:val="Compact"/>
         <w:numPr>
           <w:ilvl w:val="0"/>
-          <w:numId w:val="1006"/>
+          <w:numId w:val="1007"/>
         </w:numPr>
       </w:pPr>
       <w:r>
@@ -7765,7 +8012,7 @@
         <w:pStyle w:val="Compact"/>
         <w:numPr>
           <w:ilvl w:val="0"/>
-          <w:numId w:val="1006"/>
+          <w:numId w:val="1007"/>
         </w:numPr>
       </w:pPr>
       <w:r>
@@ -7787,7 +8034,7 @@
         <w:pStyle w:val="Compact"/>
         <w:numPr>
           <w:ilvl w:val="0"/>
-          <w:numId w:val="1006"/>
+          <w:numId w:val="1007"/>
         </w:numPr>
       </w:pPr>
       <w:r>
@@ -7806,7 +8053,7 @@
       <w:r>
         <w:t xml:space="preserve"> </w:t>
       </w:r>
-      <w:hyperlink r:id="rId80">
+      <w:hyperlink r:id="rId94">
         <w:r>
           <w:rPr>
             <w:rStyle w:val="Hyperlink"/>
@@ -7836,16 +8083,16 @@
         <w:t xml:space="preserve">Thus, we recommend digitizing documents by other means, using the considerations described above.</w:t>
       </w:r>
     </w:p>
-    <w:bookmarkEnd w:id="81"/>
-    <w:bookmarkEnd w:id="82"/>
-    <w:bookmarkEnd w:id="83"/>
-    <w:bookmarkStart w:id="100" w:name="spatial-data"/>
+    <w:bookmarkEnd w:id="95"/>
+    <w:bookmarkEnd w:id="96"/>
+    <w:bookmarkEnd w:id="97"/>
+    <w:bookmarkStart w:id="114" w:name="spatial-data"/>
     <w:p>
       <w:pPr>
         <w:pStyle w:val="Heading1"/>
       </w:pPr>
       <w:r>
-        <w:t xml:space="preserve">5. Spatial Data</w:t>
+        <w:t xml:space="preserve">4. Spatial Data</w:t>
       </w:r>
     </w:p>
     <w:p>
@@ -7856,13 +8103,13 @@
         <w:t xml:space="preserve">Contributors: Tim Whiteaker, John Porter, Mary Martin</w:t>
       </w:r>
     </w:p>
-    <w:bookmarkStart w:id="84" w:name="introduction-3"/>
+    <w:bookmarkStart w:id="98" w:name="introduction-4"/>
     <w:p>
       <w:pPr>
         <w:pStyle w:val="Heading2"/>
       </w:pPr>
       <w:r>
-        <w:t xml:space="preserve">5.1 Introduction</w:t>
+        <w:t xml:space="preserve">4.1 Introduction</w:t>
       </w:r>
     </w:p>
     <w:p>
@@ -7873,32 +8120,32 @@
         <w:t xml:space="preserve">This document/chapter contains recommendations on data package structure and metadata for spatial datasets. Over the timeline of Long Term Ecological Research (LTER) Network’s use of the Ecological Metadata Language (EML), both spatial data formats and data curation options have evolved. In this document, focus on best practices that can be widely adopted with the goal of enhancing data discoverability and usability, and the understanding that there are multiple solutions to creating these data packages.</w:t>
       </w:r>
     </w:p>
-    <w:bookmarkEnd w:id="84"/>
-    <w:bookmarkStart w:id="99" w:name="recommendations-for-data-packages-3"/>
+    <w:bookmarkEnd w:id="98"/>
+    <w:bookmarkStart w:id="113" w:name="recommendations-for-data-packages-3"/>
     <w:p>
       <w:pPr>
         <w:pStyle w:val="Heading2"/>
       </w:pPr>
       <w:r>
-        <w:t xml:space="preserve">5.2 Recommendations for data packages</w:t>
-      </w:r>
-    </w:p>
-    <w:bookmarkStart w:id="87" w:name="X41c20d8cfac2176d993fbbcf4844c2c74dc3aac"/>
+        <w:t xml:space="preserve">4.2 Recommendations for data packages</w:t>
+      </w:r>
+    </w:p>
+    <w:bookmarkStart w:id="101" w:name="X41c20d8cfac2176d993fbbcf4844c2c74dc3aac"/>
     <w:p>
       <w:pPr>
         <w:pStyle w:val="Heading3"/>
       </w:pPr>
       <w:r>
-        <w:t xml:space="preserve">5.2.1 Considerations for archiving spatial data</w:t>
-      </w:r>
-    </w:p>
-    <w:bookmarkStart w:id="86" w:name="data-formats"/>
+        <w:t xml:space="preserve">4.2.1 Considerations for archiving spatial data</w:t>
+      </w:r>
+    </w:p>
+    <w:bookmarkStart w:id="100" w:name="data-formats"/>
     <w:p>
       <w:pPr>
         <w:pStyle w:val="Heading4"/>
       </w:pPr>
       <w:r>
-        <w:t xml:space="preserve">5.2.1.1 Data formats</w:t>
+        <w:t xml:space="preserve">4.2.1.1 Data formats</w:t>
       </w:r>
     </w:p>
     <w:p>
@@ -7915,58 +8162,6 @@
       </w:pPr>
       <w:r>
         <w:t xml:space="preserve">Strongly recommended formats:</w:t>
-      </w:r>
-    </w:p>
-    <w:p>
-      <w:pPr>
-        <w:pStyle w:val="Compact"/>
-        <w:numPr>
-          <w:ilvl w:val="0"/>
-          <w:numId w:val="1007"/>
-        </w:numPr>
-      </w:pPr>
-      <w:r>
-        <w:rPr>
-          <w:b/>
-          <w:bCs/>
-        </w:rPr>
-        <w:t xml:space="preserve">GeoTIFF</w:t>
-      </w:r>
-      <w:r>
-        <w:t xml:space="preserve"> </w:t>
-      </w:r>
-      <w:r>
-        <w:t xml:space="preserve">- An open format for storing spatial raster data and metadata in a TIFF file.</w:t>
-      </w:r>
-    </w:p>
-    <w:p>
-      <w:pPr>
-        <w:pStyle w:val="Compact"/>
-        <w:numPr>
-          <w:ilvl w:val="0"/>
-          <w:numId w:val="1007"/>
-        </w:numPr>
-      </w:pPr>
-      <w:r>
-        <w:rPr>
-          <w:b/>
-          <w:bCs/>
-        </w:rPr>
-        <w:t xml:space="preserve">GeoPackage</w:t>
-      </w:r>
-      <w:r>
-        <w:t xml:space="preserve"> </w:t>
-      </w:r>
-      <w:r>
-        <w:t xml:space="preserve">- A standard format from the Open Geospatial Consortium (OGC) for storing vector and raster data in a SQLite database file.</w:t>
-      </w:r>
-    </w:p>
-    <w:p>
-      <w:pPr>
-        <w:pStyle w:val="FirstParagraph"/>
-      </w:pPr>
-      <w:r>
-        <w:t xml:space="preserve">Some other formats to consider are listed below.</w:t>
       </w:r>
     </w:p>
     <w:p>
@@ -7982,13 +8177,13 @@
           <w:b/>
           <w:bCs/>
         </w:rPr>
-        <w:t xml:space="preserve">KML/KMZ</w:t>
-      </w:r>
-      <w:r>
-        <w:t xml:space="preserve"> </w:t>
-      </w:r>
-      <w:r>
-        <w:t xml:space="preserve">- Keyhole Markup Language (KML) file and its zipped version for storing vector data. This format was popularized by Google Earth and is now an OGC standard. KML is best visualized in Google software and may not render as well in other GIS software.</w:t>
+        <w:t xml:space="preserve">GeoTIFF</w:t>
+      </w:r>
+      <w:r>
+        <w:t xml:space="preserve"> </w:t>
+      </w:r>
+      <w:r>
+        <w:t xml:space="preserve">- An open format for storing spatial raster data and metadata in a TIFF file.</w:t>
       </w:r>
     </w:p>
     <w:p>
@@ -8004,35 +8199,13 @@
           <w:b/>
           <w:bCs/>
         </w:rPr>
-        <w:t xml:space="preserve">GeoJSON</w:t>
-      </w:r>
-      <w:r>
-        <w:t xml:space="preserve"> </w:t>
-      </w:r>
-      <w:r>
-        <w:t xml:space="preserve">- A format for storing vector data as text in JavaScript Object Notation (JSON). GeoJSON data are limited to the WGS84 coordinate system.</w:t>
-      </w:r>
-    </w:p>
-    <w:p>
-      <w:pPr>
-        <w:pStyle w:val="Compact"/>
-        <w:numPr>
-          <w:ilvl w:val="0"/>
-          <w:numId w:val="1008"/>
-        </w:numPr>
-      </w:pPr>
-      <w:r>
-        <w:rPr>
-          <w:b/>
-          <w:bCs/>
-        </w:rPr>
-        <w:t xml:space="preserve">netCDF/HDF5</w:t>
-      </w:r>
-      <w:r>
-        <w:t xml:space="preserve"> </w:t>
-      </w:r>
-      <w:r>
-        <w:t xml:space="preserve">- binary formats originally designed for storing multidimensional arrays of spatial data typically organized onto a grid, but which now can accommodate vector data following the NetCDF Climate and Forecast Conventions (version 1.8 or higher).</w:t>
+        <w:t xml:space="preserve">GeoPackage</w:t>
+      </w:r>
+      <w:r>
+        <w:t xml:space="preserve"> </w:t>
+      </w:r>
+      <w:r>
+        <w:t xml:space="preserve">- A standard format from the Open Geospatial Consortium (OGC) for storing vector and raster data in a SQLite database file.</w:t>
       </w:r>
     </w:p>
     <w:p>
@@ -8040,7 +8213,7 @@
         <w:pStyle w:val="FirstParagraph"/>
       </w:pPr>
       <w:r>
-        <w:t xml:space="preserve">A couple of Esri formats are worth mentioning and are listed below.</w:t>
+        <w:t xml:space="preserve">Some other formats to consider are listed below.</w:t>
       </w:r>
     </w:p>
     <w:p>
@@ -8056,13 +8229,13 @@
           <w:b/>
           <w:bCs/>
         </w:rPr>
-        <w:t xml:space="preserve">File geodatabase</w:t>
-      </w:r>
-      <w:r>
-        <w:t xml:space="preserve"> </w:t>
-      </w:r>
-      <w:r>
-        <w:t xml:space="preserve">- One of Esri’s formats for storing vector and raster information. Several feature classes and rasters can be stored in this folder and file based structure. GDAL’s OpenFileGDB driver enables non-Esri software to view at least the data layers in a file geodatabase, but usage of more advanced file geodatabase components such as topology rules or geometric networks may not be available outside of Esri software. Field types may not be imported correctly either. Export to GeoPackage instead, unless geodatabase is the only format that supports the advanced representation of your GIS data. Just know that you limit potential reuse of your data if you use this format.</w:t>
+        <w:t xml:space="preserve">KML/KMZ</w:t>
+      </w:r>
+      <w:r>
+        <w:t xml:space="preserve"> </w:t>
+      </w:r>
+      <w:r>
+        <w:t xml:space="preserve">- Keyhole Markup Language (KML) file and its zipped version for storing vector data. This format was popularized by Google Earth and is now an OGC standard. KML is best visualized in Google software and may not render as well in other GIS software.</w:t>
       </w:r>
     </w:p>
     <w:p>
@@ -8078,6 +8251,80 @@
           <w:b/>
           <w:bCs/>
         </w:rPr>
+        <w:t xml:space="preserve">GeoJSON</w:t>
+      </w:r>
+      <w:r>
+        <w:t xml:space="preserve"> </w:t>
+      </w:r>
+      <w:r>
+        <w:t xml:space="preserve">- A format for storing vector data as text in JavaScript Object Notation (JSON). GeoJSON data are limited to the WGS84 coordinate system.</w:t>
+      </w:r>
+    </w:p>
+    <w:p>
+      <w:pPr>
+        <w:pStyle w:val="Compact"/>
+        <w:numPr>
+          <w:ilvl w:val="0"/>
+          <w:numId w:val="1009"/>
+        </w:numPr>
+      </w:pPr>
+      <w:r>
+        <w:rPr>
+          <w:b/>
+          <w:bCs/>
+        </w:rPr>
+        <w:t xml:space="preserve">netCDF/HDF5</w:t>
+      </w:r>
+      <w:r>
+        <w:t xml:space="preserve"> </w:t>
+      </w:r>
+      <w:r>
+        <w:t xml:space="preserve">- binary formats originally designed for storing multidimensional arrays of spatial data typically organized onto a grid, but which now can accommodate vector data following the NetCDF Climate and Forecast Conventions (version 1.8 or higher).</w:t>
+      </w:r>
+    </w:p>
+    <w:p>
+      <w:pPr>
+        <w:pStyle w:val="FirstParagraph"/>
+      </w:pPr>
+      <w:r>
+        <w:t xml:space="preserve">A couple of Esri formats are worth mentioning and are listed below.</w:t>
+      </w:r>
+    </w:p>
+    <w:p>
+      <w:pPr>
+        <w:pStyle w:val="Compact"/>
+        <w:numPr>
+          <w:ilvl w:val="0"/>
+          <w:numId w:val="1010"/>
+        </w:numPr>
+      </w:pPr>
+      <w:r>
+        <w:rPr>
+          <w:b/>
+          <w:bCs/>
+        </w:rPr>
+        <w:t xml:space="preserve">File geodatabase</w:t>
+      </w:r>
+      <w:r>
+        <w:t xml:space="preserve"> </w:t>
+      </w:r>
+      <w:r>
+        <w:t xml:space="preserve">- One of Esri’s formats for storing vector and raster information. Several feature classes and rasters can be stored in this folder and file based structure. GDAL’s OpenFileGDB driver enables non-Esri software to view at least the data layers in a file geodatabase, but usage of more advanced file geodatabase components such as topology rules or geometric networks may not be available outside of Esri software. Field types may not be imported correctly either. Export to GeoPackage instead, unless geodatabase is the only format that supports the advanced representation of your GIS data. Just know that you limit potential reuse of your data if you use this format.</w:t>
+      </w:r>
+    </w:p>
+    <w:p>
+      <w:pPr>
+        <w:pStyle w:val="Compact"/>
+        <w:numPr>
+          <w:ilvl w:val="0"/>
+          <w:numId w:val="1010"/>
+        </w:numPr>
+      </w:pPr>
+      <w:r>
+        <w:rPr>
+          <w:b/>
+          <w:bCs/>
+        </w:rPr>
         <w:t xml:space="preserve">Shapefile</w:t>
       </w:r>
       <w:r>
@@ -8089,7 +8336,7 @@
       <w:r>
         <w:t xml:space="preserve"> </w:t>
       </w:r>
-      <w:hyperlink r:id="rId85">
+      <w:hyperlink r:id="rId99">
         <w:r>
           <w:rPr>
             <w:rStyle w:val="Hyperlink"/>
@@ -8120,24 +8367,24 @@
         <w:t xml:space="preserve">Formats that are composed of more than one file, such as shapefiles, should be zipped. Include one dataset per zip file. For example, if you have 10 shapefiles, you would create 10 zip files.</w:t>
       </w:r>
     </w:p>
-    <w:bookmarkEnd w:id="86"/>
-    <w:bookmarkEnd w:id="87"/>
-    <w:bookmarkStart w:id="98" w:name="documenting-spatial-data-packages"/>
+    <w:bookmarkEnd w:id="100"/>
+    <w:bookmarkEnd w:id="101"/>
+    <w:bookmarkStart w:id="112" w:name="documenting-spatial-data-packages"/>
     <w:p>
       <w:pPr>
         <w:pStyle w:val="Heading3"/>
       </w:pPr>
       <w:r>
-        <w:t xml:space="preserve">5.2.2 Documenting spatial data packages</w:t>
-      </w:r>
-    </w:p>
-    <w:bookmarkStart w:id="88" w:name="Xfd6d3aae6aec3baacd5d8a6f255f91b0dd17b8e"/>
+        <w:t xml:space="preserve">4.2.2 Documenting spatial data packages</w:t>
+      </w:r>
+    </w:p>
+    <w:bookmarkStart w:id="102" w:name="Xfd6d3aae6aec3baacd5d8a6f255f91b0dd17b8e"/>
     <w:p>
       <w:pPr>
         <w:pStyle w:val="Heading4"/>
       </w:pPr>
       <w:r>
-        <w:t xml:space="preserve">5.2.2.1 Document as spatial[Raster, Vector] vs. otherEntity in EML</w:t>
+        <w:t xml:space="preserve">4.2.2.1 Document as spatial[Raster, Vector] vs. otherEntity in EML</w:t>
       </w:r>
     </w:p>
     <w:p>
@@ -8148,19 +8395,19 @@
         <w:t xml:space="preserve">There is a noticeable divergence in EDI spatial data packages, specifically, in the use of otherEntity vs spatial[Raster,Vector]. Here we discuss pros and cons of why one might choose to document spatial data with one type of EML entity over another. Either method is acceptable, and we recommend using spatial[Raster,Vector] when feasible. The documentation that follows provides best practices that will maximize discoverability and useability of spatial data, regardless of the entity type used.</w:t>
       </w:r>
     </w:p>
-    <w:bookmarkEnd w:id="88"/>
-    <w:bookmarkStart w:id="90" w:name="otherentity"/>
+    <w:bookmarkEnd w:id="102"/>
+    <w:bookmarkStart w:id="104" w:name="otherentity"/>
     <w:p>
       <w:pPr>
         <w:pStyle w:val="Heading4"/>
       </w:pPr>
       <w:r>
-        <w:t xml:space="preserve">5.2.2.2</w:t>
-      </w:r>
-      <w:r>
-        <w:t xml:space="preserve"> </w:t>
-      </w:r>
-      <w:hyperlink r:id="rId89">
+        <w:t xml:space="preserve">4.2.2.2</w:t>
+      </w:r>
+      <w:r>
+        <w:t xml:space="preserve"> </w:t>
+      </w:r>
+      <w:hyperlink r:id="rId103">
         <w:r>
           <w:rPr>
             <w:rStyle w:val="Hyperlink"/>
@@ -8174,47 +8421,11 @@
         <w:pStyle w:val="Compact"/>
         <w:numPr>
           <w:ilvl w:val="0"/>
-          <w:numId w:val="1010"/>
-        </w:numPr>
-      </w:pPr>
-      <w:r>
-        <w:t xml:space="preserve">Pros</w:t>
-      </w:r>
-    </w:p>
-    <w:p>
-      <w:pPr>
-        <w:pStyle w:val="Compact"/>
-        <w:numPr>
-          <w:ilvl w:val="1"/>
           <w:numId w:val="1011"/>
         </w:numPr>
       </w:pPr>
       <w:r>
-        <w:t xml:space="preserve">EML preparation is simpler than with the spatial EML types</w:t>
-      </w:r>
-    </w:p>
-    <w:p>
-      <w:pPr>
-        <w:pStyle w:val="Compact"/>
-        <w:numPr>
-          <w:ilvl w:val="1"/>
-          <w:numId w:val="1011"/>
-        </w:numPr>
-      </w:pPr>
-      <w:r>
-        <w:t xml:space="preserve">Allows aggregated data structures (e.g., file geodatabases)</w:t>
-      </w:r>
-    </w:p>
-    <w:p>
-      <w:pPr>
-        <w:pStyle w:val="Compact"/>
-        <w:numPr>
-          <w:ilvl w:val="0"/>
-          <w:numId w:val="1010"/>
-        </w:numPr>
-      </w:pPr>
-      <w:r>
-        <w:t xml:space="preserve">Cons</w:t>
+        <w:t xml:space="preserve">Pros</w:t>
       </w:r>
     </w:p>
     <w:p>
@@ -8226,7 +8437,7 @@
         </w:numPr>
       </w:pPr>
       <w:r>
-        <w:t xml:space="preserve">Spatial data stored as &lt;otherEntity&gt; might be harder to discover because it may be difficult to determine if data in an &lt;otherEntity&gt; is spatial data or some other type when searching or browsing</w:t>
+        <w:t xml:space="preserve">EML preparation is simpler than with the spatial EML types</w:t>
       </w:r>
     </w:p>
     <w:p>
@@ -8238,7 +8449,19 @@
         </w:numPr>
       </w:pPr>
       <w:r>
-        <w:t xml:space="preserve">There is currently no controlled keywording to identify spatial data files that are included as otherEntity in EML</w:t>
+        <w:t xml:space="preserve">Allows aggregated data structures (e.g., file geodatabases)</w:t>
+      </w:r>
+    </w:p>
+    <w:p>
+      <w:pPr>
+        <w:pStyle w:val="Compact"/>
+        <w:numPr>
+          <w:ilvl w:val="0"/>
+          <w:numId w:val="1011"/>
+        </w:numPr>
+      </w:pPr>
+      <w:r>
+        <w:t xml:space="preserve">Cons</w:t>
       </w:r>
     </w:p>
     <w:p>
@@ -8246,11 +8469,11 @@
         <w:pStyle w:val="Compact"/>
         <w:numPr>
           <w:ilvl w:val="1"/>
-          <w:numId w:val="1012"/>
+          <w:numId w:val="1013"/>
         </w:numPr>
       </w:pPr>
       <w:r>
-        <w:t xml:space="preserve">Tabular attributes of geometric entities may not be described in detail</w:t>
+        <w:t xml:space="preserve">Spatial data stored as &lt;otherEntity&gt; might be harder to discover because it may be difficult to determine if data in an &lt;otherEntity&gt; is spatial data or some other type when searching or browsing</w:t>
       </w:r>
     </w:p>
     <w:p>
@@ -8258,23 +8481,47 @@
         <w:pStyle w:val="Compact"/>
         <w:numPr>
           <w:ilvl w:val="1"/>
-          <w:numId w:val="1012"/>
+          <w:numId w:val="1013"/>
         </w:numPr>
       </w:pPr>
       <w:r>
+        <w:t xml:space="preserve">There is currently no controlled keywording to identify spatial data files that are included as otherEntity in EML</w:t>
+      </w:r>
+    </w:p>
+    <w:p>
+      <w:pPr>
+        <w:pStyle w:val="Compact"/>
+        <w:numPr>
+          <w:ilvl w:val="1"/>
+          <w:numId w:val="1013"/>
+        </w:numPr>
+      </w:pPr>
+      <w:r>
+        <w:t xml:space="preserve">Tabular attributes of geometric entities may not be described in detail</w:t>
+      </w:r>
+    </w:p>
+    <w:p>
+      <w:pPr>
+        <w:pStyle w:val="Compact"/>
+        <w:numPr>
+          <w:ilvl w:val="1"/>
+          <w:numId w:val="1013"/>
+        </w:numPr>
+      </w:pPr>
+      <w:r>
         <w:t xml:space="preserve">Units (latitude/longitude vs meters vs feet) and projections may not be identified</w:t>
       </w:r>
     </w:p>
-    <w:bookmarkEnd w:id="90"/>
-    <w:bookmarkStart w:id="93" w:name="spatialrastervector"/>
+    <w:bookmarkEnd w:id="104"/>
+    <w:bookmarkStart w:id="107" w:name="spatialrastervector"/>
     <w:p>
       <w:pPr>
         <w:pStyle w:val="Heading4"/>
       </w:pPr>
       <w:r>
-        <w:t xml:space="preserve">5.2.2.3 spatial[</w:t>
-      </w:r>
-      <w:hyperlink r:id="rId91">
+        <w:t xml:space="preserve">4.2.2.3 spatial[</w:t>
+      </w:r>
+      <w:hyperlink r:id="rId105">
         <w:r>
           <w:rPr>
             <w:rStyle w:val="Hyperlink"/>
@@ -8285,7 +8532,7 @@
       <w:r>
         <w:t xml:space="preserve">,</w:t>
       </w:r>
-      <w:hyperlink r:id="rId92">
+      <w:hyperlink r:id="rId106">
         <w:r>
           <w:rPr>
             <w:rStyle w:val="Hyperlink"/>
@@ -8302,71 +8549,11 @@
         <w:pStyle w:val="Compact"/>
         <w:numPr>
           <w:ilvl w:val="0"/>
-          <w:numId w:val="1013"/>
-        </w:numPr>
-      </w:pPr>
-      <w:r>
-        <w:t xml:space="preserve">Pros</w:t>
-      </w:r>
-    </w:p>
-    <w:p>
-      <w:pPr>
-        <w:pStyle w:val="Compact"/>
-        <w:numPr>
-          <w:ilvl w:val="1"/>
           <w:numId w:val="1014"/>
         </w:numPr>
       </w:pPr>
       <w:r>
-        <w:t xml:space="preserve">EML more fully describes vector attributes</w:t>
-      </w:r>
-    </w:p>
-    <w:p>
-      <w:pPr>
-        <w:pStyle w:val="Compact"/>
-        <w:numPr>
-          <w:ilvl w:val="1"/>
-          <w:numId w:val="1014"/>
-        </w:numPr>
-      </w:pPr>
-      <w:r>
-        <w:t xml:space="preserve">There is a well documented path from Esri metadata to EML</w:t>
-      </w:r>
-    </w:p>
-    <w:p>
-      <w:pPr>
-        <w:pStyle w:val="Compact"/>
-        <w:numPr>
-          <w:ilvl w:val="1"/>
-          <w:numId w:val="1014"/>
-        </w:numPr>
-      </w:pPr>
-      <w:r>
-        <w:t xml:space="preserve">An EML metadata search (on EDI or elsewhere) clearly identifies these as spatial datasets through the use of spatialRaster or spatialVector entities</w:t>
-      </w:r>
-    </w:p>
-    <w:p>
-      <w:pPr>
-        <w:pStyle w:val="Compact"/>
-        <w:numPr>
-          <w:ilvl w:val="1"/>
-          <w:numId w:val="1014"/>
-        </w:numPr>
-      </w:pPr>
-      <w:r>
-        <w:t xml:space="preserve">LTER has built applications based on spatial[Raster,Vector] entities</w:t>
-      </w:r>
-    </w:p>
-    <w:p>
-      <w:pPr>
-        <w:pStyle w:val="Compact"/>
-        <w:numPr>
-          <w:ilvl w:val="0"/>
-          <w:numId w:val="1013"/>
-        </w:numPr>
-      </w:pPr>
-      <w:r>
-        <w:t xml:space="preserve">Cons</w:t>
+        <w:t xml:space="preserve">Pros</w:t>
       </w:r>
     </w:p>
     <w:p>
@@ -8378,7 +8565,7 @@
         </w:numPr>
       </w:pPr>
       <w:r>
-        <w:t xml:space="preserve">Data may not originate in ArcGIS, requiring a custom workflow to generate spatial entity EML</w:t>
+        <w:t xml:space="preserve">EML more fully describes vector attributes</w:t>
       </w:r>
     </w:p>
     <w:p>
@@ -8390,17 +8577,77 @@
         </w:numPr>
       </w:pPr>
       <w:r>
+        <w:t xml:space="preserve">There is a well documented path from Esri metadata to EML</w:t>
+      </w:r>
+    </w:p>
+    <w:p>
+      <w:pPr>
+        <w:pStyle w:val="Compact"/>
+        <w:numPr>
+          <w:ilvl w:val="1"/>
+          <w:numId w:val="1015"/>
+        </w:numPr>
+      </w:pPr>
+      <w:r>
+        <w:t xml:space="preserve">An EML metadata search (on EDI or elsewhere) clearly identifies these as spatial datasets through the use of spatialRaster or spatialVector entities</w:t>
+      </w:r>
+    </w:p>
+    <w:p>
+      <w:pPr>
+        <w:pStyle w:val="Compact"/>
+        <w:numPr>
+          <w:ilvl w:val="1"/>
+          <w:numId w:val="1015"/>
+        </w:numPr>
+      </w:pPr>
+      <w:r>
+        <w:t xml:space="preserve">LTER has built applications based on spatial[Raster,Vector] entities</w:t>
+      </w:r>
+    </w:p>
+    <w:p>
+      <w:pPr>
+        <w:pStyle w:val="Compact"/>
+        <w:numPr>
+          <w:ilvl w:val="0"/>
+          <w:numId w:val="1014"/>
+        </w:numPr>
+      </w:pPr>
+      <w:r>
+        <w:t xml:space="preserve">Cons</w:t>
+      </w:r>
+    </w:p>
+    <w:p>
+      <w:pPr>
+        <w:pStyle w:val="Compact"/>
+        <w:numPr>
+          <w:ilvl w:val="1"/>
+          <w:numId w:val="1016"/>
+        </w:numPr>
+      </w:pPr>
+      <w:r>
+        <w:t xml:space="preserve">Data may not originate in ArcGIS, requiring a custom workflow to generate spatial entity EML</w:t>
+      </w:r>
+    </w:p>
+    <w:p>
+      <w:pPr>
+        <w:pStyle w:val="Compact"/>
+        <w:numPr>
+          <w:ilvl w:val="1"/>
+          <w:numId w:val="1016"/>
+        </w:numPr>
+      </w:pPr>
+      <w:r>
         <w:t xml:space="preserve">Spatial[Raster,Vector] can’t describe multi-layer aggregates of GIS data (e.g., geodatabases containing multiple feature classes)</w:t>
       </w:r>
     </w:p>
-    <w:bookmarkEnd w:id="93"/>
-    <w:bookmarkStart w:id="94" w:name="keywords"/>
+    <w:bookmarkEnd w:id="107"/>
+    <w:bookmarkStart w:id="108" w:name="keywords"/>
     <w:p>
       <w:pPr>
         <w:pStyle w:val="Heading4"/>
       </w:pPr>
       <w:r>
-        <w:t xml:space="preserve">5.2.2.4 Keywords</w:t>
+        <w:t xml:space="preserve">4.2.2.4 Keywords</w:t>
       </w:r>
     </w:p>
     <w:p>
@@ -8459,14 +8706,14 @@
         <w:t xml:space="preserve">You may also include keywords that describe broad spatial data layers, e.g., digital elevation model, elevation, boundary, land use, land cover, census, parcel, imagery, as well as keywords that describe the specifics associated with a broad spatial data layer, e.g., land cover types such as water and vegetation types, land use types such as urban and forest, and so on.</w:t>
       </w:r>
     </w:p>
-    <w:bookmarkEnd w:id="94"/>
-    <w:bookmarkStart w:id="95" w:name="gis-software-compatible-metadata"/>
+    <w:bookmarkEnd w:id="108"/>
+    <w:bookmarkStart w:id="109" w:name="gis-software-compatible-metadata"/>
     <w:p>
       <w:pPr>
         <w:pStyle w:val="Heading4"/>
       </w:pPr>
       <w:r>
-        <w:t xml:space="preserve">5.2.2.5 GIS software compatible metadata</w:t>
+        <w:t xml:space="preserve">4.2.2.5 GIS software compatible metadata</w:t>
       </w:r>
     </w:p>
     <w:p>
@@ -8477,14 +8724,14 @@
         <w:t xml:space="preserve">GIS platforms will not ingest EML metadata. If your GIS software creates its own metadata file specific to that software, then it may be included as otherEntity. Be sure to populate this metadata, for example with descriptions and units for attributes in vector data or raster attribute tables. However, metadata in the standard ISO 19115 or CSDGM format to enable the metadata to be read by other GIS software is more useful.</w:t>
       </w:r>
     </w:p>
-    <w:bookmarkEnd w:id="95"/>
-    <w:bookmarkStart w:id="96" w:name="X836812eba376e882f5e55683219ea8923badcc8"/>
+    <w:bookmarkEnd w:id="109"/>
+    <w:bookmarkStart w:id="110" w:name="X836812eba376e882f5e55683219ea8923badcc8"/>
     <w:p>
       <w:pPr>
         <w:pStyle w:val="Heading4"/>
       </w:pPr>
       <w:r>
-        <w:t xml:space="preserve">5.2.2.6 Attribute and coordinate system detail for otherEntity</w:t>
+        <w:t xml:space="preserve">4.2.2.6 Attribute and coordinate system detail for otherEntity</w:t>
       </w:r>
     </w:p>
     <w:p>
@@ -8505,7 +8752,7 @@
       <w:r>
         <w:t xml:space="preserve"> </w:t>
       </w:r>
-      <w:hyperlink r:id="rId89">
+      <w:hyperlink r:id="rId103">
         <w:r>
           <w:rPr>
             <w:rStyle w:val="Hyperlink"/>
@@ -8520,14 +8767,14 @@
         <w:t xml:space="preserve">instead of spatialVector or spatialRaster, include coordinate system details in the otherEntity/entityDescription element. If not including a description of attributes in the otherEntity/attributeList element, at least include a summary description of attributes in otherEntity/entityDescription. If the spatial dataset and its associated metadata files are the only items in the data package, then you can include these descriptions in higher level EML elements such as the dataset abstract in addition to or in place of descriptions at the entity level.</w:t>
       </w:r>
     </w:p>
-    <w:bookmarkEnd w:id="96"/>
-    <w:bookmarkStart w:id="97" w:name="Xda3cfdc1e5c75e62d3814ab6a2d7220913e8813"/>
+    <w:bookmarkEnd w:id="110"/>
+    <w:bookmarkStart w:id="111" w:name="Xda3cfdc1e5c75e62d3814ab6a2d7220913e8813"/>
     <w:p>
       <w:pPr>
         <w:pStyle w:val="Heading4"/>
       </w:pPr>
       <w:r>
-        <w:t xml:space="preserve">5.2.2.7 Standardized content for formats and entity types</w:t>
+        <w:t xml:space="preserve">4.2.2.7 Standardized content for formats and entity types</w:t>
       </w:r>
     </w:p>
     <w:p>
@@ -8556,7 +8803,7 @@
       <w:r>
         <w:t xml:space="preserve"> </w:t>
       </w:r>
-      <w:hyperlink r:id="rId17">
+      <w:hyperlink r:id="rId31">
         <w:r>
           <w:rPr>
             <w:rStyle w:val="Hyperlink"/>
@@ -8576,366 +8823,11 @@
         <w:pStyle w:val="Compact"/>
         <w:numPr>
           <w:ilvl w:val="0"/>
-          <w:numId w:val="1016"/>
+          <w:numId w:val="1017"/>
         </w:numPr>
       </w:pPr>
       <w:r>
         <w:t xml:space="preserve">Esri Shapefile (zipped)</w:t>
-      </w:r>
-    </w:p>
-    <w:p>
-      <w:pPr>
-        <w:pStyle w:val="Compact"/>
-        <w:numPr>
-          <w:ilvl w:val="0"/>
-          <w:numId w:val="1016"/>
-        </w:numPr>
-      </w:pPr>
-      <w:r>
-        <w:t xml:space="preserve">Google Earth Keyhole Markup Language (KML)</w:t>
-      </w:r>
-    </w:p>
-    <w:p>
-      <w:pPr>
-        <w:pStyle w:val="Compact"/>
-        <w:numPr>
-          <w:ilvl w:val="0"/>
-          <w:numId w:val="1016"/>
-        </w:numPr>
-      </w:pPr>
-      <w:r>
-        <w:t xml:space="preserve">Google Earth Keyhole Markup Language (KML) Compressed archive</w:t>
-      </w:r>
-    </w:p>
-    <w:p>
-      <w:pPr>
-        <w:pStyle w:val="Compact"/>
-        <w:numPr>
-          <w:ilvl w:val="0"/>
-          <w:numId w:val="1016"/>
-        </w:numPr>
-      </w:pPr>
-      <w:r>
-        <w:t xml:space="preserve">Network Common Data Format, version 4</w:t>
-      </w:r>
-    </w:p>
-    <w:p>
-      <w:pPr>
-        <w:pStyle w:val="Compact"/>
-        <w:numPr>
-          <w:ilvl w:val="0"/>
-          <w:numId w:val="1016"/>
-        </w:numPr>
-      </w:pPr>
-      <w:r>
-        <w:t xml:space="preserve">Hierarchical Data Format version 5 (HDF5)</w:t>
-      </w:r>
-    </w:p>
-    <w:p>
-      <w:pPr>
-        <w:pStyle w:val="Compact"/>
-        <w:numPr>
-          <w:ilvl w:val="0"/>
-          <w:numId w:val="1016"/>
-        </w:numPr>
-      </w:pPr>
-      <w:r>
-        <w:t xml:space="preserve">GeoTIFF</w:t>
-      </w:r>
-    </w:p>
-    <w:p>
-      <w:pPr>
-        <w:pStyle w:val="Compact"/>
-        <w:numPr>
-          <w:ilvl w:val="0"/>
-          <w:numId w:val="1016"/>
-        </w:numPr>
-      </w:pPr>
-      <w:r>
-        <w:t xml:space="preserve">GeoPackage Encoding Standard (OGC) Format Family</w:t>
-      </w:r>
-    </w:p>
-    <w:p>
-      <w:pPr>
-        <w:pStyle w:val="Compact"/>
-        <w:numPr>
-          <w:ilvl w:val="0"/>
-          <w:numId w:val="1016"/>
-        </w:numPr>
-      </w:pPr>
-      <w:r>
-        <w:t xml:space="preserve">Esri File Geodatabase (zipped)</w:t>
-      </w:r>
-    </w:p>
-    <w:p>
-      <w:pPr>
-        <w:pStyle w:val="Compact"/>
-        <w:numPr>
-          <w:ilvl w:val="0"/>
-          <w:numId w:val="1016"/>
-        </w:numPr>
-      </w:pPr>
-      <w:r>
-        <w:t xml:space="preserve">GeoJSON, version RFC 7946</w:t>
-      </w:r>
-    </w:p>
-    <w:p>
-      <w:pPr>
-        <w:pStyle w:val="FirstParagraph"/>
-      </w:pPr>
-      <w:r>
-        <w:t xml:space="preserve">If your format is not included in the DataONE list, consider submitting an issue to that GitHub repository’s issue tracker so that the format can be added.</w:t>
-      </w:r>
-    </w:p>
-    <w:p>
-      <w:pPr>
-        <w:pStyle w:val="BodyText"/>
-      </w:pPr>
-      <w:r>
-        <w:t xml:space="preserve">EML</w:t>
-      </w:r>
-      <w:r>
-        <w:t xml:space="preserve"> </w:t>
-      </w:r>
-      <w:r>
-        <w:rPr>
-          <w:b/>
-          <w:bCs/>
-        </w:rPr>
-        <w:t xml:space="preserve">formatVersion</w:t>
-      </w:r>
-      <w:r>
-        <w:t xml:space="preserve">, a sibling of formatName can be used to indicate the format version as in the example EML snippet below.</w:t>
-      </w:r>
-    </w:p>
-    <w:p>
-      <w:pPr>
-        <w:pStyle w:val="SourceCode"/>
-      </w:pPr>
-      <w:r>
-        <w:rPr>
-          <w:rStyle w:val="NormalTok"/>
-        </w:rPr>
-        <w:t xml:space="preserve">&lt;</w:t>
-      </w:r>
-      <w:r>
-        <w:rPr>
-          <w:rStyle w:val="KeywordTok"/>
-        </w:rPr>
-        <w:t xml:space="preserve">externallyDefinedFormat</w:t>
-      </w:r>
-      <w:r>
-        <w:rPr>
-          <w:rStyle w:val="NormalTok"/>
-        </w:rPr>
-        <w:t xml:space="preserve">&gt;</w:t>
-      </w:r>
-      <w:r>
-        <w:br/>
-      </w:r>
-      <w:r>
-        <w:rPr>
-          <w:rStyle w:val="NormalTok"/>
-        </w:rPr>
-        <w:t xml:space="preserve">  &lt;</w:t>
-      </w:r>
-      <w:r>
-        <w:rPr>
-          <w:rStyle w:val="KeywordTok"/>
-        </w:rPr>
-        <w:t xml:space="preserve">formatName</w:t>
-      </w:r>
-      <w:r>
-        <w:rPr>
-          <w:rStyle w:val="NormalTok"/>
-        </w:rPr>
-        <w:t xml:space="preserve">&gt;Network Common Data Format, version 4&lt;/</w:t>
-      </w:r>
-      <w:r>
-        <w:rPr>
-          <w:rStyle w:val="KeywordTok"/>
-        </w:rPr>
-        <w:t xml:space="preserve">formatName</w:t>
-      </w:r>
-      <w:r>
-        <w:rPr>
-          <w:rStyle w:val="NormalTok"/>
-        </w:rPr>
-        <w:t xml:space="preserve">&gt;</w:t>
-      </w:r>
-      <w:r>
-        <w:br/>
-      </w:r>
-      <w:r>
-        <w:rPr>
-          <w:rStyle w:val="NormalTok"/>
-        </w:rPr>
-        <w:t xml:space="preserve">  &lt;</w:t>
-      </w:r>
-      <w:r>
-        <w:rPr>
-          <w:rStyle w:val="KeywordTok"/>
-        </w:rPr>
-        <w:t xml:space="preserve">formatVersion</w:t>
-      </w:r>
-      <w:r>
-        <w:rPr>
-          <w:rStyle w:val="NormalTok"/>
-        </w:rPr>
-        <w:t xml:space="preserve">&gt;netCDF-4 classic&lt;/</w:t>
-      </w:r>
-      <w:r>
-        <w:rPr>
-          <w:rStyle w:val="KeywordTok"/>
-        </w:rPr>
-        <w:t xml:space="preserve">formatVersion</w:t>
-      </w:r>
-      <w:r>
-        <w:rPr>
-          <w:rStyle w:val="NormalTok"/>
-        </w:rPr>
-        <w:t xml:space="preserve">&gt;</w:t>
-      </w:r>
-      <w:r>
-        <w:br/>
-      </w:r>
-      <w:r>
-        <w:rPr>
-          <w:rStyle w:val="NormalTok"/>
-        </w:rPr>
-        <w:t xml:space="preserve">&lt;/</w:t>
-      </w:r>
-      <w:r>
-        <w:rPr>
-          <w:rStyle w:val="KeywordTok"/>
-        </w:rPr>
-        <w:t xml:space="preserve">externallyDefinedFormat</w:t>
-      </w:r>
-      <w:r>
-        <w:rPr>
-          <w:rStyle w:val="NormalTok"/>
-        </w:rPr>
-        <w:t xml:space="preserve">&gt;</w:t>
-      </w:r>
-    </w:p>
-    <w:p>
-      <w:pPr>
-        <w:pStyle w:val="FirstParagraph"/>
-      </w:pPr>
-      <w:r>
-        <w:t xml:space="preserve">For otherEntity, when populating the</w:t>
-      </w:r>
-      <w:r>
-        <w:t xml:space="preserve"> </w:t>
-      </w:r>
-      <w:r>
-        <w:rPr>
-          <w:b/>
-          <w:bCs/>
-        </w:rPr>
-        <w:t xml:space="preserve">entityType</w:t>
-      </w:r>
-      <w:r>
-        <w:t xml:space="preserve"> </w:t>
-      </w:r>
-      <w:r>
-        <w:t xml:space="preserve">element, use</w:t>
-      </w:r>
-      <w:r>
-        <w:t xml:space="preserve"> </w:t>
-      </w:r>
-      <w:r>
-        <w:rPr>
-          <w:b/>
-          <w:bCs/>
-        </w:rPr>
-        <w:t xml:space="preserve">spatial raster</w:t>
-      </w:r>
-      <w:r>
-        <w:t xml:space="preserve"> </w:t>
-      </w:r>
-      <w:r>
-        <w:t xml:space="preserve">or</w:t>
-      </w:r>
-      <w:r>
-        <w:t xml:space="preserve"> </w:t>
-      </w:r>
-      <w:r>
-        <w:rPr>
-          <w:b/>
-          <w:bCs/>
-        </w:rPr>
-        <w:t xml:space="preserve">spatial vector</w:t>
-      </w:r>
-      <w:r>
-        <w:t xml:space="preserve"> </w:t>
-      </w:r>
-      <w:r>
-        <w:t xml:space="preserve">as appropriate.</w:t>
-      </w:r>
-    </w:p>
-    <w:bookmarkEnd w:id="97"/>
-    <w:bookmarkEnd w:id="98"/>
-    <w:bookmarkEnd w:id="99"/>
-    <w:bookmarkEnd w:id="100"/>
-    <w:bookmarkStart w:id="123" w:name="Xb336df26922dd60cfb4fc38fb99f47471eeb413"/>
-    <w:p>
-      <w:pPr>
-        <w:pStyle w:val="Heading1"/>
-      </w:pPr>
-      <w:r>
-        <w:t xml:space="preserve">6. Data Gathered with Small Moving Platforms</w:t>
-      </w:r>
-    </w:p>
-    <w:p>
-      <w:pPr>
-        <w:pStyle w:val="FirstParagraph"/>
-      </w:pPr>
-      <w:r>
-        <w:t xml:space="preserve">Contributors: Sarah Elmendorf (lead), Tim Whiteaker, Lindsay Barbieri, Jane Wyngaard, Greg Maurer, Hap Garritt, Adam Sapp, Corinna Gries, Stace Beaulieu</w:t>
-      </w:r>
-    </w:p>
-    <w:bookmarkStart w:id="101" w:name="introduction-4"/>
-    <w:p>
-      <w:pPr>
-        <w:pStyle w:val="Heading2"/>
-      </w:pPr>
-      <w:r>
-        <w:t xml:space="preserve">6.1 Introduction</w:t>
-      </w:r>
-    </w:p>
-    <w:p>
-      <w:pPr>
-        <w:pStyle w:val="FirstParagraph"/>
-      </w:pPr>
-      <w:r>
-        <w:t xml:space="preserve">Modern advances in technology have increasingly allowed the collection of ecological data using small, often uncrewed, moving platforms. Systems variously known as small Uncrewed Aircraft Systems (sUAS), Uncrewed Surface Vehicles (USV), Autonomous, Uncrewed Underwater Vehicles (AUV or UUV) or ?drones,? more generally, now frequently serve as sensor carrying platforms. Moving platforms may also include gliders or animals with sensors affixed. Depending on the sensor(s) installed on the moving platform, data collected may include environmental measurements (temperature, concentration of chemicals), imagery (digital photos, multi- or hyperspectral sensors), or other remote-sensing acquisitions (ranging data, ground-penetrating radar). Example research applications include studies of vegetation cover and phenology, snowpack cover and depth, ground surface temperature, terrain elevation, bathymetry, species distribution or abundance, and many others.</w:t>
-      </w:r>
-    </w:p>
-    <w:p>
-      <w:pPr>
-        <w:pStyle w:val="BodyText"/>
-      </w:pPr>
-      <w:r>
-        <w:t xml:space="preserve">Raw drone data can be voluminous and challenging to archive, but after processing, derived drone datasets typically resemble the more conventional spatial datasets that are regularly used in ecological research. In this document we focus on best practices for archiving raw and derived drone data, with particular attention to metadata and processing code that is specific to drone datasets. Note that this chapter does not specifically address data collected by large moving platforms like airplanes and satellites, or by human and animal platforms.</w:t>
-      </w:r>
-    </w:p>
-    <w:bookmarkEnd w:id="101"/>
-    <w:bookmarkStart w:id="112" w:name="recommendations-for-data-packages-4"/>
-    <w:p>
-      <w:pPr>
-        <w:pStyle w:val="Heading2"/>
-      </w:pPr>
-      <w:r>
-        <w:t xml:space="preserve">6.2 Recommendations for data packages</w:t>
-      </w:r>
-    </w:p>
-    <w:p>
-      <w:pPr>
-        <w:pStyle w:val="FirstParagraph"/>
-      </w:pPr>
-      <w:r>
-        <w:t xml:space="preserve">General considerations for archiving data from moving sensor platforms</w:t>
       </w:r>
     </w:p>
     <w:p>
@@ -8947,10 +8839,365 @@
         </w:numPr>
       </w:pPr>
       <w:r>
+        <w:t xml:space="preserve">Google Earth Keyhole Markup Language (KML)</w:t>
+      </w:r>
+    </w:p>
+    <w:p>
+      <w:pPr>
+        <w:pStyle w:val="Compact"/>
+        <w:numPr>
+          <w:ilvl w:val="0"/>
+          <w:numId w:val="1017"/>
+        </w:numPr>
+      </w:pPr>
+      <w:r>
+        <w:t xml:space="preserve">Google Earth Keyhole Markup Language (KML) Compressed archive</w:t>
+      </w:r>
+    </w:p>
+    <w:p>
+      <w:pPr>
+        <w:pStyle w:val="Compact"/>
+        <w:numPr>
+          <w:ilvl w:val="0"/>
+          <w:numId w:val="1017"/>
+        </w:numPr>
+      </w:pPr>
+      <w:r>
+        <w:t xml:space="preserve">Network Common Data Format, version 4</w:t>
+      </w:r>
+    </w:p>
+    <w:p>
+      <w:pPr>
+        <w:pStyle w:val="Compact"/>
+        <w:numPr>
+          <w:ilvl w:val="0"/>
+          <w:numId w:val="1017"/>
+        </w:numPr>
+      </w:pPr>
+      <w:r>
+        <w:t xml:space="preserve">Hierarchical Data Format version 5 (HDF5)</w:t>
+      </w:r>
+    </w:p>
+    <w:p>
+      <w:pPr>
+        <w:pStyle w:val="Compact"/>
+        <w:numPr>
+          <w:ilvl w:val="0"/>
+          <w:numId w:val="1017"/>
+        </w:numPr>
+      </w:pPr>
+      <w:r>
+        <w:t xml:space="preserve">GeoTIFF</w:t>
+      </w:r>
+    </w:p>
+    <w:p>
+      <w:pPr>
+        <w:pStyle w:val="Compact"/>
+        <w:numPr>
+          <w:ilvl w:val="0"/>
+          <w:numId w:val="1017"/>
+        </w:numPr>
+      </w:pPr>
+      <w:r>
+        <w:t xml:space="preserve">GeoPackage Encoding Standard (OGC) Format Family</w:t>
+      </w:r>
+    </w:p>
+    <w:p>
+      <w:pPr>
+        <w:pStyle w:val="Compact"/>
+        <w:numPr>
+          <w:ilvl w:val="0"/>
+          <w:numId w:val="1017"/>
+        </w:numPr>
+      </w:pPr>
+      <w:r>
+        <w:t xml:space="preserve">Esri File Geodatabase (zipped)</w:t>
+      </w:r>
+    </w:p>
+    <w:p>
+      <w:pPr>
+        <w:pStyle w:val="Compact"/>
+        <w:numPr>
+          <w:ilvl w:val="0"/>
+          <w:numId w:val="1017"/>
+        </w:numPr>
+      </w:pPr>
+      <w:r>
+        <w:t xml:space="preserve">GeoJSON, version RFC 7946</w:t>
+      </w:r>
+    </w:p>
+    <w:p>
+      <w:pPr>
+        <w:pStyle w:val="FirstParagraph"/>
+      </w:pPr>
+      <w:r>
+        <w:t xml:space="preserve">If your format is not included in the DataONE list, consider submitting an issue to that GitHub repository’s issue tracker so that the format can be added.</w:t>
+      </w:r>
+    </w:p>
+    <w:p>
+      <w:pPr>
+        <w:pStyle w:val="BodyText"/>
+      </w:pPr>
+      <w:r>
+        <w:t xml:space="preserve">EML</w:t>
+      </w:r>
+      <w:r>
+        <w:t xml:space="preserve"> </w:t>
+      </w:r>
+      <w:r>
         <w:rPr>
           <w:b/>
           <w:bCs/>
         </w:rPr>
+        <w:t xml:space="preserve">formatVersion</w:t>
+      </w:r>
+      <w:r>
+        <w:t xml:space="preserve">, a sibling of formatName can be used to indicate the format version as in the example EML snippet below.</w:t>
+      </w:r>
+    </w:p>
+    <w:p>
+      <w:pPr>
+        <w:pStyle w:val="SourceCode"/>
+      </w:pPr>
+      <w:r>
+        <w:rPr>
+          <w:rStyle w:val="NormalTok"/>
+        </w:rPr>
+        <w:t xml:space="preserve">&lt;</w:t>
+      </w:r>
+      <w:r>
+        <w:rPr>
+          <w:rStyle w:val="KeywordTok"/>
+        </w:rPr>
+        <w:t xml:space="preserve">externallyDefinedFormat</w:t>
+      </w:r>
+      <w:r>
+        <w:rPr>
+          <w:rStyle w:val="NormalTok"/>
+        </w:rPr>
+        <w:t xml:space="preserve">&gt;</w:t>
+      </w:r>
+      <w:r>
+        <w:br/>
+      </w:r>
+      <w:r>
+        <w:rPr>
+          <w:rStyle w:val="NormalTok"/>
+        </w:rPr>
+        <w:t xml:space="preserve">  &lt;</w:t>
+      </w:r>
+      <w:r>
+        <w:rPr>
+          <w:rStyle w:val="KeywordTok"/>
+        </w:rPr>
+        <w:t xml:space="preserve">formatName</w:t>
+      </w:r>
+      <w:r>
+        <w:rPr>
+          <w:rStyle w:val="NormalTok"/>
+        </w:rPr>
+        <w:t xml:space="preserve">&gt;Network Common Data Format, version 4&lt;/</w:t>
+      </w:r>
+      <w:r>
+        <w:rPr>
+          <w:rStyle w:val="KeywordTok"/>
+        </w:rPr>
+        <w:t xml:space="preserve">formatName</w:t>
+      </w:r>
+      <w:r>
+        <w:rPr>
+          <w:rStyle w:val="NormalTok"/>
+        </w:rPr>
+        <w:t xml:space="preserve">&gt;</w:t>
+      </w:r>
+      <w:r>
+        <w:br/>
+      </w:r>
+      <w:r>
+        <w:rPr>
+          <w:rStyle w:val="NormalTok"/>
+        </w:rPr>
+        <w:t xml:space="preserve">  &lt;</w:t>
+      </w:r>
+      <w:r>
+        <w:rPr>
+          <w:rStyle w:val="KeywordTok"/>
+        </w:rPr>
+        <w:t xml:space="preserve">formatVersion</w:t>
+      </w:r>
+      <w:r>
+        <w:rPr>
+          <w:rStyle w:val="NormalTok"/>
+        </w:rPr>
+        <w:t xml:space="preserve">&gt;netCDF-4 classic&lt;/</w:t>
+      </w:r>
+      <w:r>
+        <w:rPr>
+          <w:rStyle w:val="KeywordTok"/>
+        </w:rPr>
+        <w:t xml:space="preserve">formatVersion</w:t>
+      </w:r>
+      <w:r>
+        <w:rPr>
+          <w:rStyle w:val="NormalTok"/>
+        </w:rPr>
+        <w:t xml:space="preserve">&gt;</w:t>
+      </w:r>
+      <w:r>
+        <w:br/>
+      </w:r>
+      <w:r>
+        <w:rPr>
+          <w:rStyle w:val="NormalTok"/>
+        </w:rPr>
+        <w:t xml:space="preserve">&lt;/</w:t>
+      </w:r>
+      <w:r>
+        <w:rPr>
+          <w:rStyle w:val="KeywordTok"/>
+        </w:rPr>
+        <w:t xml:space="preserve">externallyDefinedFormat</w:t>
+      </w:r>
+      <w:r>
+        <w:rPr>
+          <w:rStyle w:val="NormalTok"/>
+        </w:rPr>
+        <w:t xml:space="preserve">&gt;</w:t>
+      </w:r>
+    </w:p>
+    <w:p>
+      <w:pPr>
+        <w:pStyle w:val="FirstParagraph"/>
+      </w:pPr>
+      <w:r>
+        <w:t xml:space="preserve">For otherEntity, when populating the</w:t>
+      </w:r>
+      <w:r>
+        <w:t xml:space="preserve"> </w:t>
+      </w:r>
+      <w:r>
+        <w:rPr>
+          <w:b/>
+          <w:bCs/>
+        </w:rPr>
+        <w:t xml:space="preserve">entityType</w:t>
+      </w:r>
+      <w:r>
+        <w:t xml:space="preserve"> </w:t>
+      </w:r>
+      <w:r>
+        <w:t xml:space="preserve">element, use</w:t>
+      </w:r>
+      <w:r>
+        <w:t xml:space="preserve"> </w:t>
+      </w:r>
+      <w:r>
+        <w:rPr>
+          <w:b/>
+          <w:bCs/>
+        </w:rPr>
+        <w:t xml:space="preserve">spatial raster</w:t>
+      </w:r>
+      <w:r>
+        <w:t xml:space="preserve"> </w:t>
+      </w:r>
+      <w:r>
+        <w:t xml:space="preserve">or</w:t>
+      </w:r>
+      <w:r>
+        <w:t xml:space="preserve"> </w:t>
+      </w:r>
+      <w:r>
+        <w:rPr>
+          <w:b/>
+          <w:bCs/>
+        </w:rPr>
+        <w:t xml:space="preserve">spatial vector</w:t>
+      </w:r>
+      <w:r>
+        <w:t xml:space="preserve"> </w:t>
+      </w:r>
+      <w:r>
+        <w:t xml:space="preserve">as appropriate.</w:t>
+      </w:r>
+    </w:p>
+    <w:bookmarkEnd w:id="111"/>
+    <w:bookmarkEnd w:id="112"/>
+    <w:bookmarkEnd w:id="113"/>
+    <w:bookmarkEnd w:id="114"/>
+    <w:bookmarkStart w:id="137" w:name="Xb336df26922dd60cfb4fc38fb99f47471eeb413"/>
+    <w:p>
+      <w:pPr>
+        <w:pStyle w:val="Heading1"/>
+      </w:pPr>
+      <w:r>
+        <w:t xml:space="preserve">5. Data Gathered with Small Moving Platforms</w:t>
+      </w:r>
+    </w:p>
+    <w:p>
+      <w:pPr>
+        <w:pStyle w:val="FirstParagraph"/>
+      </w:pPr>
+      <w:r>
+        <w:t xml:space="preserve">Contributors: Sarah Elmendorf (lead), Tim Whiteaker, Lindsay Barbieri, Jane Wyngaard, Greg Maurer, Hap Garritt, Adam Sapp, Corinna Gries, Stace Beaulieu</w:t>
+      </w:r>
+    </w:p>
+    <w:bookmarkStart w:id="115" w:name="introduction-5"/>
+    <w:p>
+      <w:pPr>
+        <w:pStyle w:val="Heading2"/>
+      </w:pPr>
+      <w:r>
+        <w:t xml:space="preserve">5.1 Introduction</w:t>
+      </w:r>
+    </w:p>
+    <w:p>
+      <w:pPr>
+        <w:pStyle w:val="FirstParagraph"/>
+      </w:pPr>
+      <w:r>
+        <w:t xml:space="preserve">Modern advances in technology have increasingly allowed the collection of ecological data using small, often uncrewed, moving platforms. Systems variously known as small Uncrewed Aircraft Systems (sUAS), Uncrewed Surface Vehicles (USV), Autonomous, Uncrewed Underwater Vehicles (AUV or UUV) or ?drones,? more generally, now frequently serve as sensor carrying platforms. Moving platforms may also include gliders or animals with sensors affixed. Depending on the sensor(s) installed on the moving platform, data collected may include environmental measurements (temperature, concentration of chemicals), imagery (digital photos, multi- or hyperspectral sensors), or other remote-sensing acquisitions (ranging data, ground-penetrating radar). Example research applications include studies of vegetation cover and phenology, snowpack cover and depth, ground surface temperature, terrain elevation, bathymetry, species distribution or abundance, and many others.</w:t>
+      </w:r>
+    </w:p>
+    <w:p>
+      <w:pPr>
+        <w:pStyle w:val="BodyText"/>
+      </w:pPr>
+      <w:r>
+        <w:t xml:space="preserve">Raw drone data can be voluminous and challenging to archive, but after processing, derived drone datasets typically resemble the more conventional spatial datasets that are regularly used in ecological research. In this document we focus on best practices for archiving raw and derived drone data, with particular attention to metadata and processing code that is specific to drone datasets. Note that this chapter does not specifically address data collected by large moving platforms like airplanes and satellites, or by human and animal platforms.</w:t>
+      </w:r>
+    </w:p>
+    <w:bookmarkEnd w:id="115"/>
+    <w:bookmarkStart w:id="126" w:name="recommendations-for-data-packages-4"/>
+    <w:p>
+      <w:pPr>
+        <w:pStyle w:val="Heading2"/>
+      </w:pPr>
+      <w:r>
+        <w:t xml:space="preserve">5.2 Recommendations for data packages</w:t>
+      </w:r>
+    </w:p>
+    <w:p>
+      <w:pPr>
+        <w:pStyle w:val="FirstParagraph"/>
+      </w:pPr>
+      <w:r>
+        <w:t xml:space="preserve">General considerations for archiving data from moving sensor platforms</w:t>
+      </w:r>
+    </w:p>
+    <w:p>
+      <w:pPr>
+        <w:pStyle w:val="Compact"/>
+        <w:numPr>
+          <w:ilvl w:val="0"/>
+          <w:numId w:val="1018"/>
+        </w:numPr>
+      </w:pPr>
+      <w:r>
+        <w:rPr>
+          <w:b/>
+          <w:bCs/>
+        </w:rPr>
         <w:t xml:space="preserve">Repository</w:t>
       </w:r>
       <w:r>
@@ -8959,7 +9206,7 @@
       <w:r>
         <w:t xml:space="preserve"> </w:t>
       </w:r>
-      <w:hyperlink r:id="rId102">
+      <w:hyperlink r:id="rId116">
         <w:r>
           <w:rPr>
             <w:rStyle w:val="Hyperlink"/>
@@ -8970,7 +9217,7 @@
       <w:r>
         <w:t xml:space="preserve">); for AUV data, the U.S. Marine Geoscience Data System (MGDS) (</w:t>
       </w:r>
-      <w:hyperlink r:id="rId103">
+      <w:hyperlink r:id="rId117">
         <w:r>
           <w:rPr>
             <w:rStyle w:val="Hyperlink"/>
@@ -8993,7 +9240,7 @@
       <w:r>
         <w:t xml:space="preserve">node in DataONE is a good option. Glider data may be contributed to the U.S. IOOS Glider DAC (</w:t>
       </w:r>
-      <w:hyperlink r:id="rId104">
+      <w:hyperlink r:id="rId118">
         <w:r>
           <w:rPr>
             <w:rStyle w:val="Hyperlink"/>
@@ -9007,7 +9254,7 @@
       <w:r>
         <w:t xml:space="preserve"> </w:t>
       </w:r>
-      <w:hyperlink r:id="rId63">
+      <w:hyperlink r:id="rId77">
         <w:r>
           <w:rPr>
             <w:rStyle w:val="Hyperlink"/>
@@ -9027,7 +9274,7 @@
         <w:pStyle w:val="Compact"/>
         <w:numPr>
           <w:ilvl w:val="0"/>
-          <w:numId w:val="1017"/>
+          <w:numId w:val="1018"/>
         </w:numPr>
       </w:pPr>
       <w:r>
@@ -9043,7 +9290,7 @@
       <w:r>
         <w:t xml:space="preserve"> </w:t>
       </w:r>
-      <w:hyperlink r:id="rId105">
+      <w:hyperlink r:id="rId119">
         <w:r>
           <w:rPr>
             <w:rStyle w:val="Hyperlink"/>
@@ -9060,7 +9307,7 @@
         <w:pStyle w:val="Compact"/>
         <w:numPr>
           <w:ilvl w:val="0"/>
-          <w:numId w:val="1017"/>
+          <w:numId w:val="1018"/>
         </w:numPr>
       </w:pPr>
       <w:r>
@@ -9076,7 +9323,7 @@
       <w:r>
         <w:t xml:space="preserve"> </w:t>
       </w:r>
-      <w:hyperlink r:id="rId106">
+      <w:hyperlink r:id="rId120">
         <w:r>
           <w:rPr>
             <w:rStyle w:val="Hyperlink"/>
@@ -9093,7 +9340,7 @@
       <w:r>
         <w:t xml:space="preserve"> </w:t>
       </w:r>
-      <w:hyperlink r:id="rId107">
+      <w:hyperlink r:id="rId121">
         <w:r>
           <w:rPr>
             <w:rStyle w:val="Hyperlink"/>
@@ -9110,7 +9357,7 @@
       <w:r>
         <w:t xml:space="preserve"> </w:t>
       </w:r>
-      <w:hyperlink r:id="rId47">
+      <w:hyperlink r:id="rId61">
         <w:r>
           <w:rPr>
             <w:rStyle w:val="Hyperlink"/>
@@ -9125,13 +9372,13 @@
         <w:t xml:space="preserve">chapter. If a standalone program is used to process data, reference the program in the methods metadata with adequate details to ensure reproducibility (name, version, date, configuration, etc.).</w:t>
       </w:r>
     </w:p>
-    <w:bookmarkStart w:id="109" w:name="Xdee79c3f26affef1a27a47f7a6cb3c58554e985"/>
+    <w:bookmarkStart w:id="123" w:name="Xdee79c3f26affef1a27a47f7a6cb3c58554e985"/>
     <w:p>
       <w:pPr>
         <w:pStyle w:val="Heading3"/>
       </w:pPr>
       <w:r>
-        <w:t xml:space="preserve">6.2.1 Metadata for moving platform data packages at EDI</w:t>
+        <w:t xml:space="preserve">5.2.1 Metadata for moving platform data packages at EDI</w:t>
       </w:r>
     </w:p>
     <w:p>
@@ -9163,7 +9410,7 @@
         <w:pStyle w:val="Compact"/>
         <w:numPr>
           <w:ilvl w:val="0"/>
-          <w:numId w:val="1018"/>
+          <w:numId w:val="1019"/>
         </w:numPr>
       </w:pPr>
       <w:r>
@@ -9185,7 +9432,7 @@
         <w:pStyle w:val="Compact"/>
         <w:numPr>
           <w:ilvl w:val="0"/>
-          <w:numId w:val="1018"/>
+          <w:numId w:val="1019"/>
         </w:numPr>
       </w:pPr>
       <w:r>
@@ -9207,7 +9454,7 @@
         <w:pStyle w:val="Compact"/>
         <w:numPr>
           <w:ilvl w:val="0"/>
-          <w:numId w:val="1018"/>
+          <w:numId w:val="1019"/>
         </w:numPr>
       </w:pPr>
       <w:r>
@@ -9226,7 +9473,7 @@
       <w:r>
         <w:t xml:space="preserve"> </w:t>
       </w:r>
-      <w:hyperlink r:id="rId47">
+      <w:hyperlink r:id="rId61">
         <w:r>
           <w:rPr>
             <w:rStyle w:val="Hyperlink"/>
@@ -9246,7 +9493,7 @@
         <w:pStyle w:val="Compact"/>
         <w:numPr>
           <w:ilvl w:val="0"/>
-          <w:numId w:val="1018"/>
+          <w:numId w:val="1019"/>
         </w:numPr>
       </w:pPr>
       <w:r>
@@ -9268,7 +9515,7 @@
         <w:pStyle w:val="Compact"/>
         <w:numPr>
           <w:ilvl w:val="0"/>
-          <w:numId w:val="1018"/>
+          <w:numId w:val="1019"/>
         </w:numPr>
       </w:pPr>
       <w:r>
@@ -9287,7 +9534,7 @@
       <w:r>
         <w:t xml:space="preserve"> </w:t>
       </w:r>
-      <w:hyperlink r:id="rId108">
+      <w:hyperlink r:id="rId122">
         <w:r>
           <w:rPr>
             <w:rStyle w:val="Hyperlink"/>
@@ -9304,7 +9551,7 @@
         <w:pStyle w:val="Compact"/>
         <w:numPr>
           <w:ilvl w:val="0"/>
-          <w:numId w:val="1018"/>
+          <w:numId w:val="1019"/>
         </w:numPr>
       </w:pPr>
       <w:r>
@@ -9326,7 +9573,7 @@
         <w:pStyle w:val="Compact"/>
         <w:numPr>
           <w:ilvl w:val="0"/>
-          <w:numId w:val="1018"/>
+          <w:numId w:val="1019"/>
         </w:numPr>
       </w:pPr>
       <w:r>
@@ -9345,7 +9592,7 @@
       <w:r>
         <w:t xml:space="preserve"> </w:t>
       </w:r>
-      <w:hyperlink r:id="rId65">
+      <w:hyperlink r:id="rId79">
         <w:r>
           <w:rPr>
             <w:rStyle w:val="Hyperlink"/>
@@ -9360,14 +9607,14 @@
         <w:t xml:space="preserve">are largely applicable.</w:t>
       </w:r>
     </w:p>
-    <w:bookmarkEnd w:id="109"/>
-    <w:bookmarkStart w:id="111" w:name="Xde7a4fca87e71be831f0191db08098acc08f179"/>
+    <w:bookmarkEnd w:id="123"/>
+    <w:bookmarkStart w:id="125" w:name="Xde7a4fca87e71be831f0191db08098acc08f179"/>
     <w:p>
       <w:pPr>
         <w:pStyle w:val="Heading3"/>
       </w:pPr>
       <w:r>
-        <w:t xml:space="preserve">6.2.2 Examples and additional metadata guidance</w:t>
+        <w:t xml:space="preserve">5.2.2 Examples and additional metadata guidance</w:t>
       </w:r>
     </w:p>
     <w:p>
@@ -9398,7 +9645,7 @@
       <w:r>
         <w:t xml:space="preserve"> </w:t>
       </w:r>
-      <w:hyperlink r:id="rId110">
+      <w:hyperlink r:id="rId124">
         <w:r>
           <w:rPr>
             <w:rStyle w:val="Hyperlink"/>
@@ -9538,24 +9785,24 @@
         <w:t xml:space="preserve">ScienceBase</w:t>
       </w:r>
     </w:p>
-    <w:bookmarkEnd w:id="111"/>
-    <w:bookmarkEnd w:id="112"/>
-    <w:bookmarkStart w:id="122" w:name="resources-3"/>
+    <w:bookmarkEnd w:id="125"/>
+    <w:bookmarkEnd w:id="126"/>
+    <w:bookmarkStart w:id="136" w:name="resources-3"/>
     <w:p>
       <w:pPr>
         <w:pStyle w:val="Heading2"/>
       </w:pPr>
       <w:r>
-        <w:t xml:space="preserve">6.3 Resources</w:t>
-      </w:r>
-    </w:p>
-    <w:bookmarkStart w:id="114" w:name="tips-and-tricks"/>
+        <w:t xml:space="preserve">5.3 Resources</w:t>
+      </w:r>
+    </w:p>
+    <w:bookmarkStart w:id="128" w:name="tips-and-tricks"/>
     <w:p>
       <w:pPr>
         <w:pStyle w:val="Heading3"/>
       </w:pPr>
       <w:r>
-        <w:t xml:space="preserve">6.3.1 Tips and Tricks</w:t>
+        <w:t xml:space="preserve">5.3.1 Tips and Tricks</w:t>
       </w:r>
     </w:p>
     <w:p>
@@ -9568,7 +9815,7 @@
       <w:r>
         <w:t xml:space="preserve"> </w:t>
       </w:r>
-      <w:hyperlink r:id="rId113">
+      <w:hyperlink r:id="rId127">
         <w:r>
           <w:rPr>
             <w:rStyle w:val="Hyperlink"/>
@@ -9580,14 +9827,14 @@
         <w:t xml:space="preserve">. For example, the command ?exiftool.exe -csv -r mydirectory &gt; image_catalog.csv? will extract the entirety of the exif tags from all files stored under mydirectory into a comma-delimited table and write it to the the file image_catalog.csv</w:t>
       </w:r>
     </w:p>
-    <w:bookmarkEnd w:id="114"/>
-    <w:bookmarkStart w:id="121" w:name="semantic-annotation"/>
+    <w:bookmarkEnd w:id="128"/>
+    <w:bookmarkStart w:id="135" w:name="semantic-annotation"/>
     <w:p>
       <w:pPr>
         <w:pStyle w:val="Heading3"/>
       </w:pPr>
       <w:r>
-        <w:t xml:space="preserve">6.3.2 Semantic Annotation</w:t>
+        <w:t xml:space="preserve">5.3.2 Semantic Annotation</w:t>
       </w:r>
     </w:p>
     <w:p>
@@ -9600,7 +9847,7 @@
       <w:r>
         <w:t xml:space="preserve"> </w:t>
       </w:r>
-      <w:hyperlink r:id="rId115">
+      <w:hyperlink r:id="rId129">
         <w:r>
           <w:rPr>
             <w:rStyle w:val="Hyperlink"/>
@@ -9614,7 +9861,7 @@
       <w:r>
         <w:t xml:space="preserve"> </w:t>
       </w:r>
-      <w:hyperlink r:id="rId116">
+      <w:hyperlink r:id="rId130">
         <w:r>
           <w:rPr>
             <w:rStyle w:val="Hyperlink"/>
@@ -9628,7 +9875,7 @@
       <w:r>
         <w:t xml:space="preserve"> </w:t>
       </w:r>
-      <w:hyperlink r:id="rId117">
+      <w:hyperlink r:id="rId131">
         <w:r>
           <w:rPr>
             <w:rStyle w:val="Hyperlink"/>
@@ -9645,7 +9892,7 @@
       <w:r>
         <w:t xml:space="preserve"> </w:t>
       </w:r>
-      <w:hyperlink r:id="rId118">
+      <w:hyperlink r:id="rId132">
         <w:r>
           <w:rPr>
             <w:rStyle w:val="Hyperlink"/>
@@ -9662,7 +9909,7 @@
       <w:r>
         <w:t xml:space="preserve"> </w:t>
       </w:r>
-      <w:hyperlink r:id="rId119">
+      <w:hyperlink r:id="rId133">
         <w:r>
           <w:rPr>
             <w:rStyle w:val="Hyperlink"/>
@@ -9679,7 +9926,7 @@
       <w:r>
         <w:t xml:space="preserve"> </w:t>
       </w:r>
-      <w:hyperlink r:id="rId120">
+      <w:hyperlink r:id="rId134">
         <w:r>
           <w:rPr>
             <w:rStyle w:val="Hyperlink"/>
@@ -9691,16 +9938,16 @@
         <w:t xml:space="preserve">.</w:t>
       </w:r>
     </w:p>
-    <w:bookmarkEnd w:id="121"/>
-    <w:bookmarkEnd w:id="122"/>
-    <w:bookmarkEnd w:id="123"/>
-    <w:bookmarkStart w:id="171" w:name="data-in-other-repositories"/>
+    <w:bookmarkEnd w:id="135"/>
+    <w:bookmarkEnd w:id="136"/>
+    <w:bookmarkEnd w:id="137"/>
+    <w:bookmarkStart w:id="185" w:name="data-in-other-repositories"/>
     <w:p>
       <w:pPr>
         <w:pStyle w:val="Heading1"/>
       </w:pPr>
       <w:r>
-        <w:t xml:space="preserve">7. Data in Other Repositories</w:t>
+        <w:t xml:space="preserve">6. Data in Other Repositories</w:t>
       </w:r>
     </w:p>
     <w:p>
@@ -9711,13 +9958,13 @@
         <w:t xml:space="preserve">Contributors: Greg Maurer (lead), Stace Beaulieu, Renée Brown, Sarah Elmendorf, Hap Garritt, Gastil Gastil-Buhl, Corinna Gries, Li Kui, An Nguyen, John Porter, Margaret O’Brien, Tim Whiteaker</w:t>
       </w:r>
     </w:p>
-    <w:bookmarkStart w:id="127" w:name="introduction-5"/>
+    <w:bookmarkStart w:id="141" w:name="introduction-6"/>
     <w:p>
       <w:pPr>
         <w:pStyle w:val="Heading2"/>
       </w:pPr>
       <w:r>
-        <w:t xml:space="preserve">7.1 Introduction</w:t>
+        <w:t xml:space="preserve">6.1 Introduction</w:t>
       </w:r>
     </w:p>
     <w:p>
@@ -9727,7 +9974,7 @@
       <w:r>
         <w:t xml:space="preserve">A wide variety of data repositories are available for publishing biological, environmental, and Earth observation data, and the choice of where to publish a particular dataset is determined by many competing factors. For example, a funding agency or journal may require a certain repository (e.g., NSF BCO-DMO, NSF ADC, USDA ADC, DOE ESS-DIVE); the research subject or data type may be best served by a specialized repository (e.g., AmeriFlux, GenBank); or datasets may be submitted to a general purpose repository with minimal metadata requirements to simplify and speed data publishing (e.g., DRYAD, Figshare, Zenodo). For these and other reasons related datasets are sometimes published in disparate data repositories, the same data needs to be discoverable in more than one repository, or multiple datasets from one or more repositories may be used to create a new, derived dataset. In such cases, it can be advantageous to establish links between datasets in different repositories such that provenance, supplementation, duplication or other relationships are explicit. Clearly, this subject goes well beyond the single repository and better standards and approaches for linking resources and documenting data provenance are being developed elsewhere (e.g. </w:t>
       </w:r>
-      <w:hyperlink r:id="rId124">
+      <w:hyperlink r:id="rId138">
         <w:r>
           <w:rPr>
             <w:rStyle w:val="Hyperlink"/>
@@ -9741,7 +9988,7 @@
       <w:r>
         <w:t xml:space="preserve"> </w:t>
       </w:r>
-      <w:hyperlink r:id="rId125">
+      <w:hyperlink r:id="rId139">
         <w:r>
           <w:rPr>
             <w:rStyle w:val="Hyperlink"/>
@@ -9755,7 +10002,7 @@
       <w:r>
         <w:t xml:space="preserve"> </w:t>
       </w:r>
-      <w:hyperlink r:id="rId126">
+      <w:hyperlink r:id="rId140">
         <w:r>
           <w:rPr>
             <w:rStyle w:val="Hyperlink"/>
@@ -9767,23 +10014,23 @@
         <w:t xml:space="preserve">). Here we concentrate on specific cases in the context of large and multidisciplinary projects, such as LTER sites, that wish to enhance data discovery and preserve data relationships across multiple repositories.</w:t>
       </w:r>
     </w:p>
-    <w:bookmarkEnd w:id="127"/>
-    <w:bookmarkStart w:id="137" w:name="recommendations-for-data-packages-5"/>
+    <w:bookmarkEnd w:id="141"/>
+    <w:bookmarkStart w:id="151" w:name="recommendations-for-data-packages-5"/>
     <w:p>
       <w:pPr>
         <w:pStyle w:val="Heading2"/>
       </w:pPr>
       <w:r>
-        <w:t xml:space="preserve">7.2 Recommendations for data packages</w:t>
-      </w:r>
-    </w:p>
-    <w:bookmarkStart w:id="129" w:name="considerations-for-creating-linked-data"/>
+        <w:t xml:space="preserve">6.2 Recommendations for data packages</w:t>
+      </w:r>
+    </w:p>
+    <w:bookmarkStart w:id="143" w:name="considerations-for-creating-linked-data"/>
     <w:p>
       <w:pPr>
         <w:pStyle w:val="Heading3"/>
       </w:pPr>
       <w:r>
-        <w:t xml:space="preserve">7.2.1 Considerations for creating linked data</w:t>
+        <w:t xml:space="preserve">6.2.1 Considerations for creating linked data</w:t>
       </w:r>
     </w:p>
     <w:p>
@@ -9812,7 +10059,7 @@
       <w:r>
         <w:t xml:space="preserve"> </w:t>
       </w:r>
-      <w:hyperlink r:id="rId128">
+      <w:hyperlink r:id="rId142">
         <w:r>
           <w:rPr>
             <w:rStyle w:val="Hyperlink"/>
@@ -9837,7 +10084,7 @@
         <w:pStyle w:val="Compact"/>
         <w:numPr>
           <w:ilvl w:val="0"/>
-          <w:numId w:val="1019"/>
+          <w:numId w:val="1020"/>
         </w:numPr>
       </w:pPr>
       <w:r>
@@ -9852,121 +10099,6 @@
       </w:r>
       <w:r>
         <w:t xml:space="preserve">Large research projects or sites are frequently funded by different agencies and programs. Data collection may be supported by several such funding streams and, hence, fall in the purview of more than one requirement to archive data in a particular repository. In some cases, data repositories already accommodate such requirements by linking or replicating data appropriately. Examples of this are LTER data in EDI, NSF BCO-DMO and NSF ADC.</w:t>
-      </w:r>
-    </w:p>
-    <w:p>
-      <w:pPr>
-        <w:pStyle w:val="Compact"/>
-        <w:numPr>
-          <w:ilvl w:val="0"/>
-          <w:numId w:val="1019"/>
-        </w:numPr>
-      </w:pPr>
-      <w:r>
-        <w:rPr>
-          <w:b/>
-          <w:bCs/>
-        </w:rPr>
-        <w:t xml:space="preserve">Adding important metadata</w:t>
-      </w:r>
-      <w:r>
-        <w:t xml:space="preserve">: If data were originally submitted to a general purpose repository with minimal metadata requirements (e.g., DRYAD, figshare) additional metadata (e.g., EML) may be needed for discoverability, reusability, and integration. By creating a new repository record that identifies and is linked to the original published dataset, richer and more useful metadata can be added to the new record and utilized.</w:t>
-      </w:r>
-    </w:p>
-    <w:p>
-      <w:pPr>
-        <w:pStyle w:val="Compact"/>
-        <w:numPr>
-          <w:ilvl w:val="0"/>
-          <w:numId w:val="1019"/>
-        </w:numPr>
-      </w:pPr>
-      <w:r>
-        <w:rPr>
-          <w:b/>
-          <w:bCs/>
-        </w:rPr>
-        <w:t xml:space="preserve">Use of specialist repositories for related data:</w:t>
-      </w:r>
-      <w:r>
-        <w:t xml:space="preserve"> </w:t>
-      </w:r>
-      <w:r>
-        <w:t xml:space="preserve">There are sometimes advantages to publishing particular data types in specialized repositories. Specialized data repositories (e.g. GenBank, AmeriFlux) usually enforce strict data formatting, provide quality standards, enhanced search, discovery and reuse of particular types of data across projects in a way that is not possible using a generalized metadata format (EML) and repository (EDI). However, these data may not be discoverable with other, related project data taken at the same location and time. Creating links between related datasets held in specialist and generalist repositories helps preserve this context.</w:t>
-      </w:r>
-    </w:p>
-    <w:p>
-      <w:pPr>
-        <w:pStyle w:val="Compact"/>
-        <w:numPr>
-          <w:ilvl w:val="0"/>
-          <w:numId w:val="1019"/>
-        </w:numPr>
-      </w:pPr>
-      <w:r>
-        <w:rPr>
-          <w:b/>
-          <w:bCs/>
-        </w:rPr>
-        <w:t xml:space="preserve">A derived data product is archived in a different repository than the source (raw) data:</w:t>
-      </w:r>
-      <w:r>
-        <w:t xml:space="preserve"> </w:t>
-      </w:r>
-      <w:r>
-        <w:t xml:space="preserve">A wide range of cases fall into this category, from a direct one to one relationship of, e.g., a gene sequence and its OTU identification, a metagenome analysis and its community diversity metrics, to several datasets being combined in synthesis or meta-analysis studies. In these cases, links between source data and derived data products that are published in separate repositories need to be created and clearly documented.</w:t>
-      </w:r>
-    </w:p>
-    <w:p>
-      <w:pPr>
-        <w:pStyle w:val="Compact"/>
-        <w:numPr>
-          <w:ilvl w:val="0"/>
-          <w:numId w:val="1019"/>
-        </w:numPr>
-      </w:pPr>
-      <w:r>
-        <w:rPr>
-          <w:b/>
-          <w:bCs/>
-        </w:rPr>
-        <w:t xml:space="preserve">Linking to site- or project-relevant data from other research groups or agencies:</w:t>
-      </w:r>
-      <w:r>
-        <w:t xml:space="preserve"> </w:t>
-      </w:r>
-      <w:r>
-        <w:t xml:space="preserve">Although it may help with some aspects of data discovery it is generally not recommended to create records in EDI for data collected and managed by entirely different research groups or agencies.</w:t>
-      </w:r>
-      <w:r>
-        <w:t xml:space="preserve"> </w:t>
-      </w:r>
-      <w:r>
-        <w:rPr>
-          <w:b/>
-          <w:bCs/>
-          <w:i/>
-          <w:iCs/>
-        </w:rPr>
-        <w:t xml:space="preserve">In these cases, however, it is recommended to place a pointer to such repositories on a project website or develop other means for data users to discover relevant resources.</w:t>
-      </w:r>
-    </w:p>
-    <w:bookmarkEnd w:id="129"/>
-    <w:bookmarkStart w:id="130" w:name="Xe04291de54418b43a7d4df1948b27f117aee3c5"/>
-    <w:p>
-      <w:pPr>
-        <w:pStyle w:val="Heading3"/>
-      </w:pPr>
-      <w:r>
-        <w:t xml:space="preserve">7.2.2 General metadata for linked data packages in EDI</w:t>
-      </w:r>
-    </w:p>
-    <w:p>
-      <w:pPr>
-        <w:pStyle w:val="FirstParagraph"/>
-      </w:pPr>
-      <w:r>
-        <w:t xml:space="preserve">In EDI, the linked data package can be assembled using standard practices and EML metadata elements, but the included metadata and data entities must clearly lead the data user to files held in outside repositories. In addition, the package metadata should communicate the essential elements needed for data discovery (subject matter, authors, location, time-frame, etc.) and a brief description of how the data may be accessed, re-used, and cited via the outside repository as needed. General guidance on the content and structure of key metadata elements in an EDI data package linked to data in other repositories are described below.</w:t>
       </w:r>
     </w:p>
     <w:p>
@@ -9982,13 +10114,10 @@
           <w:b/>
           <w:bCs/>
         </w:rPr>
-        <w:t xml:space="preserve">Abstract:</w:t>
-      </w:r>
-      <w:r>
-        <w:t xml:space="preserve"> </w:t>
-      </w:r>
-      <w:r>
-        <w:t xml:space="preserve">Describe the key features of the data package. If the data package contains only links to data held in other repositories, or data duplicated from another repository, clearly state that the original data are located in a different repository and direct the user to the correct data citation. Describe the target data in sufficient detail that users can determine whether these data are fit for their use, and instruct them on how to find and re-use the data.</w:t>
+        <w:t xml:space="preserve">Adding important metadata</w:t>
+      </w:r>
+      <w:r>
+        <w:t xml:space="preserve">: If data were originally submitted to a general purpose repository with minimal metadata requirements (e.g., DRYAD, figshare) additional metadata (e.g., EML) may be needed for discoverability, reusability, and integration. By creating a new repository record that identifies and is linked to the original published dataset, richer and more useful metadata can be added to the new record and utilized.</w:t>
       </w:r>
     </w:p>
     <w:p>
@@ -10004,13 +10133,13 @@
           <w:b/>
           <w:bCs/>
         </w:rPr>
-        <w:t xml:space="preserve">Methods:</w:t>
-      </w:r>
-      <w:r>
-        <w:t xml:space="preserve"> </w:t>
-      </w:r>
-      <w:r>
-        <w:t xml:space="preserve">Collection/generation methods for any data entities included or linked to. If the methods are well-described in the metadata at another repository, this element can simply refer users there. If the new data package includes ancillary data or derived data, describe how those data were collected or derived.</w:t>
+        <w:t xml:space="preserve">Use of specialist repositories for related data:</w:t>
+      </w:r>
+      <w:r>
+        <w:t xml:space="preserve"> </w:t>
+      </w:r>
+      <w:r>
+        <w:t xml:space="preserve">There are sometimes advantages to publishing particular data types in specialized repositories. Specialized data repositories (e.g. GenBank, AmeriFlux) usually enforce strict data formatting, provide quality standards, enhanced search, discovery and reuse of particular types of data across projects in a way that is not possible using a generalized metadata format (EML) and repository (EDI). However, these data may not be discoverable with other, related project data taken at the same location and time. Creating links between related datasets held in specialist and generalist repositories helps preserve this context.</w:t>
       </w:r>
     </w:p>
     <w:p>
@@ -10026,29 +10155,13 @@
           <w:b/>
           <w:bCs/>
         </w:rPr>
-        <w:t xml:space="preserve">Geographic description</w:t>
-      </w:r>
-      <w:r>
-        <w:t xml:space="preserve"> </w:t>
-      </w:r>
-      <w:r>
-        <w:t xml:space="preserve">and</w:t>
-      </w:r>
-      <w:r>
-        <w:t xml:space="preserve"> </w:t>
-      </w:r>
-      <w:r>
-        <w:rPr>
-          <w:b/>
-          <w:bCs/>
-        </w:rPr>
-        <w:t xml:space="preserve">coordinates:</w:t>
-      </w:r>
-      <w:r>
-        <w:t xml:space="preserve"> </w:t>
-      </w:r>
-      <w:r>
-        <w:t xml:space="preserve">At a minimum these elements should define a bounding box that will make the data package discoverable through EDI, DataOne, or other geographic search interfaces. Additional, more detailed coordinates may be given in the inventory file entity as described below.</w:t>
+        <w:t xml:space="preserve">A derived data product is archived in a different repository than the source (raw) data:</w:t>
+      </w:r>
+      <w:r>
+        <w:t xml:space="preserve"> </w:t>
+      </w:r>
+      <w:r>
+        <w:t xml:space="preserve">A wide range of cases fall into this category, from a direct one to one relationship of, e.g., a gene sequence and its OTU identification, a metagenome analysis and its community diversity metrics, to several datasets being combined in synthesis or meta-analysis studies. In these cases, links between source data and derived data products that are published in separate repositories need to be created and clearly documented.</w:t>
       </w:r>
     </w:p>
     <w:p>
@@ -10064,61 +10177,43 @@
           <w:b/>
           <w:bCs/>
         </w:rPr>
-        <w:t xml:space="preserve">Keywords:</w:t>
-      </w:r>
-      <w:r>
-        <w:t xml:space="preserve"> </w:t>
-      </w:r>
-      <w:r>
-        <w:t xml:space="preserve">Since some linked data packages include an inventory of data held at a different repository, include the keyword</w:t>
-      </w:r>
-      <w:r>
-        <w:t xml:space="preserve"> </w:t>
-      </w:r>
-      <w:r>
-        <w:t xml:space="preserve">“data inventory”</w:t>
-      </w:r>
-      <w:r>
-        <w:t xml:space="preserve"> </w:t>
-      </w:r>
-      <w:r>
-        <w:t xml:space="preserve">and thematic keywords that describe the data entities in the other repository.</w:t>
-      </w:r>
-    </w:p>
-    <w:bookmarkEnd w:id="130"/>
-    <w:bookmarkStart w:id="136" w:name="X30d5282e2645dd7a0f1fe09a6dcd4b2e9775593"/>
-    <w:p>
-      <w:pPr>
-        <w:pStyle w:val="Heading3"/>
-      </w:pPr>
-      <w:r>
-        <w:t xml:space="preserve">7.2.3 Common use cases and their structure in EDI</w:t>
-      </w:r>
-    </w:p>
-    <w:p>
-      <w:pPr>
-        <w:pStyle w:val="FirstParagraph"/>
-      </w:pPr>
-      <w:r>
-        <w:t xml:space="preserve">There are several common use cases for creating a new linked data package in EDI. The new package may establish either a one-to-one link from EDI to a dataset in another repository, or a one-to-many relationship that is more complex. Three possible cases are described below in terms of what entities to publish, where to publish them, metadata elements to be created in EML, and the contents of included data entities. There are likely to be other use cases for linking EDI data packages to other repositories.</w:t>
-      </w:r>
-    </w:p>
-    <w:p>
-      <w:pPr>
-        <w:pStyle w:val="BodyText"/>
-      </w:pPr>
+        <w:t xml:space="preserve">Linking to site- or project-relevant data from other research groups or agencies:</w:t>
+      </w:r>
+      <w:r>
+        <w:t xml:space="preserve"> </w:t>
+      </w:r>
+      <w:r>
+        <w:t xml:space="preserve">Although it may help with some aspects of data discovery it is generally not recommended to create records in EDI for data collected and managed by entirely different research groups or agencies.</w:t>
+      </w:r>
+      <w:r>
+        <w:t xml:space="preserve"> </w:t>
+      </w:r>
       <w:r>
         <w:rPr>
           <w:b/>
           <w:bCs/>
-        </w:rPr>
-        <w:t xml:space="preserve">Case 1:</w:t>
-      </w:r>
-      <w:r>
-        <w:t xml:space="preserve"> </w:t>
-      </w:r>
-      <w:r>
-        <w:t xml:space="preserve">One dataset needs to be discoverable in more than one data repository. The data remain the same, but the metadata in the new data package at EDI may be upgraded beyond what exists in the other repository.</w:t>
+          <w:i/>
+          <w:iCs/>
+        </w:rPr>
+        <w:t xml:space="preserve">In these cases, however, it is recommended to place a pointer to such repositories on a project website or develop other means for data users to discover relevant resources.</w:t>
+      </w:r>
+    </w:p>
+    <w:bookmarkEnd w:id="143"/>
+    <w:bookmarkStart w:id="144" w:name="Xe04291de54418b43a7d4df1948b27f117aee3c5"/>
+    <w:p>
+      <w:pPr>
+        <w:pStyle w:val="Heading3"/>
+      </w:pPr>
+      <w:r>
+        <w:t xml:space="preserve">6.2.2 General metadata for linked data packages in EDI</w:t>
+      </w:r>
+    </w:p>
+    <w:p>
+      <w:pPr>
+        <w:pStyle w:val="FirstParagraph"/>
+      </w:pPr>
+      <w:r>
+        <w:t xml:space="preserve">In EDI, the linked data package can be assembled using standard practices and EML metadata elements, but the included metadata and data entities must clearly lead the data user to files held in outside repositories. In addition, the package metadata should communicate the essential elements needed for data discovery (subject matter, authors, location, time-frame, etc.) and a brief description of how the data may be accessed, re-used, and cited via the outside repository as needed. General guidance on the content and structure of key metadata elements in an EDI data package linked to data in other repositories are described below.</w:t>
       </w:r>
     </w:p>
     <w:p>
@@ -10130,10 +10225,17 @@
         </w:numPr>
       </w:pPr>
       <w:r>
-        <w:t xml:space="preserve">The metadata in EDI must clearly state, preferably in the abstract or another obvious location, that this data package is already published in another repository. Include the original unique identifier and instruct users to cite that original data, if appropriate.</w:t>
-      </w:r>
-      <w:r>
-        <w:br/>
+        <w:rPr>
+          <w:b/>
+          <w:bCs/>
+        </w:rPr>
+        <w:t xml:space="preserve">Abstract:</w:t>
+      </w:r>
+      <w:r>
+        <w:t xml:space="preserve"> </w:t>
+      </w:r>
+      <w:r>
+        <w:t xml:space="preserve">Describe the key features of the data package. If the data package contains only links to data held in other repositories, or data duplicated from another repository, clearly state that the original data are located in a different repository and direct the user to the correct data citation. Describe the target data in sufficient detail that users can determine whether these data are fit for their use, and instruct them on how to find and re-use the data.</w:t>
       </w:r>
     </w:p>
     <w:p>
@@ -10145,7 +10247,17 @@
         </w:numPr>
       </w:pPr>
       <w:r>
-        <w:t xml:space="preserve">Include instructions on how to access and cite the original data if the original repository is lacking in such guidance.</w:t>
+        <w:rPr>
+          <w:b/>
+          <w:bCs/>
+        </w:rPr>
+        <w:t xml:space="preserve">Methods:</w:t>
+      </w:r>
+      <w:r>
+        <w:t xml:space="preserve"> </w:t>
+      </w:r>
+      <w:r>
+        <w:t xml:space="preserve">Collection/generation methods for any data entities included or linked to. If the methods are well-described in the metadata at another repository, this element can simply refer users there. If the new data package includes ancillary data or derived data, describe how those data were collected or derived.</w:t>
       </w:r>
     </w:p>
     <w:p>
@@ -10157,7 +10269,33 @@
         </w:numPr>
       </w:pPr>
       <w:r>
-        <w:t xml:space="preserve">If data are duplicated (which is not recommended), metadata should include information on how versions in different repositories are kept synchronized. If such synchronization is not feasible, users should be warned to inspect both sources for the latest data..</w:t>
+        <w:rPr>
+          <w:b/>
+          <w:bCs/>
+        </w:rPr>
+        <w:t xml:space="preserve">Geographic description</w:t>
+      </w:r>
+      <w:r>
+        <w:t xml:space="preserve"> </w:t>
+      </w:r>
+      <w:r>
+        <w:t xml:space="preserve">and</w:t>
+      </w:r>
+      <w:r>
+        <w:t xml:space="preserve"> </w:t>
+      </w:r>
+      <w:r>
+        <w:rPr>
+          <w:b/>
+          <w:bCs/>
+        </w:rPr>
+        <w:t xml:space="preserve">coordinates:</w:t>
+      </w:r>
+      <w:r>
+        <w:t xml:space="preserve"> </w:t>
+      </w:r>
+      <w:r>
+        <w:t xml:space="preserve">At a minimum these elements should define a bounding box that will make the data package discoverable through EDI, DataOne, or other geographic search interfaces. Additional, more detailed coordinates may be given in the inventory file entity as described below.</w:t>
       </w:r>
     </w:p>
     <w:p>
@@ -10169,25 +10307,65 @@
         </w:numPr>
       </w:pPr>
       <w:r>
-        <w:t xml:space="preserve">In EML the &lt;additionalIdentifier&gt; field may be used to store the persistent identifier (DOI), or a link (URL) that refers to the data held in another repository to make the link machine readable. Where an external repository supplies both a URL and DOI, use the DOI as URLs may not be maintained through time.</w:t>
-      </w:r>
-    </w:p>
-    <w:p>
-      <w:pPr>
-        <w:pStyle w:val="FirstParagraph"/>
-      </w:pPr>
-      <w:r>
         <w:rPr>
           <w:b/>
           <w:bCs/>
         </w:rPr>
-        <w:t xml:space="preserve">Case 2:</w:t>
-      </w:r>
-      <w:r>
-        <w:t xml:space="preserve"> </w:t>
-      </w:r>
-      <w:r>
-        <w:t xml:space="preserve">A list of data records held in a specialized repository needs to be linked to ancillary or supporting data that are being published in EDI (for derived data see Case 3).</w:t>
+        <w:t xml:space="preserve">Keywords:</w:t>
+      </w:r>
+      <w:r>
+        <w:t xml:space="preserve"> </w:t>
+      </w:r>
+      <w:r>
+        <w:t xml:space="preserve">Since some linked data packages include an inventory of data held at a different repository, include the keyword</w:t>
+      </w:r>
+      <w:r>
+        <w:t xml:space="preserve"> </w:t>
+      </w:r>
+      <w:r>
+        <w:t xml:space="preserve">“data inventory”</w:t>
+      </w:r>
+      <w:r>
+        <w:t xml:space="preserve"> </w:t>
+      </w:r>
+      <w:r>
+        <w:t xml:space="preserve">and thematic keywords that describe the data entities in the other repository.</w:t>
+      </w:r>
+    </w:p>
+    <w:bookmarkEnd w:id="144"/>
+    <w:bookmarkStart w:id="150" w:name="X30d5282e2645dd7a0f1fe09a6dcd4b2e9775593"/>
+    <w:p>
+      <w:pPr>
+        <w:pStyle w:val="Heading3"/>
+      </w:pPr>
+      <w:r>
+        <w:t xml:space="preserve">6.2.3 Common use cases and their structure in EDI</w:t>
+      </w:r>
+    </w:p>
+    <w:p>
+      <w:pPr>
+        <w:pStyle w:val="FirstParagraph"/>
+      </w:pPr>
+      <w:r>
+        <w:t xml:space="preserve">There are several common use cases for creating a new linked data package in EDI. The new package may establish either a one-to-one link from EDI to a dataset in another repository, or a one-to-many relationship that is more complex. Three possible cases are described below in terms of what entities to publish, where to publish them, metadata elements to be created in EML, and the contents of included data entities. There are likely to be other use cases for linking EDI data packages to other repositories.</w:t>
+      </w:r>
+    </w:p>
+    <w:p>
+      <w:pPr>
+        <w:pStyle w:val="BodyText"/>
+      </w:pPr>
+      <w:r>
+        <w:rPr>
+          <w:b/>
+          <w:bCs/>
+        </w:rPr>
+        <w:t xml:space="preserve">Case 1:</w:t>
+      </w:r>
+      <w:r>
+        <w:t xml:space="preserve"> </w:t>
+      </w:r>
+      <w:r>
+        <w:t xml:space="preserve">One dataset needs to be discoverable in more than one data repository. The data remain the same, but the metadata in the new data package at EDI may be upgraded beyond what exists in the other repository.</w:t>
       </w:r>
     </w:p>
     <w:p>
@@ -10199,7 +10377,10 @@
         </w:numPr>
       </w:pPr>
       <w:r>
-        <w:t xml:space="preserve">This case applies when a collection of datasets, or similar scientific resources, is held in a specialized repository and closely related ancillary or supporting data and metadata needs to be archived in a more generalist data repository like EDI. For example, ancillary environmental data or laboratory analyses held in EDI could be linked to collections of sequence reads held in NCBI GenBank or museum voucher specimens archived with Darwin Core metadata. See complete examples in Table 5.3.</w:t>
+        <w:t xml:space="preserve">The metadata in EDI must clearly state, preferably in the abstract or another obvious location, that this data package is already published in another repository. Include the original unique identifier and instruct users to cite that original data, if appropriate.</w:t>
+      </w:r>
+      <w:r>
+        <w:br/>
       </w:r>
     </w:p>
     <w:p>
@@ -10211,6 +10392,72 @@
         </w:numPr>
       </w:pPr>
       <w:r>
+        <w:t xml:space="preserve">Include instructions on how to access and cite the original data if the original repository is lacking in such guidance.</w:t>
+      </w:r>
+    </w:p>
+    <w:p>
+      <w:pPr>
+        <w:pStyle w:val="Compact"/>
+        <w:numPr>
+          <w:ilvl w:val="0"/>
+          <w:numId w:val="1022"/>
+        </w:numPr>
+      </w:pPr>
+      <w:r>
+        <w:t xml:space="preserve">If data are duplicated (which is not recommended), metadata should include information on how versions in different repositories are kept synchronized. If such synchronization is not feasible, users should be warned to inspect both sources for the latest data..</w:t>
+      </w:r>
+    </w:p>
+    <w:p>
+      <w:pPr>
+        <w:pStyle w:val="Compact"/>
+        <w:numPr>
+          <w:ilvl w:val="0"/>
+          <w:numId w:val="1022"/>
+        </w:numPr>
+      </w:pPr>
+      <w:r>
+        <w:t xml:space="preserve">In EML the &lt;additionalIdentifier&gt; field may be used to store the persistent identifier (DOI), or a link (URL) that refers to the data held in another repository to make the link machine readable. Where an external repository supplies both a URL and DOI, use the DOI as URLs may not be maintained through time.</w:t>
+      </w:r>
+    </w:p>
+    <w:p>
+      <w:pPr>
+        <w:pStyle w:val="FirstParagraph"/>
+      </w:pPr>
+      <w:r>
+        <w:rPr>
+          <w:b/>
+          <w:bCs/>
+        </w:rPr>
+        <w:t xml:space="preserve">Case 2:</w:t>
+      </w:r>
+      <w:r>
+        <w:t xml:space="preserve"> </w:t>
+      </w:r>
+      <w:r>
+        <w:t xml:space="preserve">A list of data records held in a specialized repository needs to be linked to ancillary or supporting data that are being published in EDI (for derived data see Case 3).</w:t>
+      </w:r>
+    </w:p>
+    <w:p>
+      <w:pPr>
+        <w:pStyle w:val="Compact"/>
+        <w:numPr>
+          <w:ilvl w:val="0"/>
+          <w:numId w:val="1023"/>
+        </w:numPr>
+      </w:pPr>
+      <w:r>
+        <w:t xml:space="preserve">This case applies when a collection of datasets, or similar scientific resources, is held in a specialized repository and closely related ancillary or supporting data and metadata needs to be archived in a more generalist data repository like EDI. For example, ancillary environmental data or laboratory analyses held in EDI could be linked to collections of sequence reads held in NCBI GenBank or museum voucher specimens archived with Darwin Core metadata. See complete examples in Table 5.3.</w:t>
+      </w:r>
+    </w:p>
+    <w:p>
+      <w:pPr>
+        <w:pStyle w:val="Compact"/>
+        <w:numPr>
+          <w:ilvl w:val="0"/>
+          <w:numId w:val="1023"/>
+        </w:numPr>
+      </w:pPr>
+      <w:r>
         <w:t xml:space="preserve">The new EDI data package should include a</w:t>
       </w:r>
       <w:r>
@@ -10228,7 +10475,7 @@
       <w:r>
         <w:t xml:space="preserve"> </w:t>
       </w:r>
-      <w:hyperlink r:id="rId74">
+      <w:hyperlink r:id="rId88">
         <w:r>
           <w:rPr>
             <w:rStyle w:val="Hyperlink"/>
@@ -10248,265 +10495,11 @@
         <w:pStyle w:val="Compact"/>
         <w:numPr>
           <w:ilvl w:val="0"/>
-          <w:numId w:val="1022"/>
+          <w:numId w:val="1023"/>
         </w:numPr>
       </w:pPr>
       <w:r>
         <w:t xml:space="preserve">The inventory table must have a row for each outside repository record (or some meaningful grouping of records, e.g., project in NCBI) being linked to, with columns that include persistent unique identifiers of the data in the other repository, and relevant descriptors of the data. The complete content of the inventory will be dictated by the structure of the other repository and the data entities and metadata held there. Suggested columns are presented in Table 5.1.</w:t>
-      </w:r>
-    </w:p>
-    <w:p>
-      <w:pPr>
-        <w:pStyle w:val="Compact"/>
-        <w:numPr>
-          <w:ilvl w:val="0"/>
-          <w:numId w:val="1022"/>
-        </w:numPr>
-      </w:pPr>
-      <w:r>
-        <w:t xml:space="preserve">The inventory table may also provide additional contextual information for each individual data resource in another repository. Table 5.2 presents examples of these contextual columns. They are, however, subject dependent and may vary for different projects. For more examples, see the discussion on sequencing and genomic data later in this document.</w:t>
-      </w:r>
-    </w:p>
-    <w:p>
-      <w:pPr>
-        <w:pStyle w:val="FirstParagraph"/>
-      </w:pPr>
-      <w:r>
-        <w:t xml:space="preserve">Table 1: Suggested columns for identifying the external data in the data inventory table.</w:t>
-      </w:r>
-    </w:p>
-    <w:p>
-      <w:pPr>
-        <w:pStyle w:val="BodyText"/>
-      </w:pPr>
-      <w:r>
-        <w:t xml:space="preserve">Column</w:t>
-      </w:r>
-    </w:p>
-    <w:p>
-      <w:pPr>
-        <w:pStyle w:val="BodyText"/>
-      </w:pPr>
-      <w:r>
-        <w:t xml:space="preserve">Description</w:t>
-      </w:r>
-    </w:p>
-    <w:p>
-      <w:pPr>
-        <w:pStyle w:val="BodyText"/>
-      </w:pPr>
-      <w:r>
-        <w:t xml:space="preserve">External unique ID</w:t>
-      </w:r>
-    </w:p>
-    <w:p>
-      <w:pPr>
-        <w:pStyle w:val="BodyText"/>
-      </w:pPr>
-      <w:r>
-        <w:t xml:space="preserve">Unique identifier for the data resource in the other repository. E.g. Accession number</w:t>
-      </w:r>
-    </w:p>
-    <w:p>
-      <w:pPr>
-        <w:pStyle w:val="BodyText"/>
-      </w:pPr>
-      <w:r>
-        <w:t xml:space="preserve">External access URL</w:t>
-      </w:r>
-    </w:p>
-    <w:p>
-      <w:pPr>
-        <w:pStyle w:val="BodyText"/>
-      </w:pPr>
-      <w:r>
-        <w:t xml:space="preserve">A unique, persistent link to the data resource in the other repository.</w:t>
-      </w:r>
-    </w:p>
-    <w:p>
-      <w:pPr>
-        <w:pStyle w:val="BodyText"/>
-      </w:pPr>
-      <w:r>
-        <w:t xml:space="preserve">Title/description</w:t>
-      </w:r>
-    </w:p>
-    <w:p>
-      <w:pPr>
-        <w:pStyle w:val="BodyText"/>
-      </w:pPr>
-      <w:r>
-        <w:t xml:space="preserve">Title and/or brief description of the data resource</w:t>
-      </w:r>
-    </w:p>
-    <w:p>
-      <w:pPr>
-        <w:pStyle w:val="BodyText"/>
-      </w:pPr>
-      <w:r>
-        <w:t xml:space="preserve">Filename(s)</w:t>
-      </w:r>
-    </w:p>
-    <w:p>
-      <w:pPr>
-        <w:pStyle w:val="BodyText"/>
-      </w:pPr>
-      <w:r>
-        <w:t xml:space="preserve">Dataset or file name at the other repository</w:t>
-      </w:r>
-    </w:p>
-    <w:p>
-      <w:pPr>
-        <w:pStyle w:val="BodyText"/>
-      </w:pPr>
-      <w:r>
-        <w:t xml:space="preserve">Format</w:t>
-      </w:r>
-    </w:p>
-    <w:p>
-      <w:pPr>
-        <w:pStyle w:val="BodyText"/>
-      </w:pPr>
-      <w:r>
-        <w:t xml:space="preserve">File format of above</w:t>
-      </w:r>
-    </w:p>
-    <w:p>
-      <w:pPr>
-        <w:pStyle w:val="BodyText"/>
-      </w:pPr>
-      <w:r>
-        <w:t xml:space="preserve">Repository URL</w:t>
-      </w:r>
-    </w:p>
-    <w:p>
-      <w:pPr>
-        <w:pStyle w:val="BodyText"/>
-      </w:pPr>
-      <w:r>
-        <w:t xml:space="preserve">URL of the repository being linked to</w:t>
-      </w:r>
-    </w:p>
-    <w:p>
-      <w:pPr>
-        <w:pStyle w:val="BodyText"/>
-      </w:pPr>
-      <w:r>
-        <w:t xml:space="preserve">Table 2: Examples of additional contextual columns in the data inventory table.</w:t>
-      </w:r>
-    </w:p>
-    <w:p>
-      <w:pPr>
-        <w:pStyle w:val="BodyText"/>
-      </w:pPr>
-      <w:r>
-        <w:t xml:space="preserve">Column</w:t>
-      </w:r>
-    </w:p>
-    <w:p>
-      <w:pPr>
-        <w:pStyle w:val="BodyText"/>
-      </w:pPr>
-      <w:r>
-        <w:t xml:space="preserve">Description</w:t>
-      </w:r>
-    </w:p>
-    <w:p>
-      <w:pPr>
-        <w:pStyle w:val="BodyText"/>
-      </w:pPr>
-      <w:r>
-        <w:t xml:space="preserve">Latitude/Longitude</w:t>
-      </w:r>
-    </w:p>
-    <w:p>
-      <w:pPr>
-        <w:pStyle w:val="BodyText"/>
-      </w:pPr>
-      <w:r>
-        <w:t xml:space="preserve">Latitude and longitude in standard format for each data resource in the other repository.</w:t>
-      </w:r>
-    </w:p>
-    <w:p>
-      <w:pPr>
-        <w:pStyle w:val="BodyText"/>
-      </w:pPr>
-      <w:r>
-        <w:t xml:space="preserve">Location name</w:t>
-      </w:r>
-    </w:p>
-    <w:p>
-      <w:pPr>
-        <w:pStyle w:val="BodyText"/>
-      </w:pPr>
-      <w:r>
-        <w:t xml:space="preserve">Locally used name of collection site</w:t>
-      </w:r>
-    </w:p>
-    <w:p>
-      <w:pPr>
-        <w:pStyle w:val="BodyText"/>
-      </w:pPr>
-      <w:r>
-        <w:t xml:space="preserve">Treatment level</w:t>
-      </w:r>
-    </w:p>
-    <w:p>
-      <w:pPr>
-        <w:pStyle w:val="BodyText"/>
-      </w:pPr>
-      <w:r>
-        <w:t xml:space="preserve">Experimental treatment applied to the outside dataset</w:t>
-      </w:r>
-    </w:p>
-    <w:p>
-      <w:pPr>
-        <w:pStyle w:val="BodyText"/>
-      </w:pPr>
-      <w:r>
-        <w:t xml:space="preserve">Start/End datetime</w:t>
-      </w:r>
-    </w:p>
-    <w:p>
-      <w:pPr>
-        <w:pStyle w:val="BodyText"/>
-      </w:pPr>
-      <w:r>
-        <w:t xml:space="preserve">Starting/ending datetime of the data resource (NA for End if data collection is ongoing)</w:t>
-      </w:r>
-    </w:p>
-    <w:p>
-      <w:pPr>
-        <w:pStyle w:val="BodyText"/>
-      </w:pPr>
-      <w:r>
-        <w:t xml:space="preserve">Reference publication</w:t>
-      </w:r>
-    </w:p>
-    <w:p>
-      <w:pPr>
-        <w:pStyle w:val="BodyText"/>
-      </w:pPr>
-      <w:r>
-        <w:t xml:space="preserve">DOI of publication providing in-depth context for data</w:t>
-      </w:r>
-    </w:p>
-    <w:p>
-      <w:pPr>
-        <w:pStyle w:val="BodyText"/>
-      </w:pPr>
-      <w:r>
-        <w:rPr>
-          <w:b/>
-          <w:bCs/>
-        </w:rPr>
-        <w:t xml:space="preserve">Case 3:</w:t>
-      </w:r>
-      <w:r>
-        <w:t xml:space="preserve"> </w:t>
-      </w:r>
-      <w:r>
-        <w:t xml:space="preserve">One or more datasets in other repositories are used to create derived data products that need to be archived in EDI.</w:t>
       </w:r>
     </w:p>
     <w:p>
@@ -10518,19 +10511,249 @@
         </w:numPr>
       </w:pPr>
       <w:r>
-        <w:t xml:space="preserve">In this case the new dataset is directly or indirectly derived from the</w:t>
-      </w:r>
-      <w:r>
-        <w:t xml:space="preserve"> </w:t>
-      </w:r>
-      <w:r>
-        <w:t xml:space="preserve">‘source’</w:t>
-      </w:r>
-      <w:r>
-        <w:t xml:space="preserve"> </w:t>
-      </w:r>
-      <w:r>
-        <w:t xml:space="preserve">dataset(s) in other repositories. Such derived data may serve a wide range of research purposes, including use in cross-site synthesis, re-analysis, or meta-analysis studies.</w:t>
+        <w:t xml:space="preserve">The inventory table may also provide additional contextual information for each individual data resource in another repository. Table 5.2 presents examples of these contextual columns. They are, however, subject dependent and may vary for different projects. For more examples, see the discussion on sequencing and genomic data later in this document.</w:t>
+      </w:r>
+    </w:p>
+    <w:p>
+      <w:pPr>
+        <w:pStyle w:val="FirstParagraph"/>
+      </w:pPr>
+      <w:r>
+        <w:t xml:space="preserve">Table 1: Suggested columns for identifying the external data in the data inventory table.</w:t>
+      </w:r>
+    </w:p>
+    <w:p>
+      <w:pPr>
+        <w:pStyle w:val="BodyText"/>
+      </w:pPr>
+      <w:r>
+        <w:t xml:space="preserve">Column</w:t>
+      </w:r>
+    </w:p>
+    <w:p>
+      <w:pPr>
+        <w:pStyle w:val="BodyText"/>
+      </w:pPr>
+      <w:r>
+        <w:t xml:space="preserve">Description</w:t>
+      </w:r>
+    </w:p>
+    <w:p>
+      <w:pPr>
+        <w:pStyle w:val="BodyText"/>
+      </w:pPr>
+      <w:r>
+        <w:t xml:space="preserve">External unique ID</w:t>
+      </w:r>
+    </w:p>
+    <w:p>
+      <w:pPr>
+        <w:pStyle w:val="BodyText"/>
+      </w:pPr>
+      <w:r>
+        <w:t xml:space="preserve">Unique identifier for the data resource in the other repository. E.g. Accession number</w:t>
+      </w:r>
+    </w:p>
+    <w:p>
+      <w:pPr>
+        <w:pStyle w:val="BodyText"/>
+      </w:pPr>
+      <w:r>
+        <w:t xml:space="preserve">External access URL</w:t>
+      </w:r>
+    </w:p>
+    <w:p>
+      <w:pPr>
+        <w:pStyle w:val="BodyText"/>
+      </w:pPr>
+      <w:r>
+        <w:t xml:space="preserve">A unique, persistent link to the data resource in the other repository.</w:t>
+      </w:r>
+    </w:p>
+    <w:p>
+      <w:pPr>
+        <w:pStyle w:val="BodyText"/>
+      </w:pPr>
+      <w:r>
+        <w:t xml:space="preserve">Title/description</w:t>
+      </w:r>
+    </w:p>
+    <w:p>
+      <w:pPr>
+        <w:pStyle w:val="BodyText"/>
+      </w:pPr>
+      <w:r>
+        <w:t xml:space="preserve">Title and/or brief description of the data resource</w:t>
+      </w:r>
+    </w:p>
+    <w:p>
+      <w:pPr>
+        <w:pStyle w:val="BodyText"/>
+      </w:pPr>
+      <w:r>
+        <w:t xml:space="preserve">Filename(s)</w:t>
+      </w:r>
+    </w:p>
+    <w:p>
+      <w:pPr>
+        <w:pStyle w:val="BodyText"/>
+      </w:pPr>
+      <w:r>
+        <w:t xml:space="preserve">Dataset or file name at the other repository</w:t>
+      </w:r>
+    </w:p>
+    <w:p>
+      <w:pPr>
+        <w:pStyle w:val="BodyText"/>
+      </w:pPr>
+      <w:r>
+        <w:t xml:space="preserve">Format</w:t>
+      </w:r>
+    </w:p>
+    <w:p>
+      <w:pPr>
+        <w:pStyle w:val="BodyText"/>
+      </w:pPr>
+      <w:r>
+        <w:t xml:space="preserve">File format of above</w:t>
+      </w:r>
+    </w:p>
+    <w:p>
+      <w:pPr>
+        <w:pStyle w:val="BodyText"/>
+      </w:pPr>
+      <w:r>
+        <w:t xml:space="preserve">Repository URL</w:t>
+      </w:r>
+    </w:p>
+    <w:p>
+      <w:pPr>
+        <w:pStyle w:val="BodyText"/>
+      </w:pPr>
+      <w:r>
+        <w:t xml:space="preserve">URL of the repository being linked to</w:t>
+      </w:r>
+    </w:p>
+    <w:p>
+      <w:pPr>
+        <w:pStyle w:val="BodyText"/>
+      </w:pPr>
+      <w:r>
+        <w:t xml:space="preserve">Table 2: Examples of additional contextual columns in the data inventory table.</w:t>
+      </w:r>
+    </w:p>
+    <w:p>
+      <w:pPr>
+        <w:pStyle w:val="BodyText"/>
+      </w:pPr>
+      <w:r>
+        <w:t xml:space="preserve">Column</w:t>
+      </w:r>
+    </w:p>
+    <w:p>
+      <w:pPr>
+        <w:pStyle w:val="BodyText"/>
+      </w:pPr>
+      <w:r>
+        <w:t xml:space="preserve">Description</w:t>
+      </w:r>
+    </w:p>
+    <w:p>
+      <w:pPr>
+        <w:pStyle w:val="BodyText"/>
+      </w:pPr>
+      <w:r>
+        <w:t xml:space="preserve">Latitude/Longitude</w:t>
+      </w:r>
+    </w:p>
+    <w:p>
+      <w:pPr>
+        <w:pStyle w:val="BodyText"/>
+      </w:pPr>
+      <w:r>
+        <w:t xml:space="preserve">Latitude and longitude in standard format for each data resource in the other repository.</w:t>
+      </w:r>
+    </w:p>
+    <w:p>
+      <w:pPr>
+        <w:pStyle w:val="BodyText"/>
+      </w:pPr>
+      <w:r>
+        <w:t xml:space="preserve">Location name</w:t>
+      </w:r>
+    </w:p>
+    <w:p>
+      <w:pPr>
+        <w:pStyle w:val="BodyText"/>
+      </w:pPr>
+      <w:r>
+        <w:t xml:space="preserve">Locally used name of collection site</w:t>
+      </w:r>
+    </w:p>
+    <w:p>
+      <w:pPr>
+        <w:pStyle w:val="BodyText"/>
+      </w:pPr>
+      <w:r>
+        <w:t xml:space="preserve">Treatment level</w:t>
+      </w:r>
+    </w:p>
+    <w:p>
+      <w:pPr>
+        <w:pStyle w:val="BodyText"/>
+      </w:pPr>
+      <w:r>
+        <w:t xml:space="preserve">Experimental treatment applied to the outside dataset</w:t>
+      </w:r>
+    </w:p>
+    <w:p>
+      <w:pPr>
+        <w:pStyle w:val="BodyText"/>
+      </w:pPr>
+      <w:r>
+        <w:t xml:space="preserve">Start/End datetime</w:t>
+      </w:r>
+    </w:p>
+    <w:p>
+      <w:pPr>
+        <w:pStyle w:val="BodyText"/>
+      </w:pPr>
+      <w:r>
+        <w:t xml:space="preserve">Starting/ending datetime of the data resource (NA for End if data collection is ongoing)</w:t>
+      </w:r>
+    </w:p>
+    <w:p>
+      <w:pPr>
+        <w:pStyle w:val="BodyText"/>
+      </w:pPr>
+      <w:r>
+        <w:t xml:space="preserve">Reference publication</w:t>
+      </w:r>
+    </w:p>
+    <w:p>
+      <w:pPr>
+        <w:pStyle w:val="BodyText"/>
+      </w:pPr>
+      <w:r>
+        <w:t xml:space="preserve">DOI of publication providing in-depth context for data</w:t>
+      </w:r>
+    </w:p>
+    <w:p>
+      <w:pPr>
+        <w:pStyle w:val="BodyText"/>
+      </w:pPr>
+      <w:r>
+        <w:rPr>
+          <w:b/>
+          <w:bCs/>
+        </w:rPr>
+        <w:t xml:space="preserve">Case 3:</w:t>
+      </w:r>
+      <w:r>
+        <w:t xml:space="preserve"> </w:t>
+      </w:r>
+      <w:r>
+        <w:t xml:space="preserve">One or more datasets in other repositories are used to create derived data products that need to be archived in EDI.</w:t>
       </w:r>
     </w:p>
     <w:p>
@@ -10538,11 +10761,23 @@
         <w:pStyle w:val="Compact"/>
         <w:numPr>
           <w:ilvl w:val="0"/>
-          <w:numId w:val="1023"/>
+          <w:numId w:val="1024"/>
         </w:numPr>
       </w:pPr>
       <w:r>
-        <w:t xml:space="preserve">Provenance metadata should be used to describe the relationship between the source and derived datasets, which ensures reproducibility and preserves data lineage. In a new EDI data package that archives derived data, the provenance metadata should be inserted in the EML file utilizing &lt;dataSource&gt; elements. The &lt;dataSource&gt; elements should be nested within a &lt;methodStep&gt; element and will establish the links to any source datasets located in another repository. An example snippet of provenance EML is shown in Figure 1.</w:t>
+        <w:t xml:space="preserve">In this case the new dataset is directly or indirectly derived from the</w:t>
+      </w:r>
+      <w:r>
+        <w:t xml:space="preserve"> </w:t>
+      </w:r>
+      <w:r>
+        <w:t xml:space="preserve">‘source’</w:t>
+      </w:r>
+      <w:r>
+        <w:t xml:space="preserve"> </w:t>
+      </w:r>
+      <w:r>
+        <w:t xml:space="preserve">dataset(s) in other repositories. Such derived data may serve a wide range of research purposes, including use in cross-site synthesis, re-analysis, or meta-analysis studies.</w:t>
       </w:r>
     </w:p>
     <w:p>
@@ -10550,16 +10785,28 @@
         <w:pStyle w:val="Compact"/>
         <w:numPr>
           <w:ilvl w:val="0"/>
-          <w:numId w:val="1023"/>
+          <w:numId w:val="1024"/>
         </w:numPr>
       </w:pPr>
       <w:r>
+        <w:t xml:space="preserve">Provenance metadata should be used to describe the relationship between the source and derived datasets, which ensures reproducibility and preserves data lineage. In a new EDI data package that archives derived data, the provenance metadata should be inserted in the EML file utilizing &lt;dataSource&gt; elements. The &lt;dataSource&gt; elements should be nested within a &lt;methodStep&gt; element and will establish the links to any source datasets located in another repository. An example snippet of provenance EML is shown in Figure 1.</w:t>
+      </w:r>
+    </w:p>
+    <w:p>
+      <w:pPr>
+        <w:pStyle w:val="Compact"/>
+        <w:numPr>
+          <w:ilvl w:val="0"/>
+          <w:numId w:val="1024"/>
+        </w:numPr>
+      </w:pPr>
+      <w:r>
         <w:t xml:space="preserve">Other cross-repository standards for provenance metadata are still being developed and are not widely adopted, e.g.,</w:t>
       </w:r>
       <w:r>
         <w:t xml:space="preserve"> </w:t>
       </w:r>
-      <w:hyperlink r:id="rId131">
+      <w:hyperlink r:id="rId145">
         <w:r>
           <w:rPr>
             <w:rStyle w:val="Hyperlink"/>
@@ -10576,7 +10823,7 @@
         <w:pStyle w:val="Compact"/>
         <w:numPr>
           <w:ilvl w:val="0"/>
-          <w:numId w:val="1023"/>
+          <w:numId w:val="1024"/>
         </w:numPr>
       </w:pPr>
       <w:r>
@@ -10585,7 +10832,7 @@
       <w:r>
         <w:t xml:space="preserve"> </w:t>
       </w:r>
-      <w:hyperlink r:id="rId132">
+      <w:hyperlink r:id="rId146">
         <w:r>
           <w:rPr>
             <w:rStyle w:val="Hyperlink"/>
@@ -10602,7 +10849,7 @@
       <w:r>
         <w:t xml:space="preserve"> </w:t>
       </w:r>
-      <w:hyperlink r:id="rId133">
+      <w:hyperlink r:id="rId147">
         <w:r>
           <w:rPr>
             <w:rStyle w:val="Hyperlink"/>
@@ -10619,7 +10866,7 @@
       <w:r>
         <w:t xml:space="preserve"> </w:t>
       </w:r>
-      <w:hyperlink r:id="rId134">
+      <w:hyperlink r:id="rId148">
         <w:r>
           <w:rPr>
             <w:rStyle w:val="Hyperlink"/>
@@ -10636,7 +10883,7 @@
       <w:r>
         <w:t xml:space="preserve"> </w:t>
       </w:r>
-      <w:hyperlink r:id="rId135">
+      <w:hyperlink r:id="rId149">
         <w:r>
           <w:rPr>
             <w:rStyle w:val="Hyperlink"/>
@@ -11375,15 +11622,15 @@
         <w:t xml:space="preserve">&gt;</w:t>
       </w:r>
     </w:p>
-    <w:bookmarkEnd w:id="136"/>
-    <w:bookmarkEnd w:id="137"/>
-    <w:bookmarkStart w:id="144" w:name="nucleotide-sequence-and-genomic-data"/>
+    <w:bookmarkEnd w:id="150"/>
+    <w:bookmarkEnd w:id="151"/>
+    <w:bookmarkStart w:id="158" w:name="nucleotide-sequence-and-genomic-data"/>
     <w:p>
       <w:pPr>
         <w:pStyle w:val="Heading2"/>
       </w:pPr>
       <w:r>
-        <w:t xml:space="preserve">7.3 Nucleotide sequence and genomic data</w:t>
+        <w:t xml:space="preserve">6.3 Nucleotide sequence and genomic data</w:t>
       </w:r>
     </w:p>
     <w:p>
@@ -11407,7 +11654,7 @@
       <w:r>
         <w:t xml:space="preserve">‘</w:t>
       </w:r>
-      <w:hyperlink r:id="rId138">
+      <w:hyperlink r:id="rId152">
         <w:r>
           <w:rPr>
             <w:rStyle w:val="Hyperlink"/>
@@ -11422,13 +11669,13 @@
         <w:t xml:space="preserve">) data are a common use case for creating linked datasets. Data that originate from nucleotide sequencing techniques are most often stored in specialized repositories such as National Center for Biotechnology Information (NCBI) GenBank and the European Nucleotide Archive. However, while sequences or assembled genomes constitute important raw data, ancillary and derived data products related to these raw data are frequently published in repositories specializing in ecological data. For example, data derived from sequence data, such as operational taxonomic units (OTUs) or functional assignments, and ancillary data that describe the environmental, biochemical, or experimental context of the sequencing data, are often included in scientific publications, and do not always fit within the scope of a specialized sequence or genome data repository.</w:t>
       </w:r>
     </w:p>
-    <w:bookmarkStart w:id="143" w:name="X6c0e1ddde02843bac3667eda807cda690a7c983"/>
+    <w:bookmarkStart w:id="157" w:name="X6c0e1ddde02843bac3667eda807cda690a7c983"/>
     <w:p>
       <w:pPr>
         <w:pStyle w:val="Heading3"/>
       </w:pPr>
       <w:r>
-        <w:t xml:space="preserve">7.3.1 Recommendations for sequencing or genomic datasets</w:t>
+        <w:t xml:space="preserve">6.3.1 Recommendations for sequencing or genomic datasets</w:t>
       </w:r>
     </w:p>
     <w:p>
@@ -11449,7 +11696,7 @@
       <w:r>
         <w:t xml:space="preserve"> </w:t>
       </w:r>
-      <w:hyperlink r:id="rId139">
+      <w:hyperlink r:id="rId153">
         <w:r>
           <w:rPr>
             <w:rStyle w:val="Hyperlink"/>
@@ -11487,7 +11734,7 @@
         <w:pStyle w:val="Compact"/>
         <w:numPr>
           <w:ilvl w:val="0"/>
-          <w:numId w:val="1024"/>
+          <w:numId w:val="1025"/>
         </w:numPr>
       </w:pPr>
       <w:r>
@@ -11523,7 +11770,7 @@
         <w:pStyle w:val="Compact"/>
         <w:numPr>
           <w:ilvl w:val="0"/>
-          <w:numId w:val="1024"/>
+          <w:numId w:val="1025"/>
         </w:numPr>
       </w:pPr>
       <w:r>
@@ -11586,7 +11833,7 @@
         <w:pStyle w:val="Compact"/>
         <w:numPr>
           <w:ilvl w:val="0"/>
-          <w:numId w:val="1024"/>
+          <w:numId w:val="1025"/>
         </w:numPr>
       </w:pPr>
       <w:r>
@@ -11622,7 +11869,7 @@
         <w:pStyle w:val="Compact"/>
         <w:numPr>
           <w:ilvl w:val="0"/>
-          <w:numId w:val="1024"/>
+          <w:numId w:val="1025"/>
         </w:numPr>
       </w:pPr>
       <w:r>
@@ -11658,7 +11905,7 @@
         <w:pStyle w:val="Compact"/>
         <w:numPr>
           <w:ilvl w:val="0"/>
-          <w:numId w:val="1024"/>
+          <w:numId w:val="1025"/>
         </w:numPr>
       </w:pPr>
       <w:r>
@@ -11694,7 +11941,7 @@
         <w:pStyle w:val="Compact"/>
         <w:numPr>
           <w:ilvl w:val="0"/>
-          <w:numId w:val="1024"/>
+          <w:numId w:val="1025"/>
         </w:numPr>
       </w:pPr>
       <w:r>
@@ -11760,7 +12007,7 @@
       <w:r>
         <w:t xml:space="preserve">For NCBI GenBank this would be the accession number for a collection. For most sequence and genomic datasets an access URL would include an accession number (e.g. </w:t>
       </w:r>
-      <w:hyperlink r:id="rId140">
+      <w:hyperlink r:id="rId154">
         <w:r>
           <w:rPr>
             <w:rStyle w:val="Hyperlink"/>
@@ -11771,7 +12018,7 @@
       <w:r>
         <w:t xml:space="preserve">). Referring to a range of accession numbers, may involve providing a search URL that will return the desired list, e.g. (</w:t>
       </w:r>
-      <w:hyperlink r:id="rId141">
+      <w:hyperlink r:id="rId155">
         <w:r>
           <w:rPr>
             <w:rStyle w:val="Hyperlink"/>
@@ -11794,7 +12041,7 @@
         <w:pStyle w:val="Compact"/>
         <w:numPr>
           <w:ilvl w:val="0"/>
-          <w:numId w:val="1025"/>
+          <w:numId w:val="1026"/>
         </w:numPr>
       </w:pPr>
       <w:r>
@@ -11813,7 +12060,7 @@
         <w:pStyle w:val="Compact"/>
         <w:numPr>
           <w:ilvl w:val="0"/>
-          <w:numId w:val="1025"/>
+          <w:numId w:val="1026"/>
         </w:numPr>
       </w:pPr>
       <w:r>
@@ -11829,7 +12076,7 @@
       <w:r>
         <w:t xml:space="preserve"> </w:t>
       </w:r>
-      <w:hyperlink r:id="rId139">
+      <w:hyperlink r:id="rId153">
         <w:r>
           <w:rPr>
             <w:rStyle w:val="Hyperlink"/>
@@ -11846,7 +12093,7 @@
       <w:r>
         <w:t xml:space="preserve"> </w:t>
       </w:r>
-      <w:hyperlink r:id="rId142">
+      <w:hyperlink r:id="rId156">
         <w:r>
           <w:rPr>
             <w:rStyle w:val="Hyperlink"/>
@@ -11863,7 +12110,7 @@
         <w:pStyle w:val="Compact"/>
         <w:numPr>
           <w:ilvl w:val="0"/>
-          <w:numId w:val="1025"/>
+          <w:numId w:val="1026"/>
         </w:numPr>
       </w:pPr>
       <w:r>
@@ -11885,15 +12132,15 @@
         <w:t xml:space="preserve">Data packages of metadata and inventory tables will aid in discovering genomic data within an ecological data repository (EDI) and will aid in clarifying the context in which they were collected. Most use cases, however, employ this inventory table to link specific genetic data to derived data. Such products frequently are community or population metrics where species, OTUs or traits have been determined from the sequence data.</w:t>
       </w:r>
     </w:p>
-    <w:bookmarkEnd w:id="143"/>
-    <w:bookmarkEnd w:id="144"/>
-    <w:bookmarkStart w:id="145" w:name="example-data-packages-in-edi-2"/>
+    <w:bookmarkEnd w:id="157"/>
+    <w:bookmarkEnd w:id="158"/>
+    <w:bookmarkStart w:id="159" w:name="example-data-packages-in-edi-2"/>
     <w:p>
       <w:pPr>
         <w:pStyle w:val="Heading2"/>
       </w:pPr>
       <w:r>
-        <w:t xml:space="preserve">7.4 Example data packages in EDI</w:t>
+        <w:t xml:space="preserve">6.4 Example data packages in EDI</w:t>
       </w:r>
     </w:p>
     <w:p>
@@ -12062,14 +12309,14 @@
         <w:t xml:space="preserve">knb-lter-mcm.262.1</w:t>
       </w:r>
     </w:p>
-    <w:bookmarkEnd w:id="145"/>
-    <w:bookmarkStart w:id="170" w:name="appendix-tips-and-repository-information"/>
+    <w:bookmarkEnd w:id="159"/>
+    <w:bookmarkStart w:id="184" w:name="appendix-tips-and-repository-information"/>
     <w:p>
       <w:pPr>
         <w:pStyle w:val="Heading2"/>
       </w:pPr>
       <w:r>
-        <w:t xml:space="preserve">7.5 Appendix: Tips and repository information</w:t>
+        <w:t xml:space="preserve">6.5 Appendix: Tips and repository information</w:t>
       </w:r>
     </w:p>
     <w:p>
@@ -12080,13 +12327,13 @@
         <w:t xml:space="preserve">This section aggregates information helpful at the time this document was written, particularly regarding nucleotide sequence and genomic data repositories in widespread use at this time. Given the rapid rate of change in the field, this info may fall out of date quickly.</w:t>
       </w:r>
     </w:p>
-    <w:bookmarkStart w:id="161" w:name="X06569ec26e86255cfb80bace1d973f54a6d18f2"/>
+    <w:bookmarkStart w:id="175" w:name="X06569ec26e86255cfb80bace1d973f54a6d18f2"/>
     <w:p>
       <w:pPr>
         <w:pStyle w:val="Heading3"/>
       </w:pPr>
       <w:r>
-        <w:t xml:space="preserve">7.5.1 Sequence and genomic repository information</w:t>
+        <w:t xml:space="preserve">6.5.1 Sequence and genomic repository information</w:t>
       </w:r>
     </w:p>
     <w:p>
@@ -12099,7 +12346,7 @@
       <w:r>
         <w:t xml:space="preserve"> </w:t>
       </w:r>
-      <w:hyperlink r:id="rId146">
+      <w:hyperlink r:id="rId160">
         <w:r>
           <w:rPr>
             <w:rStyle w:val="Hyperlink"/>
@@ -12116,7 +12363,7 @@
       <w:r>
         <w:t xml:space="preserve"> </w:t>
       </w:r>
-      <w:hyperlink r:id="rId147">
+      <w:hyperlink r:id="rId161">
         <w:r>
           <w:rPr>
             <w:rStyle w:val="Hyperlink"/>
@@ -12135,7 +12382,7 @@
       <w:r>
         <w:t xml:space="preserve"> </w:t>
       </w:r>
-      <w:hyperlink r:id="rId148">
+      <w:hyperlink r:id="rId162">
         <w:r>
           <w:rPr>
             <w:rStyle w:val="Hyperlink"/>
@@ -12149,7 +12396,7 @@
       <w:r>
         <w:t xml:space="preserve"> </w:t>
       </w:r>
-      <w:hyperlink r:id="rId149">
+      <w:hyperlink r:id="rId163">
         <w:r>
           <w:rPr>
             <w:rStyle w:val="Hyperlink"/>
@@ -12166,7 +12413,7 @@
       <w:r>
         <w:t xml:space="preserve"> </w:t>
       </w:r>
-      <w:hyperlink r:id="rId150">
+      <w:hyperlink r:id="rId164">
         <w:r>
           <w:rPr>
             <w:rStyle w:val="Hyperlink"/>
@@ -12183,10 +12430,10 @@
         <w:pStyle w:val="Compact"/>
         <w:numPr>
           <w:ilvl w:val="0"/>
-          <w:numId w:val="1026"/>
+          <w:numId w:val="1027"/>
         </w:numPr>
       </w:pPr>
-      <w:hyperlink r:id="rId151">
+      <w:hyperlink r:id="rId165">
         <w:r>
           <w:rPr>
             <w:rStyle w:val="Hyperlink"/>
@@ -12203,7 +12450,7 @@
       <w:r>
         <w:t xml:space="preserve"> </w:t>
       </w:r>
-      <w:hyperlink r:id="rId152">
+      <w:hyperlink r:id="rId166">
         <w:r>
           <w:rPr>
             <w:rStyle w:val="Hyperlink"/>
@@ -12220,10 +12467,10 @@
         <w:pStyle w:val="Compact"/>
         <w:numPr>
           <w:ilvl w:val="0"/>
-          <w:numId w:val="1026"/>
+          <w:numId w:val="1027"/>
         </w:numPr>
       </w:pPr>
-      <w:hyperlink r:id="rId153">
+      <w:hyperlink r:id="rId167">
         <w:r>
           <w:rPr>
             <w:rStyle w:val="Hyperlink"/>
@@ -12243,10 +12490,10 @@
         <w:pStyle w:val="Compact"/>
         <w:numPr>
           <w:ilvl w:val="0"/>
-          <w:numId w:val="1026"/>
+          <w:numId w:val="1027"/>
         </w:numPr>
       </w:pPr>
-      <w:hyperlink r:id="rId154">
+      <w:hyperlink r:id="rId168">
         <w:r>
           <w:rPr>
             <w:rStyle w:val="Hyperlink"/>
@@ -12263,7 +12510,7 @@
       <w:r>
         <w:t xml:space="preserve"> </w:t>
       </w:r>
-      <w:hyperlink r:id="rId155">
+      <w:hyperlink r:id="rId169">
         <w:r>
           <w:rPr>
             <w:rStyle w:val="Hyperlink"/>
@@ -12280,10 +12527,10 @@
         <w:pStyle w:val="Compact"/>
         <w:numPr>
           <w:ilvl w:val="0"/>
-          <w:numId w:val="1026"/>
+          <w:numId w:val="1027"/>
         </w:numPr>
       </w:pPr>
-      <w:hyperlink r:id="rId156">
+      <w:hyperlink r:id="rId170">
         <w:r>
           <w:rPr>
             <w:rStyle w:val="Hyperlink"/>
@@ -12300,7 +12547,7 @@
       <w:r>
         <w:t xml:space="preserve"> </w:t>
       </w:r>
-      <w:hyperlink r:id="rId157">
+      <w:hyperlink r:id="rId171">
         <w:r>
           <w:rPr>
             <w:rStyle w:val="Hyperlink"/>
@@ -12317,10 +12564,10 @@
         <w:pStyle w:val="Compact"/>
         <w:numPr>
           <w:ilvl w:val="0"/>
-          <w:numId w:val="1026"/>
+          <w:numId w:val="1027"/>
         </w:numPr>
       </w:pPr>
-      <w:hyperlink r:id="rId158">
+      <w:hyperlink r:id="rId172">
         <w:r>
           <w:rPr>
             <w:rStyle w:val="Hyperlink"/>
@@ -12340,10 +12587,10 @@
         <w:pStyle w:val="Compact"/>
         <w:numPr>
           <w:ilvl w:val="0"/>
-          <w:numId w:val="1026"/>
+          <w:numId w:val="1027"/>
         </w:numPr>
       </w:pPr>
-      <w:hyperlink r:id="rId159">
+      <w:hyperlink r:id="rId173">
         <w:r>
           <w:rPr>
             <w:rStyle w:val="Hyperlink"/>
@@ -12363,10 +12610,10 @@
         <w:pStyle w:val="Compact"/>
         <w:numPr>
           <w:ilvl w:val="0"/>
-          <w:numId w:val="1026"/>
+          <w:numId w:val="1027"/>
         </w:numPr>
       </w:pPr>
-      <w:hyperlink r:id="rId160">
+      <w:hyperlink r:id="rId174">
         <w:r>
           <w:rPr>
             <w:rStyle w:val="Hyperlink"/>
@@ -12381,14 +12628,14 @@
         <w:t xml:space="preserve">DNA barcoding is a taxonomic method that uses one or more standardized short genetic markers in an organism’s DNA to identify it as belonging to a particular species. Through this method unknown DNA samples are identified to registered species based on comparison to a reference library. The Centre for Biodiversity Genomics in Canada maintains the BOLD public data portal, a cloud-based data storage and analysis platform.</w:t>
       </w:r>
     </w:p>
-    <w:bookmarkEnd w:id="161"/>
-    <w:bookmarkStart w:id="166" w:name="X2a5c3aafb7ebf2b847b5402d5615cd48e1be6ad"/>
+    <w:bookmarkEnd w:id="175"/>
+    <w:bookmarkStart w:id="180" w:name="X2a5c3aafb7ebf2b847b5402d5615cd48e1be6ad"/>
     <w:p>
       <w:pPr>
         <w:pStyle w:val="Heading3"/>
       </w:pPr>
       <w:r>
-        <w:t xml:space="preserve">7.5.2 Tips for locating metadata in sequence and genomic data repositories</w:t>
+        <w:t xml:space="preserve">6.5.2 Tips for locating metadata in sequence and genomic data repositories</w:t>
       </w:r>
     </w:p>
     <w:p>
@@ -12404,7 +12651,7 @@
         <w:pStyle w:val="Compact"/>
         <w:numPr>
           <w:ilvl w:val="0"/>
-          <w:numId w:val="1027"/>
+          <w:numId w:val="1028"/>
         </w:numPr>
       </w:pPr>
       <w:r>
@@ -12413,7 +12660,7 @@
       <w:r>
         <w:t xml:space="preserve"> </w:t>
       </w:r>
-      <w:hyperlink r:id="rId151">
+      <w:hyperlink r:id="rId165">
         <w:r>
           <w:rPr>
             <w:rStyle w:val="Hyperlink"/>
@@ -12433,7 +12680,7 @@
         <w:pStyle w:val="Compact"/>
         <w:numPr>
           <w:ilvl w:val="0"/>
-          <w:numId w:val="1027"/>
+          <w:numId w:val="1028"/>
         </w:numPr>
       </w:pPr>
       <w:r>
@@ -12442,7 +12689,7 @@
       <w:r>
         <w:t xml:space="preserve"> </w:t>
       </w:r>
-      <w:hyperlink r:id="rId162">
+      <w:hyperlink r:id="rId176">
         <w:r>
           <w:rPr>
             <w:rStyle w:val="Hyperlink"/>
@@ -12456,7 +12703,7 @@
       <w:r>
         <w:t xml:space="preserve"> </w:t>
       </w:r>
-      <w:hyperlink r:id="rId163">
+      <w:hyperlink r:id="rId177">
         <w:r>
           <w:rPr>
             <w:rStyle w:val="Hyperlink"/>
@@ -12505,7 +12752,7 @@
         <w:pStyle w:val="Compact"/>
         <w:numPr>
           <w:ilvl w:val="0"/>
-          <w:numId w:val="1027"/>
+          <w:numId w:val="1028"/>
         </w:numPr>
       </w:pPr>
       <w:r>
@@ -12514,7 +12761,7 @@
       <w:r>
         <w:t xml:space="preserve"> </w:t>
       </w:r>
-      <w:hyperlink r:id="rId164">
+      <w:hyperlink r:id="rId178">
         <w:r>
           <w:rPr>
             <w:rStyle w:val="Hyperlink"/>
@@ -12528,10 +12775,10 @@
         <w:pStyle w:val="Compact"/>
         <w:numPr>
           <w:ilvl w:val="0"/>
-          <w:numId w:val="1027"/>
+          <w:numId w:val="1028"/>
         </w:numPr>
       </w:pPr>
-      <w:hyperlink r:id="rId165">
+      <w:hyperlink r:id="rId179">
         <w:r>
           <w:rPr>
             <w:rStyle w:val="Hyperlink"/>
@@ -12546,14 +12793,14 @@
         <w:t xml:space="preserve">for contributing sequence accession numbers.</w:t>
       </w:r>
     </w:p>
-    <w:bookmarkEnd w:id="166"/>
-    <w:bookmarkStart w:id="169" w:name="darwin-core-standard-for-sequence-data"/>
+    <w:bookmarkEnd w:id="180"/>
+    <w:bookmarkStart w:id="183" w:name="darwin-core-standard-for-sequence-data"/>
     <w:p>
       <w:pPr>
         <w:pStyle w:val="Heading3"/>
       </w:pPr>
       <w:r>
-        <w:t xml:space="preserve">7.5.3 Darwin Core standard for sequence data</w:t>
+        <w:t xml:space="preserve">6.5.3 Darwin Core standard for sequence data</w:t>
       </w:r>
     </w:p>
     <w:p>
@@ -12575,7 +12822,7 @@
       <w:r>
         <w:t xml:space="preserve">(</w:t>
       </w:r>
-      <w:hyperlink r:id="rId167">
+      <w:hyperlink r:id="rId181">
         <w:r>
           <w:rPr>
             <w:rStyle w:val="Hyperlink"/>
@@ -12589,7 +12836,7 @@
       <w:r>
         <w:t xml:space="preserve"> </w:t>
       </w:r>
-      <w:hyperlink r:id="rId168">
+      <w:hyperlink r:id="rId182">
         <w:r>
           <w:rPr>
             <w:rStyle w:val="Hyperlink"/>
@@ -12601,16 +12848,16 @@
         <w:t xml:space="preserve">).</w:t>
       </w:r>
     </w:p>
-    <w:bookmarkEnd w:id="169"/>
-    <w:bookmarkEnd w:id="170"/>
-    <w:bookmarkEnd w:id="171"/>
-    <w:bookmarkStart w:id="196" w:name="large-data-sets"/>
+    <w:bookmarkEnd w:id="183"/>
+    <w:bookmarkEnd w:id="184"/>
+    <w:bookmarkEnd w:id="185"/>
+    <w:bookmarkStart w:id="210" w:name="large-data-sets"/>
     <w:p>
       <w:pPr>
         <w:pStyle w:val="Heading1"/>
       </w:pPr>
       <w:r>
-        <w:t xml:space="preserve">8. Large Data Sets</w:t>
+        <w:t xml:space="preserve">7. Large Data Sets</w:t>
       </w:r>
     </w:p>
     <w:p>
@@ -12621,13 +12868,13 @@
         <w:t xml:space="preserve">Contributors: Margaret O’Brien, Corinna Gries, Mark Servilla</w:t>
       </w:r>
     </w:p>
-    <w:bookmarkStart w:id="174" w:name="introduction-6"/>
+    <w:bookmarkStart w:id="188" w:name="introduction-7"/>
     <w:p>
       <w:pPr>
         <w:pStyle w:val="Heading2"/>
       </w:pPr>
       <w:r>
-        <w:t xml:space="preserve">8.1 Introduction</w:t>
+        <w:t xml:space="preserve">7.1 Introduction</w:t>
       </w:r>
     </w:p>
     <w:p>
@@ -12637,7 +12884,7 @@
       <w:r>
         <w:t xml:space="preserve">Data entities are kept offline when they are too large to be handled easily by the HTTP protocol, are expected to be rarely requested, and can be mailed on an external drive. If you suspect your data fall into this category, contact EDI for advice (</w:t>
       </w:r>
-      <w:hyperlink r:id="rId172">
+      <w:hyperlink r:id="rId186">
         <w:r>
           <w:rPr>
             <w:rStyle w:val="Hyperlink"/>
@@ -12649,13 +12896,13 @@
         <w:t xml:space="preserve">). Below are recommendations for the EDI repository’s handling of data packages that have an offline component.</w:t>
       </w:r>
     </w:p>
-    <w:bookmarkStart w:id="173" w:name="background"/>
+    <w:bookmarkStart w:id="187" w:name="background"/>
     <w:p>
       <w:pPr>
         <w:pStyle w:val="Heading3"/>
       </w:pPr>
       <w:r>
-        <w:t xml:space="preserve">8.1.1 Background</w:t>
+        <w:t xml:space="preserve">7.1.1 Background</w:t>
       </w:r>
     </w:p>
     <w:p>
@@ -12666,233 +12913,233 @@
         <w:t xml:space="preserve">Standard practice is to handle data entities (both upload and download) via the HTTP protocol, using a URL. However, for very large datasets HTTP can fail due to physical limits. The limit for “too large” is somewhat subjective; EDI’s current limit for datasets that are “too large for HTTP” is 100GB (all data and metadata).</w:t>
       </w:r>
     </w:p>
-    <w:bookmarkEnd w:id="173"/>
-    <w:bookmarkEnd w:id="174"/>
-    <w:bookmarkStart w:id="182" w:name="recommendations-for-data-packages-6"/>
+    <w:bookmarkEnd w:id="187"/>
+    <w:bookmarkEnd w:id="188"/>
+    <w:bookmarkStart w:id="196" w:name="recommendations-for-data-packages-6"/>
     <w:p>
       <w:pPr>
         <w:pStyle w:val="Heading2"/>
       </w:pPr>
       <w:r>
-        <w:t xml:space="preserve">8.2 Recommendations for data packages</w:t>
-      </w:r>
-    </w:p>
-    <w:bookmarkStart w:id="175" w:name="physical-storage"/>
+        <w:t xml:space="preserve">7.2 Recommendations for data packages</w:t>
+      </w:r>
+    </w:p>
+    <w:bookmarkStart w:id="189" w:name="physical-storage"/>
     <w:p>
       <w:pPr>
         <w:pStyle w:val="Heading3"/>
       </w:pPr>
       <w:r>
-        <w:t xml:space="preserve">8.2.1 Physical Storage</w:t>
-      </w:r>
-    </w:p>
-    <w:p>
-      <w:pPr>
-        <w:numPr>
-          <w:ilvl w:val="0"/>
-          <w:numId w:val="1028"/>
-        </w:numPr>
-      </w:pPr>
-      <w:r>
-        <w:t xml:space="preserve">The use of a Solid-state Drive (SSD) is strongly recommended for all offline data storage. The SSD should be formatted using one of the following file systems: 1) exFAT, 2) NTFS, or 3) ext4. Each of these file systems can accommodate individual file sizes greater than 1TB.</w:t>
-      </w:r>
-    </w:p>
-    <w:p>
-      <w:pPr>
-        <w:numPr>
-          <w:ilvl w:val="0"/>
-          <w:numId w:val="1028"/>
-        </w:numPr>
-      </w:pPr>
-      <w:r>
-        <w:t xml:space="preserve">Add data to external drive in native (non-compressed, non-tarred, non-zipped) format, deliver to EDI (e.g., by physical mail).</w:t>
-      </w:r>
-    </w:p>
-    <w:p>
-      <w:pPr>
-        <w:numPr>
-          <w:ilvl w:val="0"/>
-          <w:numId w:val="1028"/>
-        </w:numPr>
-      </w:pPr>
-      <w:r>
-        <w:t xml:space="preserve">EDI will store three copies, one external hard drive each in New Mexico and in Wisconsin, one copy in general EDI backup cloud storage.</w:t>
-      </w:r>
-    </w:p>
-    <w:p>
-      <w:pPr>
-        <w:numPr>
-          <w:ilvl w:val="0"/>
-          <w:numId w:val="1028"/>
-        </w:numPr>
-      </w:pPr>
-      <w:r>
-        <w:t xml:space="preserve">Please mail one copy each to:</w:t>
-      </w:r>
-    </w:p>
-    <w:p>
-      <w:pPr>
-        <w:pStyle w:val="FirstParagraph"/>
-      </w:pPr>
-      <w:r>
-        <w:t xml:space="preserve">Attn: Mark Servilla</w:t>
-      </w:r>
-      <w:r>
-        <w:t xml:space="preserve"> </w:t>
-      </w:r>
-      <w:r>
-        <w:t xml:space="preserve">UNM Biology, Castetter Hall 1480</w:t>
-      </w:r>
-      <w:r>
-        <w:t xml:space="preserve"> </w:t>
-      </w:r>
-      <w:r>
-        <w:t xml:space="preserve">MSC03-2020, 219 Yale Blvd NE</w:t>
-      </w:r>
-      <w:r>
-        <w:t xml:space="preserve"> </w:t>
-      </w:r>
-      <w:r>
-        <w:t xml:space="preserve">Albuquerque, NM 87131-0001</w:t>
-      </w:r>
-    </w:p>
-    <w:p>
-      <w:pPr>
-        <w:pStyle w:val="BodyText"/>
-      </w:pPr>
-      <w:r>
-        <w:t xml:space="preserve">Attn: Corinna Gries</w:t>
-      </w:r>
-      <w:r>
-        <w:t xml:space="preserve"> </w:t>
-      </w:r>
-      <w:r>
-        <w:t xml:space="preserve">University of Wisconsin</w:t>
-      </w:r>
-      <w:r>
-        <w:t xml:space="preserve"> </w:t>
-      </w:r>
-      <w:r>
-        <w:t xml:space="preserve">Center for Limnology</w:t>
-      </w:r>
-      <w:r>
-        <w:t xml:space="preserve"> </w:t>
-      </w:r>
-      <w:r>
-        <w:t xml:space="preserve">680 North Park Street</w:t>
-      </w:r>
-      <w:r>
-        <w:t xml:space="preserve"> </w:t>
-      </w:r>
-      <w:r>
-        <w:t xml:space="preserve">Madison WI 53706-1413</w:t>
-      </w:r>
-    </w:p>
-    <w:bookmarkEnd w:id="175"/>
-    <w:bookmarkStart w:id="176" w:name="access"/>
-    <w:p>
-      <w:pPr>
-        <w:pStyle w:val="Heading3"/>
-      </w:pPr>
-      <w:r>
-        <w:t xml:space="preserve">8.2.2 Access</w:t>
-      </w:r>
-    </w:p>
-    <w:p>
-      <w:pPr>
-        <w:pStyle w:val="FirstParagraph"/>
-      </w:pPr>
-      <w:r>
-        <w:t xml:space="preserve">To receive offline data, send a request to support@edirepository.org listing the data package(s) of interest and we’ll determine the best mode of delivery. If technically feasible, we will stage data on an internet accessible host and will send you a URL when the data are ready for download. Otherwise, data will be sent on physical media. To receive data on physical media, you will be required to send a storage device of adequate volume to:</w:t>
-      </w:r>
-    </w:p>
-    <w:p>
-      <w:pPr>
-        <w:pStyle w:val="BodyText"/>
-      </w:pPr>
-      <w:r>
-        <w:t xml:space="preserve">Attn: Mark Servilla</w:t>
-      </w:r>
-      <w:r>
-        <w:t xml:space="preserve"> </w:t>
-      </w:r>
-      <w:r>
-        <w:t xml:space="preserve">UNM Biology, Castetter Hall 1480 MSC03-2020</w:t>
-      </w:r>
-      <w:r>
-        <w:t xml:space="preserve"> </w:t>
-      </w:r>
-      <w:r>
-        <w:t xml:space="preserve">219 Yale Blvd NE Albuquerque, NM 87131-0001</w:t>
-      </w:r>
-    </w:p>
-    <w:p>
-      <w:pPr>
-        <w:pStyle w:val="BodyText"/>
-      </w:pPr>
-      <w:r>
-        <w:t xml:space="preserve">We will utilize a delivery service of your choice, however, you will be responsible for all shipping arrangements and fees, including pre-arranging return delivery.</w:t>
-      </w:r>
-    </w:p>
-    <w:bookmarkEnd w:id="176"/>
-    <w:bookmarkStart w:id="177" w:name="data-package"/>
-    <w:p>
-      <w:pPr>
-        <w:pStyle w:val="Heading3"/>
-      </w:pPr>
-      <w:r>
-        <w:t xml:space="preserve">8.2.3 Data package</w:t>
-      </w:r>
-    </w:p>
-    <w:p>
-      <w:pPr>
-        <w:pStyle w:val="Compact"/>
+        <w:t xml:space="preserve">7.2.1 Physical Storage</w:t>
+      </w:r>
+    </w:p>
+    <w:p>
+      <w:pPr>
         <w:numPr>
           <w:ilvl w:val="0"/>
           <w:numId w:val="1029"/>
         </w:numPr>
       </w:pPr>
       <w:r>
-        <w:t xml:space="preserve">The external hard drive should contain at least two entities: the data (which will be offline) and an inventory or manifest that describe the contents of the external hard drive.</w:t>
-      </w:r>
-    </w:p>
-    <w:p>
-      <w:pPr>
-        <w:pStyle w:val="Compact"/>
+        <w:t xml:space="preserve">The use of a Solid-state Drive (SSD) is strongly recommended for all offline data storage. The SSD should be formatted using one of the following file systems: 1) exFAT, 2) NTFS, or 3) ext4. Each of these file systems can accommodate individual file sizes greater than 1TB.</w:t>
+      </w:r>
+    </w:p>
+    <w:p>
+      <w:pPr>
         <w:numPr>
           <w:ilvl w:val="0"/>
           <w:numId w:val="1029"/>
         </w:numPr>
       </w:pPr>
       <w:r>
-        <w:t xml:space="preserve">Content of the manifest (inventory of holdings) would be dictated by the type of data entity. The</w:t>
-      </w:r>
-      <w:r>
-        <w:t xml:space="preserve"> </w:t>
-      </w:r>
-      <w:r>
-        <w:rPr>
-          <w:b/>
-          <w:bCs/>
-        </w:rPr>
-        <w:t xml:space="preserve">manifest will be available as an online entity</w:t>
-      </w:r>
-      <w:r>
-        <w:t xml:space="preserve"> </w:t>
-      </w:r>
-      <w:r>
-        <w:t xml:space="preserve">(through the EDI Data Portal) so that potential requestors can evaluate the offline resource before requesting it.</w:t>
-      </w:r>
-    </w:p>
-    <w:p>
-      <w:pPr>
-        <w:pStyle w:val="Compact"/>
+        <w:t xml:space="preserve">Add data to external drive in native (non-compressed, non-tarred, non-zipped) format, deliver to EDI (e.g., by physical mail).</w:t>
+      </w:r>
+    </w:p>
+    <w:p>
+      <w:pPr>
         <w:numPr>
           <w:ilvl w:val="0"/>
           <w:numId w:val="1029"/>
         </w:numPr>
       </w:pPr>
       <w:r>
+        <w:t xml:space="preserve">EDI will store three copies, one external hard drive each in New Mexico and in Wisconsin, one copy in general EDI backup cloud storage.</w:t>
+      </w:r>
+    </w:p>
+    <w:p>
+      <w:pPr>
+        <w:numPr>
+          <w:ilvl w:val="0"/>
+          <w:numId w:val="1029"/>
+        </w:numPr>
+      </w:pPr>
+      <w:r>
+        <w:t xml:space="preserve">Please mail one copy each to:</w:t>
+      </w:r>
+    </w:p>
+    <w:p>
+      <w:pPr>
+        <w:pStyle w:val="FirstParagraph"/>
+      </w:pPr>
+      <w:r>
+        <w:t xml:space="preserve">Attn: Mark Servilla</w:t>
+      </w:r>
+      <w:r>
+        <w:t xml:space="preserve"> </w:t>
+      </w:r>
+      <w:r>
+        <w:t xml:space="preserve">UNM Biology, Castetter Hall 1480</w:t>
+      </w:r>
+      <w:r>
+        <w:t xml:space="preserve"> </w:t>
+      </w:r>
+      <w:r>
+        <w:t xml:space="preserve">MSC03-2020, 219 Yale Blvd NE</w:t>
+      </w:r>
+      <w:r>
+        <w:t xml:space="preserve"> </w:t>
+      </w:r>
+      <w:r>
+        <w:t xml:space="preserve">Albuquerque, NM 87131-0001</w:t>
+      </w:r>
+    </w:p>
+    <w:p>
+      <w:pPr>
+        <w:pStyle w:val="BodyText"/>
+      </w:pPr>
+      <w:r>
+        <w:t xml:space="preserve">Attn: Corinna Gries</w:t>
+      </w:r>
+      <w:r>
+        <w:t xml:space="preserve"> </w:t>
+      </w:r>
+      <w:r>
+        <w:t xml:space="preserve">University of Wisconsin</w:t>
+      </w:r>
+      <w:r>
+        <w:t xml:space="preserve"> </w:t>
+      </w:r>
+      <w:r>
+        <w:t xml:space="preserve">Center for Limnology</w:t>
+      </w:r>
+      <w:r>
+        <w:t xml:space="preserve"> </w:t>
+      </w:r>
+      <w:r>
+        <w:t xml:space="preserve">680 North Park Street</w:t>
+      </w:r>
+      <w:r>
+        <w:t xml:space="preserve"> </w:t>
+      </w:r>
+      <w:r>
+        <w:t xml:space="preserve">Madison WI 53706-1413</w:t>
+      </w:r>
+    </w:p>
+    <w:bookmarkEnd w:id="189"/>
+    <w:bookmarkStart w:id="190" w:name="access"/>
+    <w:p>
+      <w:pPr>
+        <w:pStyle w:val="Heading3"/>
+      </w:pPr>
+      <w:r>
+        <w:t xml:space="preserve">7.2.2 Access</w:t>
+      </w:r>
+    </w:p>
+    <w:p>
+      <w:pPr>
+        <w:pStyle w:val="FirstParagraph"/>
+      </w:pPr>
+      <w:r>
+        <w:t xml:space="preserve">To receive offline data, send a request to support@edirepository.org listing the data package(s) of interest and we’ll determine the best mode of delivery. If technically feasible, we will stage data on an internet accessible host and will send you a URL when the data are ready for download. Otherwise, data will be sent on physical media. To receive data on physical media, you will be required to send a storage device of adequate volume to:</w:t>
+      </w:r>
+    </w:p>
+    <w:p>
+      <w:pPr>
+        <w:pStyle w:val="BodyText"/>
+      </w:pPr>
+      <w:r>
+        <w:t xml:space="preserve">Attn: Mark Servilla</w:t>
+      </w:r>
+      <w:r>
+        <w:t xml:space="preserve"> </w:t>
+      </w:r>
+      <w:r>
+        <w:t xml:space="preserve">UNM Biology, Castetter Hall 1480 MSC03-2020</w:t>
+      </w:r>
+      <w:r>
+        <w:t xml:space="preserve"> </w:t>
+      </w:r>
+      <w:r>
+        <w:t xml:space="preserve">219 Yale Blvd NE Albuquerque, NM 87131-0001</w:t>
+      </w:r>
+    </w:p>
+    <w:p>
+      <w:pPr>
+        <w:pStyle w:val="BodyText"/>
+      </w:pPr>
+      <w:r>
+        <w:t xml:space="preserve">We will utilize a delivery service of your choice, however, you will be responsible for all shipping arrangements and fees, including pre-arranging return delivery.</w:t>
+      </w:r>
+    </w:p>
+    <w:bookmarkEnd w:id="190"/>
+    <w:bookmarkStart w:id="191" w:name="data-package"/>
+    <w:p>
+      <w:pPr>
+        <w:pStyle w:val="Heading3"/>
+      </w:pPr>
+      <w:r>
+        <w:t xml:space="preserve">7.2.3 Data package</w:t>
+      </w:r>
+    </w:p>
+    <w:p>
+      <w:pPr>
+        <w:pStyle w:val="Compact"/>
+        <w:numPr>
+          <w:ilvl w:val="0"/>
+          <w:numId w:val="1030"/>
+        </w:numPr>
+      </w:pPr>
+      <w:r>
+        <w:t xml:space="preserve">The external hard drive should contain at least two entities: the data (which will be offline) and an inventory or manifest that describe the contents of the external hard drive.</w:t>
+      </w:r>
+    </w:p>
+    <w:p>
+      <w:pPr>
+        <w:pStyle w:val="Compact"/>
+        <w:numPr>
+          <w:ilvl w:val="0"/>
+          <w:numId w:val="1030"/>
+        </w:numPr>
+      </w:pPr>
+      <w:r>
+        <w:t xml:space="preserve">Content of the manifest (inventory of holdings) would be dictated by the type of data entity. The</w:t>
+      </w:r>
+      <w:r>
+        <w:t xml:space="preserve"> </w:t>
+      </w:r>
+      <w:r>
+        <w:rPr>
+          <w:b/>
+          <w:bCs/>
+        </w:rPr>
+        <w:t xml:space="preserve">manifest will be available as an online entity</w:t>
+      </w:r>
+      <w:r>
+        <w:t xml:space="preserve"> </w:t>
+      </w:r>
+      <w:r>
+        <w:t xml:space="preserve">(through the EDI Data Portal) so that potential requestors can evaluate the offline resource before requesting it.</w:t>
+      </w:r>
+    </w:p>
+    <w:p>
+      <w:pPr>
+        <w:pStyle w:val="Compact"/>
+        <w:numPr>
+          <w:ilvl w:val="0"/>
+          <w:numId w:val="1030"/>
+        </w:numPr>
+      </w:pPr>
+      <w:r>
         <w:t xml:space="preserve">Suggested columns are:</w:t>
       </w:r>
     </w:p>
@@ -12901,7 +13148,7 @@
         <w:pStyle w:val="Compact"/>
         <w:numPr>
           <w:ilvl w:val="1"/>
-          <w:numId w:val="1030"/>
+          <w:numId w:val="1031"/>
         </w:numPr>
       </w:pPr>
       <w:r>
@@ -12913,7 +13160,7 @@
         <w:pStyle w:val="Compact"/>
         <w:numPr>
           <w:ilvl w:val="1"/>
-          <w:numId w:val="1030"/>
+          <w:numId w:val="1031"/>
         </w:numPr>
       </w:pPr>
       <w:r>
@@ -12925,7 +13172,7 @@
         <w:pStyle w:val="Compact"/>
         <w:numPr>
           <w:ilvl w:val="1"/>
-          <w:numId w:val="1030"/>
+          <w:numId w:val="1031"/>
         </w:numPr>
       </w:pPr>
       <w:r>
@@ -12937,7 +13184,7 @@
         <w:pStyle w:val="Compact"/>
         <w:numPr>
           <w:ilvl w:val="1"/>
-          <w:numId w:val="1030"/>
+          <w:numId w:val="1031"/>
         </w:numPr>
       </w:pPr>
       <w:r>
@@ -12949,7 +13196,7 @@
         <w:pStyle w:val="Compact"/>
         <w:numPr>
           <w:ilvl w:val="1"/>
-          <w:numId w:val="1030"/>
+          <w:numId w:val="1031"/>
         </w:numPr>
       </w:pPr>
       <w:r>
@@ -12961,7 +13208,7 @@
         <w:pStyle w:val="Compact"/>
         <w:numPr>
           <w:ilvl w:val="1"/>
-          <w:numId w:val="1030"/>
+          <w:numId w:val="1031"/>
         </w:numPr>
       </w:pPr>
       <w:r>
@@ -12973,7 +13220,7 @@
         <w:pStyle w:val="Compact"/>
         <w:numPr>
           <w:ilvl w:val="1"/>
-          <w:numId w:val="1030"/>
+          <w:numId w:val="1031"/>
         </w:numPr>
       </w:pPr>
       <w:r>
@@ -12985,175 +13232,29 @@
         <w:pStyle w:val="Compact"/>
         <w:numPr>
           <w:ilvl w:val="1"/>
-          <w:numId w:val="1030"/>
-        </w:numPr>
-      </w:pPr>
-      <w:r>
-        <w:t xml:space="preserve">Checksum</w:t>
-      </w:r>
-    </w:p>
-    <w:bookmarkEnd w:id="177"/>
-    <w:bookmarkStart w:id="178" w:name="package-metadata"/>
-    <w:p>
-      <w:pPr>
-        <w:pStyle w:val="Heading3"/>
-      </w:pPr>
-      <w:r>
-        <w:t xml:space="preserve">8.2.4 Package Metadata</w:t>
-      </w:r>
-    </w:p>
-    <w:p>
-      <w:pPr>
-        <w:pStyle w:val="FirstParagraph"/>
-      </w:pPr>
-      <w:r>
-        <w:t xml:space="preserve">(in EDI metadata template and converted to EML - generally, as for any data package)</w:t>
-      </w:r>
-    </w:p>
-    <w:p>
-      <w:pPr>
-        <w:pStyle w:val="Compact"/>
-        <w:numPr>
-          <w:ilvl w:val="0"/>
           <w:numId w:val="1031"/>
         </w:numPr>
       </w:pPr>
       <w:r>
-        <w:t xml:space="preserve">Abstract: describe the collection generally. If individual files require specific software to read, provide the name of that software.</w:t>
-      </w:r>
-    </w:p>
-    <w:p>
-      <w:pPr>
-        <w:pStyle w:val="Compact"/>
-        <w:numPr>
-          <w:ilvl w:val="0"/>
-          <w:numId w:val="1031"/>
-        </w:numPr>
-      </w:pPr>
-      <w:r>
-        <w:t xml:space="preserve">Creators</w:t>
-      </w:r>
-    </w:p>
-    <w:p>
-      <w:pPr>
-        <w:pStyle w:val="Compact"/>
-        <w:numPr>
-          <w:ilvl w:val="0"/>
-          <w:numId w:val="1031"/>
-        </w:numPr>
-      </w:pPr>
-      <w:r>
-        <w:t xml:space="preserve">Contact - The first listed contact is responsible for sending out copies as requested and is typically the EDI repository manager:</w:t>
-      </w:r>
-    </w:p>
-    <w:p>
-      <w:pPr>
-        <w:pStyle w:val="SourceCode"/>
-      </w:pPr>
-      <w:r>
-        <w:rPr>
-          <w:rStyle w:val="NormalTok"/>
-        </w:rPr>
-        <w:t xml:space="preserve">&lt;</w:t>
-      </w:r>
-      <w:r>
-        <w:rPr>
-          <w:rStyle w:val="KeywordTok"/>
-        </w:rPr>
-        <w:t xml:space="preserve">contact</w:t>
-      </w:r>
-      <w:r>
-        <w:rPr>
-          <w:rStyle w:val="NormalTok"/>
-        </w:rPr>
-        <w:t xml:space="preserve">&gt;</w:t>
-      </w:r>
-      <w:r>
-        <w:br/>
-      </w:r>
-      <w:r>
-        <w:rPr>
-          <w:rStyle w:val="NormalTok"/>
-        </w:rPr>
-        <w:t xml:space="preserve">  &lt;</w:t>
-      </w:r>
-      <w:r>
-        <w:rPr>
-          <w:rStyle w:val="KeywordTok"/>
-        </w:rPr>
-        <w:t xml:space="preserve">organizationName</w:t>
-      </w:r>
-      <w:r>
-        <w:rPr>
-          <w:rStyle w:val="NormalTok"/>
-        </w:rPr>
-        <w:t xml:space="preserve">&gt;Environmental Data Initiative&lt;/</w:t>
-      </w:r>
-      <w:r>
-        <w:rPr>
-          <w:rStyle w:val="KeywordTok"/>
-        </w:rPr>
-        <w:t xml:space="preserve">organizationName</w:t>
-      </w:r>
-      <w:r>
-        <w:rPr>
-          <w:rStyle w:val="NormalTok"/>
-        </w:rPr>
-        <w:t xml:space="preserve">&gt;</w:t>
-      </w:r>
-      <w:r>
-        <w:br/>
-      </w:r>
-      <w:r>
-        <w:rPr>
-          <w:rStyle w:val="NormalTok"/>
-        </w:rPr>
-        <w:t xml:space="preserve">  &lt;</w:t>
-      </w:r>
-      <w:r>
-        <w:rPr>
-          <w:rStyle w:val="KeywordTok"/>
-        </w:rPr>
-        <w:t xml:space="preserve">electronicMailAddress</w:t>
-      </w:r>
-      <w:r>
-        <w:rPr>
-          <w:rStyle w:val="NormalTok"/>
-        </w:rPr>
-        <w:t xml:space="preserve">&gt;support@edirepository.org&lt;/</w:t>
-      </w:r>
-      <w:r>
-        <w:rPr>
-          <w:rStyle w:val="KeywordTok"/>
-        </w:rPr>
-        <w:t xml:space="preserve">electronicMailAddress</w:t>
-      </w:r>
-      <w:r>
-        <w:rPr>
-          <w:rStyle w:val="NormalTok"/>
-        </w:rPr>
-        <w:t xml:space="preserve">&gt;</w:t>
-      </w:r>
-      <w:r>
-        <w:br/>
-      </w:r>
-      <w:r>
-        <w:rPr>
-          <w:rStyle w:val="NormalTok"/>
-        </w:rPr>
-        <w:t xml:space="preserve">&lt;/</w:t>
-      </w:r>
-      <w:r>
-        <w:rPr>
-          <w:rStyle w:val="KeywordTok"/>
-        </w:rPr>
-        <w:t xml:space="preserve">contact</w:t>
-      </w:r>
-      <w:r>
-        <w:rPr>
-          <w:rStyle w:val="NormalTok"/>
-        </w:rPr>
-        <w:t xml:space="preserve">&gt;</w:t>
+        <w:t xml:space="preserve">Checksum</w:t>
+      </w:r>
+    </w:p>
+    <w:bookmarkEnd w:id="191"/>
+    <w:bookmarkStart w:id="192" w:name="package-metadata"/>
+    <w:p>
+      <w:pPr>
+        <w:pStyle w:val="Heading3"/>
+      </w:pPr>
+      <w:r>
+        <w:t xml:space="preserve">7.2.4 Package Metadata</w:t>
+      </w:r>
+    </w:p>
+    <w:p>
+      <w:pPr>
+        <w:pStyle w:val="FirstParagraph"/>
+      </w:pPr>
+      <w:r>
+        <w:t xml:space="preserve">(in EDI metadata template and converted to EML - generally, as for any data package)</w:t>
       </w:r>
     </w:p>
     <w:p>
@@ -13165,7 +13266,7 @@
         </w:numPr>
       </w:pPr>
       <w:r>
-        <w:t xml:space="preserve">Methods - detailed collection/generation methods for the offline data entities. Detailed information for re-using the data. (May instead be included in the manifest table if different for different offline files.)</w:t>
+        <w:t xml:space="preserve">Abstract: describe the collection generally. If individual files require specific software to read, provide the name of that software.</w:t>
       </w:r>
     </w:p>
     <w:p>
@@ -13177,6 +13278,152 @@
         </w:numPr>
       </w:pPr>
       <w:r>
+        <w:t xml:space="preserve">Creators</w:t>
+      </w:r>
+    </w:p>
+    <w:p>
+      <w:pPr>
+        <w:pStyle w:val="Compact"/>
+        <w:numPr>
+          <w:ilvl w:val="0"/>
+          <w:numId w:val="1032"/>
+        </w:numPr>
+      </w:pPr>
+      <w:r>
+        <w:t xml:space="preserve">Contact - The first listed contact is responsible for sending out copies as requested and is typically the EDI repository manager:</w:t>
+      </w:r>
+    </w:p>
+    <w:p>
+      <w:pPr>
+        <w:pStyle w:val="SourceCode"/>
+      </w:pPr>
+      <w:r>
+        <w:rPr>
+          <w:rStyle w:val="NormalTok"/>
+        </w:rPr>
+        <w:t xml:space="preserve">&lt;</w:t>
+      </w:r>
+      <w:r>
+        <w:rPr>
+          <w:rStyle w:val="KeywordTok"/>
+        </w:rPr>
+        <w:t xml:space="preserve">contact</w:t>
+      </w:r>
+      <w:r>
+        <w:rPr>
+          <w:rStyle w:val="NormalTok"/>
+        </w:rPr>
+        <w:t xml:space="preserve">&gt;</w:t>
+      </w:r>
+      <w:r>
+        <w:br/>
+      </w:r>
+      <w:r>
+        <w:rPr>
+          <w:rStyle w:val="NormalTok"/>
+        </w:rPr>
+        <w:t xml:space="preserve">  &lt;</w:t>
+      </w:r>
+      <w:r>
+        <w:rPr>
+          <w:rStyle w:val="KeywordTok"/>
+        </w:rPr>
+        <w:t xml:space="preserve">organizationName</w:t>
+      </w:r>
+      <w:r>
+        <w:rPr>
+          <w:rStyle w:val="NormalTok"/>
+        </w:rPr>
+        <w:t xml:space="preserve">&gt;Environmental Data Initiative&lt;/</w:t>
+      </w:r>
+      <w:r>
+        <w:rPr>
+          <w:rStyle w:val="KeywordTok"/>
+        </w:rPr>
+        <w:t xml:space="preserve">organizationName</w:t>
+      </w:r>
+      <w:r>
+        <w:rPr>
+          <w:rStyle w:val="NormalTok"/>
+        </w:rPr>
+        <w:t xml:space="preserve">&gt;</w:t>
+      </w:r>
+      <w:r>
+        <w:br/>
+      </w:r>
+      <w:r>
+        <w:rPr>
+          <w:rStyle w:val="NormalTok"/>
+        </w:rPr>
+        <w:t xml:space="preserve">  &lt;</w:t>
+      </w:r>
+      <w:r>
+        <w:rPr>
+          <w:rStyle w:val="KeywordTok"/>
+        </w:rPr>
+        <w:t xml:space="preserve">electronicMailAddress</w:t>
+      </w:r>
+      <w:r>
+        <w:rPr>
+          <w:rStyle w:val="NormalTok"/>
+        </w:rPr>
+        <w:t xml:space="preserve">&gt;support@edirepository.org&lt;/</w:t>
+      </w:r>
+      <w:r>
+        <w:rPr>
+          <w:rStyle w:val="KeywordTok"/>
+        </w:rPr>
+        <w:t xml:space="preserve">electronicMailAddress</w:t>
+      </w:r>
+      <w:r>
+        <w:rPr>
+          <w:rStyle w:val="NormalTok"/>
+        </w:rPr>
+        <w:t xml:space="preserve">&gt;</w:t>
+      </w:r>
+      <w:r>
+        <w:br/>
+      </w:r>
+      <w:r>
+        <w:rPr>
+          <w:rStyle w:val="NormalTok"/>
+        </w:rPr>
+        <w:t xml:space="preserve">&lt;/</w:t>
+      </w:r>
+      <w:r>
+        <w:rPr>
+          <w:rStyle w:val="KeywordTok"/>
+        </w:rPr>
+        <w:t xml:space="preserve">contact</w:t>
+      </w:r>
+      <w:r>
+        <w:rPr>
+          <w:rStyle w:val="NormalTok"/>
+        </w:rPr>
+        <w:t xml:space="preserve">&gt;</w:t>
+      </w:r>
+    </w:p>
+    <w:p>
+      <w:pPr>
+        <w:pStyle w:val="Compact"/>
+        <w:numPr>
+          <w:ilvl w:val="0"/>
+          <w:numId w:val="1033"/>
+        </w:numPr>
+      </w:pPr>
+      <w:r>
+        <w:t xml:space="preserve">Methods - detailed collection/generation methods for the offline data entities. Detailed information for re-using the data. (May instead be included in the manifest table if different for different offline files.)</w:t>
+      </w:r>
+    </w:p>
+    <w:p>
+      <w:pPr>
+        <w:pStyle w:val="Compact"/>
+        <w:numPr>
+          <w:ilvl w:val="0"/>
+          <w:numId w:val="1033"/>
+        </w:numPr>
+      </w:pPr>
+      <w:r>
         <w:t xml:space="preserve">Data Entities</w:t>
       </w:r>
     </w:p>
@@ -13185,7 +13432,7 @@
         <w:pStyle w:val="Compact"/>
         <w:numPr>
           <w:ilvl w:val="1"/>
-          <w:numId w:val="1033"/>
+          <w:numId w:val="1034"/>
         </w:numPr>
       </w:pPr>
       <w:r>
@@ -13197,7 +13444,7 @@
         <w:pStyle w:val="Compact"/>
         <w:numPr>
           <w:ilvl w:val="2"/>
-          <w:numId w:val="1034"/>
+          <w:numId w:val="1035"/>
         </w:numPr>
       </w:pPr>
       <w:r>
@@ -13211,7 +13458,7 @@
           <w:rPr>
             <w:rStyle w:val="Hyperlink"/>
           </w:rPr>
-          <w:t xml:space="preserve">Table 8.1</w:t>
+          <w:t xml:space="preserve">Table 7.1</w:t>
         </w:r>
       </w:hyperlink>
       <w:r>
@@ -13240,7 +13487,7 @@
         <w:pStyle w:val="Compact"/>
         <w:numPr>
           <w:ilvl w:val="1"/>
-          <w:numId w:val="1033"/>
+          <w:numId w:val="1034"/>
         </w:numPr>
       </w:pPr>
       <w:r>
@@ -13252,21 +13499,21 @@
         <w:pStyle w:val="Compact"/>
         <w:numPr>
           <w:ilvl w:val="2"/>
-          <w:numId w:val="1035"/>
+          <w:numId w:val="1036"/>
         </w:numPr>
       </w:pPr>
       <w:r>
         <w:t xml:space="preserve">Column descriptions as for any data table</w:t>
       </w:r>
     </w:p>
-    <w:bookmarkEnd w:id="178"/>
-    <w:bookmarkStart w:id="181" w:name="eml"/>
+    <w:bookmarkEnd w:id="192"/>
+    <w:bookmarkStart w:id="195" w:name="eml"/>
     <w:p>
       <w:pPr>
         <w:pStyle w:val="Heading3"/>
       </w:pPr>
       <w:r>
-        <w:t xml:space="preserve">8.2.5 EML</w:t>
+        <w:t xml:space="preserve">7.2.5 EML</w:t>
       </w:r>
     </w:p>
     <w:p>
@@ -13282,7 +13529,7 @@
         <w:pStyle w:val="Compact"/>
         <w:numPr>
           <w:ilvl w:val="0"/>
-          <w:numId w:val="1036"/>
+          <w:numId w:val="1037"/>
         </w:numPr>
       </w:pPr>
       <w:r>
@@ -13294,7 +13541,7 @@
         <w:pStyle w:val="Compact"/>
         <w:numPr>
           <w:ilvl w:val="0"/>
-          <w:numId w:val="1036"/>
+          <w:numId w:val="1037"/>
         </w:numPr>
       </w:pPr>
       <w:r>
@@ -13306,7 +13553,7 @@
         <w:pStyle w:val="Compact"/>
         <w:numPr>
           <w:ilvl w:val="1"/>
-          <w:numId w:val="1037"/>
+          <w:numId w:val="1038"/>
         </w:numPr>
       </w:pPr>
       <w:r>
@@ -13318,7 +13565,7 @@
         <w:pStyle w:val="Compact"/>
         <w:numPr>
           <w:ilvl w:val="1"/>
-          <w:numId w:val="1037"/>
+          <w:numId w:val="1038"/>
         </w:numPr>
       </w:pPr>
       <w:r>
@@ -13353,7 +13600,7 @@
       <w:tr>
         <w:tc>
           <w:tcPr/>
-          <w:bookmarkStart w:id="179" w:name="tbl-1"/>
+          <w:bookmarkStart w:id="193" w:name="tbl-1"/>
           <w:p>
             <w:pPr>
               <w:jc w:val="center"/>
@@ -13364,7 +13611,7 @@
               <w:pStyle w:val="ImageCaption"/>
             </w:pPr>
             <w:r>
-              <w:t xml:space="preserve">Table 8.1: Three required fields for an offline distribution</w:t>
+              <w:t xml:space="preserve">Table 7.1: Three required fields for an offline distribution</w:t>
             </w:r>
           </w:p>
           <w:tbl>
@@ -13486,7 +13733,7 @@
               </w:tc>
             </w:tr>
           </w:tbl>
-          <w:bookmarkEnd w:id="179"/>
+          <w:bookmarkEnd w:id="193"/>
           <w:p/>
         </w:tc>
       </w:tr>
@@ -13509,7 +13756,7 @@
         <w:t xml:space="preserve">Sample XML, offline entity</w:t>
       </w:r>
     </w:p>
-    <w:bookmarkStart w:id="180" w:name="lst-xml-offline"/>
+    <w:bookmarkStart w:id="194" w:name="lst-xml-offline"/>
     <w:p>
       <w:pPr>
         <w:pStyle w:val="SourceCode"/>
@@ -13821,32 +14068,32 @@
         <w:t xml:space="preserve">&gt;</w:t>
       </w:r>
     </w:p>
-    <w:bookmarkEnd w:id="180"/>
-    <w:bookmarkEnd w:id="181"/>
-    <w:bookmarkEnd w:id="182"/>
-    <w:bookmarkStart w:id="185" w:name="references"/>
+    <w:bookmarkEnd w:id="194"/>
+    <w:bookmarkEnd w:id="195"/>
+    <w:bookmarkEnd w:id="196"/>
+    <w:bookmarkStart w:id="199" w:name="references"/>
     <w:p>
       <w:pPr>
         <w:pStyle w:val="Heading2"/>
       </w:pPr>
       <w:r>
-        <w:t xml:space="preserve">8.3 References</w:t>
-      </w:r>
-    </w:p>
-    <w:bookmarkStart w:id="184" w:name="eml-documentation"/>
+        <w:t xml:space="preserve">7.3 References</w:t>
+      </w:r>
+    </w:p>
+    <w:bookmarkStart w:id="198" w:name="eml-documentation"/>
     <w:p>
       <w:pPr>
         <w:pStyle w:val="Heading3"/>
       </w:pPr>
       <w:r>
-        <w:t xml:space="preserve">8.3.1 EML documentation</w:t>
+        <w:t xml:space="preserve">7.3.1 EML documentation</w:t>
       </w:r>
     </w:p>
     <w:p>
       <w:pPr>
         <w:pStyle w:val="FirstParagraph"/>
       </w:pPr>
-      <w:hyperlink r:id="rId183">
+      <w:hyperlink r:id="rId197">
         <w:r>
           <w:rPr>
             <w:rStyle w:val="Hyperlink"/>
@@ -13863,15 +14110,15 @@
         <w:t xml:space="preserve">Look for the PhysicalDistributionType</w:t>
       </w:r>
     </w:p>
-    <w:bookmarkEnd w:id="184"/>
-    <w:bookmarkEnd w:id="185"/>
-    <w:bookmarkStart w:id="195" w:name="potential-issues"/>
+    <w:bookmarkEnd w:id="198"/>
+    <w:bookmarkEnd w:id="199"/>
+    <w:bookmarkStart w:id="209" w:name="potential-issues"/>
     <w:p>
       <w:pPr>
         <w:pStyle w:val="Heading2"/>
       </w:pPr>
       <w:r>
-        <w:t xml:space="preserve">8.4 Potential Issues</w:t>
+        <w:t xml:space="preserve">7.4 Potential Issues</w:t>
       </w:r>
     </w:p>
     <w:p>
@@ -13879,7 +14126,7 @@
         <w:pStyle w:val="Compact"/>
         <w:numPr>
           <w:ilvl w:val="0"/>
-          <w:numId w:val="1038"/>
+          <w:numId w:val="1039"/>
         </w:numPr>
       </w:pPr>
       <w:r>
@@ -13891,15 +14138,15 @@
         <w:pStyle w:val="Compact"/>
         <w:numPr>
           <w:ilvl w:val="0"/>
-          <w:numId w:val="1038"/>
+          <w:numId w:val="1039"/>
         </w:numPr>
       </w:pPr>
       <w:r>
         <w:t xml:space="preserve">Even with cloud storage, eventually a binary format will become unusable.</w:t>
       </w:r>
     </w:p>
-    <w:bookmarkStart w:id="194" w:name="refs"/>
-    <w:bookmarkStart w:id="187" w:name="ref-marco_a_janssen_towards_2008"/>
+    <w:bookmarkStart w:id="208" w:name="refs"/>
+    <w:bookmarkStart w:id="201" w:name="ref-marco_a_janssen_towards_2008"/>
     <w:p>
       <w:pPr>
         <w:pStyle w:val="Bibliography"/>
@@ -14007,7 +14254,7 @@
       <w:r>
         <w:t xml:space="preserve"> </w:t>
       </w:r>
-      <w:hyperlink r:id="rId186">
+      <w:hyperlink r:id="rId200">
         <w:r>
           <w:rPr>
             <w:rStyle w:val="Hyperlink"/>
@@ -14019,8 +14266,8 @@
         <w:t xml:space="preserve">.</w:t>
       </w:r>
     </w:p>
-    <w:bookmarkEnd w:id="187"/>
-    <w:bookmarkStart w:id="189" w:name="ref-simmonds_addressing_2020"/>
+    <w:bookmarkEnd w:id="201"/>
+    <w:bookmarkStart w:id="203" w:name="ref-simmonds_addressing_2020"/>
     <w:p>
       <w:pPr>
         <w:pStyle w:val="Bibliography"/>
@@ -14219,7 +14466,7 @@
       <w:r>
         <w:t xml:space="preserve"> </w:t>
       </w:r>
-      <w:hyperlink r:id="rId188">
+      <w:hyperlink r:id="rId202">
         <w:r>
           <w:rPr>
             <w:rStyle w:val="Hyperlink"/>
@@ -14231,8 +14478,8 @@
         <w:t xml:space="preserve">.</w:t>
       </w:r>
     </w:p>
-    <w:bookmarkEnd w:id="189"/>
-    <w:bookmarkStart w:id="191" w:name="ref-thomer_minimum_2020"/>
+    <w:bookmarkEnd w:id="203"/>
+    <w:bookmarkStart w:id="205" w:name="ref-thomer_minimum_2020"/>
     <w:p>
       <w:pPr>
         <w:pStyle w:val="Bibliography"/>
@@ -14284,7 +14531,7 @@
       <w:r>
         <w:t xml:space="preserve"> </w:t>
       </w:r>
-      <w:hyperlink r:id="rId190">
+      <w:hyperlink r:id="rId204">
         <w:r>
           <w:rPr>
             <w:rStyle w:val="Hyperlink"/>
@@ -14296,8 +14543,8 @@
         <w:t xml:space="preserve">.</w:t>
       </w:r>
     </w:p>
-    <w:bookmarkEnd w:id="191"/>
-    <w:bookmarkStart w:id="193" w:name="ref-wyngaard_emergent_2019"/>
+    <w:bookmarkEnd w:id="205"/>
+    <w:bookmarkStart w:id="207" w:name="ref-wyngaard_emergent_2019"/>
     <w:p>
       <w:pPr>
         <w:pStyle w:val="Bibliography"/>
@@ -14420,7 +14667,7 @@
       <w:r>
         <w:t xml:space="preserve"> </w:t>
       </w:r>
-      <w:hyperlink r:id="rId192">
+      <w:hyperlink r:id="rId206">
         <w:r>
           <w:rPr>
             <w:rStyle w:val="Hyperlink"/>
@@ -14432,10 +14679,10 @@
         <w:t xml:space="preserve">.</w:t>
       </w:r>
     </w:p>
-    <w:bookmarkEnd w:id="193"/>
-    <w:bookmarkEnd w:id="194"/>
-    <w:bookmarkEnd w:id="195"/>
-    <w:bookmarkEnd w:id="196"/>
+    <w:bookmarkEnd w:id="207"/>
+    <w:bookmarkEnd w:id="208"/>
+    <w:bookmarkEnd w:id="209"/>
+    <w:bookmarkEnd w:id="210"/>
     <w:sectPr>
       <w:footnotePr>
         <w:numRestart w:val="eachSect"/>
@@ -14807,6 +15054,9 @@
     <w:abstractNumId w:val="991"/>
   </w:num>
   <w:num w:numId="1024">
+    <w:abstractNumId w:val="991"/>
+  </w:num>
+  <w:num w:numId="1025">
     <w:abstractNumId w:val="99411"/>
     <w:lvlOverride w:ilvl="0">
       <w:startOverride w:val="1"/>
@@ -14835,9 +15085,6 @@
     <w:lvlOverride w:ilvl="8">
       <w:startOverride w:val="1"/>
     </w:lvlOverride>
-  </w:num>
-  <w:num w:numId="1025">
-    <w:abstractNumId w:val="991"/>
   </w:num>
   <w:num w:numId="1026">
     <w:abstractNumId w:val="991"/>
@@ -14876,6 +15123,9 @@
     <w:abstractNumId w:val="991"/>
   </w:num>
   <w:num w:numId="1038">
+    <w:abstractNumId w:val="991"/>
+  </w:num>
+  <w:num w:numId="1039">
     <w:abstractNumId w:val="991"/>
   </w:num>
 </w:numbering>

--- a/guide-special-cases/guide-special-cases_v1.1.docx
+++ b/guide-special-cases/guide-special-cases_v1.1.docx
@@ -203,7 +203,7 @@
       </w:pPr>
     </w:p>
     <w:bookmarkEnd w:id="9"/>
-    <w:bookmarkStart w:id="11" w:name="preface"/>
+    <w:bookmarkStart w:id="12" w:name="preface"/>
     <w:p>
       <w:pPr>
         <w:pStyle w:val="Heading1"/>
@@ -263,8 +263,51 @@
         </w:r>
       </w:hyperlink>
     </w:p>
-    <w:bookmarkEnd w:id="11"/>
-    <w:bookmarkStart w:id="23" w:name="introduction"/>
+    <w:p>
+      <w:pPr>
+        <w:pStyle w:val="BodyText"/>
+      </w:pPr>
+      <w:r>
+        <w:rPr>
+          <w:b/>
+          <w:bCs/>
+        </w:rPr>
+        <w:t xml:space="preserve">How to cite version 1.1:</w:t>
+      </w:r>
+    </w:p>
+    <w:p>
+      <w:pPr>
+        <w:pStyle w:val="BodyText"/>
+      </w:pPr>
+      <w:r>
+        <w:t xml:space="preserve">Corinna, G., Stace Beaulieu, Renée F. Brown, Sarah Elmendorf, Hap Garritt, Gastil Gastil-Buhl, Hsun-Yi Hseih, Li Kui, Mary Martin, Greg Maurer, An T. Nguyen, John H. Porter, Adam Sapp, Mark Servilla, Tim Whiteaker, &amp; LTER Network Information Management Committee. (2021). EDIorg/data-package-best-practices:</w:t>
+      </w:r>
+      <w:r>
+        <w:t xml:space="preserve"> </w:t>
+      </w:r>
+      <w:r>
+        <w:t xml:space="preserve">“Data Package Design for Special Cases”</w:t>
+      </w:r>
+      <w:r>
+        <w:t xml:space="preserve"> </w:t>
+      </w:r>
+      <w:r>
+        <w:t xml:space="preserve">version 1.1 (Version guide-special-cases_v1.1). Zenodo.</w:t>
+      </w:r>
+      <w:r>
+        <w:t xml:space="preserve"> </w:t>
+      </w:r>
+      <w:hyperlink r:id="rId11">
+        <w:r>
+          <w:rPr>
+            <w:rStyle w:val="Hyperlink"/>
+          </w:rPr>
+          <w:t xml:space="preserve">https://doi.org/10.5281/zenodo.22906692</w:t>
+        </w:r>
+      </w:hyperlink>
+    </w:p>
+    <w:bookmarkEnd w:id="12"/>
+    <w:bookmarkStart w:id="24" w:name="introduction"/>
     <w:p>
       <w:pPr>
         <w:pStyle w:val="Heading1"/>
@@ -299,7 +342,7 @@
       <w:r>
         <w:t xml:space="preserve"> </w:t>
       </w:r>
-      <w:hyperlink r:id="rId12">
+      <w:hyperlink r:id="rId13">
         <w:r>
           <w:rPr>
             <w:rStyle w:val="Hyperlink"/>
@@ -310,7 +353,7 @@
       <w:r>
         <w:t xml:space="preserve">, but many aspects would similarly apply to other metadata standards and these documents should be considered in the larger context of applicable metadata standard best practices. We refer to the Environmental Data Initiative (</w:t>
       </w:r>
-      <w:hyperlink r:id="rId13">
+      <w:hyperlink r:id="rId14">
         <w:r>
           <w:rPr>
             <w:rStyle w:val="Hyperlink"/>
@@ -374,7 +417,7 @@
       <w:r>
         <w:t xml:space="preserve"> </w:t>
       </w:r>
-      <w:hyperlink r:id="rId14">
+      <w:hyperlink r:id="rId15">
         <w:r>
           <w:rPr>
             <w:rStyle w:val="Hyperlink"/>
@@ -391,7 +434,7 @@
       <w:r>
         <w:t xml:space="preserve"> </w:t>
       </w:r>
-      <w:hyperlink r:id="rId15">
+      <w:hyperlink r:id="rId16">
         <w:r>
           <w:rPr>
             <w:rStyle w:val="Hyperlink"/>
@@ -431,7 +474,7 @@
           <w:numId w:val="1001"/>
         </w:numPr>
       </w:pPr>
-      <w:hyperlink r:id="rId16">
+      <w:hyperlink r:id="rId17">
         <w:r>
           <w:rPr>
             <w:rStyle w:val="Hyperlink"/>
@@ -448,7 +491,7 @@
           <w:numId w:val="1001"/>
         </w:numPr>
       </w:pPr>
-      <w:hyperlink r:id="rId17">
+      <w:hyperlink r:id="rId18">
         <w:r>
           <w:rPr>
             <w:rStyle w:val="Hyperlink"/>
@@ -465,7 +508,7 @@
           <w:numId w:val="1001"/>
         </w:numPr>
       </w:pPr>
-      <w:hyperlink r:id="rId18">
+      <w:hyperlink r:id="rId19">
         <w:r>
           <w:rPr>
             <w:rStyle w:val="Hyperlink"/>
@@ -482,7 +525,7 @@
           <w:numId w:val="1001"/>
         </w:numPr>
       </w:pPr>
-      <w:hyperlink r:id="rId19">
+      <w:hyperlink r:id="rId20">
         <w:r>
           <w:rPr>
             <w:rStyle w:val="Hyperlink"/>
@@ -499,7 +542,7 @@
           <w:numId w:val="1001"/>
         </w:numPr>
       </w:pPr>
-      <w:hyperlink r:id="rId20">
+      <w:hyperlink r:id="rId21">
         <w:r>
           <w:rPr>
             <w:rStyle w:val="Hyperlink"/>
@@ -516,7 +559,7 @@
           <w:numId w:val="1001"/>
         </w:numPr>
       </w:pPr>
-      <w:hyperlink r:id="rId21">
+      <w:hyperlink r:id="rId22">
         <w:r>
           <w:rPr>
             <w:rStyle w:val="Hyperlink"/>
@@ -533,7 +576,7 @@
           <w:numId w:val="1001"/>
         </w:numPr>
       </w:pPr>
-      <w:hyperlink r:id="rId22">
+      <w:hyperlink r:id="rId23">
         <w:r>
           <w:rPr>
             <w:rStyle w:val="Hyperlink"/>
@@ -542,8 +585,8 @@
         </w:r>
       </w:hyperlink>
     </w:p>
-    <w:bookmarkEnd w:id="23"/>
-    <w:bookmarkStart w:id="56" w:name="code"/>
+    <w:bookmarkEnd w:id="24"/>
+    <w:bookmarkStart w:id="57" w:name="code"/>
     <w:p>
       <w:pPr>
         <w:pStyle w:val="Heading1"/>
@@ -560,7 +603,7 @@
         <w:t xml:space="preserve">Contributors: An T. Nguyen, Tim Whiteaker</w:t>
       </w:r>
     </w:p>
-    <w:bookmarkStart w:id="28" w:name="introduction-1"/>
+    <w:bookmarkStart w:id="29" w:name="introduction-1"/>
     <w:p>
       <w:pPr>
         <w:pStyle w:val="Heading2"/>
@@ -587,7 +630,7 @@
       <w:r>
         <w:t xml:space="preserve"> </w:t>
       </w:r>
-      <w:hyperlink r:id="rId24">
+      <w:hyperlink r:id="rId25">
         <w:r>
           <w:rPr>
             <w:rStyle w:val="Hyperlink"/>
@@ -601,7 +644,7 @@
       <w:r>
         <w:t xml:space="preserve"> </w:t>
       </w:r>
-      <w:hyperlink r:id="rId25">
+      <w:hyperlink r:id="rId26">
         <w:r>
           <w:rPr>
             <w:rStyle w:val="Hyperlink"/>
@@ -615,7 +658,7 @@
       <w:r>
         <w:t xml:space="preserve"> </w:t>
       </w:r>
-      <w:hyperlink r:id="rId26">
+      <w:hyperlink r:id="rId27">
         <w:r>
           <w:rPr>
             <w:rStyle w:val="Hyperlink"/>
@@ -647,7 +690,7 @@
       <w:r>
         <w:t xml:space="preserve"> </w:t>
       </w:r>
-      <w:hyperlink r:id="rId27">
+      <w:hyperlink r:id="rId28">
         <w:r>
           <w:rPr>
             <w:rStyle w:val="Hyperlink"/>
@@ -662,8 +705,8 @@
         <w:t xml:space="preserve">which is specifically designed for software metadata. Therefore, one of the key recommendations in this document is to include a CodeMeta file when archiving software or code in EDI.</w:t>
       </w:r>
     </w:p>
-    <w:bookmarkEnd w:id="28"/>
-    <w:bookmarkStart w:id="48" w:name="recommendations-for-data-packages"/>
+    <w:bookmarkEnd w:id="29"/>
+    <w:bookmarkStart w:id="49" w:name="recommendations-for-data-packages"/>
     <w:p>
       <w:pPr>
         <w:pStyle w:val="Heading2"/>
@@ -672,7 +715,7 @@
         <w:t xml:space="preserve">1.2 Recommendations for data packages</w:t>
       </w:r>
     </w:p>
-    <w:bookmarkStart w:id="30" w:name="X4b1ac178bc7534d94ec158fb6a00dd33543e9c9"/>
+    <w:bookmarkStart w:id="31" w:name="X4b1ac178bc7534d94ec158fb6a00dd33543e9c9"/>
     <w:p>
       <w:pPr>
         <w:pStyle w:val="Heading3"/>
@@ -695,7 +738,7 @@
       <w:r>
         <w:t xml:space="preserve"> </w:t>
       </w:r>
-      <w:hyperlink r:id="rId29">
+      <w:hyperlink r:id="rId30">
         <w:r>
           <w:rPr>
             <w:rStyle w:val="Hyperlink"/>
@@ -803,8 +846,8 @@
         <w:t xml:space="preserve">When choosing a repository for the code, consider the ease of the archiving process and how well the code can be described. For example, Zenodo offers an easy pathway to archive code that is currently in GitHub, though metadata requirements are very light. Following the best practices described herein, you would create a CodeMeta file if you were going to archive with EDI. This is more rigorous than Zenodo, but then your code is better described, and in a machine-readable way.</w:t>
       </w:r>
     </w:p>
-    <w:bookmarkEnd w:id="30"/>
-    <w:bookmarkStart w:id="39" w:name="documenting-softwarecode"/>
+    <w:bookmarkEnd w:id="31"/>
+    <w:bookmarkStart w:id="40" w:name="documenting-softwarecode"/>
     <w:p>
       <w:pPr>
         <w:pStyle w:val="Heading3"/>
@@ -823,7 +866,7 @@
       <w:r>
         <w:t xml:space="preserve"> </w:t>
       </w:r>
-      <w:hyperlink r:id="rId31">
+      <w:hyperlink r:id="rId32">
         <w:r>
           <w:rPr>
             <w:rStyle w:val="Hyperlink"/>
@@ -1283,7 +1326,7 @@
         <w:t xml:space="preserve">&gt;</w:t>
       </w:r>
     </w:p>
-    <w:bookmarkStart w:id="34" w:name="software-license"/>
+    <w:bookmarkStart w:id="35" w:name="software-license"/>
     <w:p>
       <w:pPr>
         <w:pStyle w:val="Heading4"/>
@@ -1302,7 +1345,7 @@
       <w:r>
         <w:t xml:space="preserve"> </w:t>
       </w:r>
-      <w:hyperlink r:id="rId32">
+      <w:hyperlink r:id="rId33">
         <w:r>
           <w:rPr>
             <w:rStyle w:val="Hyperlink"/>
@@ -1343,7 +1386,7 @@
       <w:r>
         <w:t xml:space="preserve"> </w:t>
       </w:r>
-      <w:hyperlink r:id="rId33">
+      <w:hyperlink r:id="rId34">
         <w:r>
           <w:rPr>
             <w:rStyle w:val="Hyperlink"/>
@@ -1378,8 +1421,8 @@
         <w:t xml:space="preserve">element in EML), consider including a copy of the license at the beginning of the code files themselves so that the license is readily apparent to end users who peruse the code.</w:t>
       </w:r>
     </w:p>
-    <w:bookmarkEnd w:id="34"/>
-    <w:bookmarkStart w:id="37" w:name="codemeta"/>
+    <w:bookmarkEnd w:id="35"/>
+    <w:bookmarkStart w:id="38" w:name="codemeta"/>
     <w:p>
       <w:pPr>
         <w:pStyle w:val="Heading4"/>
@@ -2676,7 +2719,7 @@
       <w:r>
         <w:t xml:space="preserve"> </w:t>
       </w:r>
-      <w:hyperlink r:id="rId35">
+      <w:hyperlink r:id="rId36">
         <w:r>
           <w:rPr>
             <w:rStyle w:val="Hyperlink"/>
@@ -2693,7 +2736,7 @@
       <w:r>
         <w:t xml:space="preserve"> </w:t>
       </w:r>
-      <w:hyperlink r:id="rId36">
+      <w:hyperlink r:id="rId37">
         <w:r>
           <w:rPr>
             <w:rStyle w:val="Hyperlink"/>
@@ -4392,8 +4435,8 @@
         <w:t xml:space="preserve">}</w:t>
       </w:r>
     </w:p>
-    <w:bookmarkEnd w:id="37"/>
-    <w:bookmarkStart w:id="38" w:name="metadata-to-enable-reproducibility"/>
+    <w:bookmarkEnd w:id="38"/>
+    <w:bookmarkStart w:id="39" w:name="metadata-to-enable-reproducibility"/>
     <w:p>
       <w:pPr>
         <w:pStyle w:val="Heading4"/>
@@ -4418,9 +4461,9 @@
         <w:t xml:space="preserve">Aside from the software/code itself and its dependencies, other pieces of information may be important should a user wish to reproduce results, such as the operating system and version and the system locale. Include this information in the data package’s methods/methodStep/description. For certain tools, there are ways to easily generate this information, e.g., a call to sessionInfo() in the R console. If the system outputs this information in a standardly formatted plain text file, that might be included as an otherEntity.</w:t>
       </w:r>
     </w:p>
-    <w:bookmarkEnd w:id="38"/>
     <w:bookmarkEnd w:id="39"/>
-    <w:bookmarkStart w:id="46" w:name="linking-code-and-data"/>
+    <w:bookmarkEnd w:id="40"/>
+    <w:bookmarkStart w:id="47" w:name="linking-code-and-data"/>
     <w:p>
       <w:pPr>
         <w:pStyle w:val="Heading3"/>
@@ -4437,7 +4480,7 @@
         <w:t xml:space="preserve">There are a few solutions for providing explicit machine-readable linkages between different entities/packages (the distinction between code/data doesn’t matter too much here). For most cases we recommend the simplest approach, which is to use the methods/methodStep/description element of EML. More advanced users may wish to utilize the other solutions described herein.</w:t>
       </w:r>
     </w:p>
-    <w:bookmarkStart w:id="40" w:name="descriptive-approach"/>
+    <w:bookmarkStart w:id="41" w:name="descriptive-approach"/>
     <w:p>
       <w:pPr>
         <w:pStyle w:val="Heading4"/>
@@ -4466,8 +4509,8 @@
         <w:t xml:space="preserve">and repeat for all entities. If code and data reside in different packages, be sure to specify that.</w:t>
       </w:r>
     </w:p>
-    <w:bookmarkEnd w:id="40"/>
-    <w:bookmarkStart w:id="42" w:name="the-eml-datasource-element"/>
+    <w:bookmarkEnd w:id="41"/>
+    <w:bookmarkStart w:id="43" w:name="the-eml-datasource-element"/>
     <w:p>
       <w:pPr>
         <w:pStyle w:val="Heading4"/>
@@ -4486,7 +4529,7 @@
       <w:r>
         <w:t xml:space="preserve"> </w:t>
       </w:r>
-      <w:hyperlink r:id="rId41">
+      <w:hyperlink r:id="rId42">
         <w:r>
           <w:rPr>
             <w:rStyle w:val="Hyperlink"/>
@@ -4501,8 +4544,8 @@
         <w:t xml:space="preserve">list the original packages under dataSource. dataSource does not describe relationships between entities in the same package, and as far as we know there is no explicit way in EML to do so.</w:t>
       </w:r>
     </w:p>
-    <w:bookmarkEnd w:id="42"/>
-    <w:bookmarkStart w:id="45" w:name="provone"/>
+    <w:bookmarkEnd w:id="43"/>
+    <w:bookmarkStart w:id="46" w:name="provone"/>
     <w:p>
       <w:pPr>
         <w:pStyle w:val="Heading4"/>
@@ -4515,7 +4558,7 @@
       <w:pPr>
         <w:pStyle w:val="FirstParagraph"/>
       </w:pPr>
-      <w:hyperlink r:id="rId43">
+      <w:hyperlink r:id="rId44">
         <w:r>
           <w:rPr>
             <w:rStyle w:val="Hyperlink"/>
@@ -4532,7 +4575,7 @@
       <w:r>
         <w:t xml:space="preserve"> </w:t>
       </w:r>
-      <w:hyperlink r:id="rId44">
+      <w:hyperlink r:id="rId45">
         <w:r>
           <w:rPr>
             <w:rStyle w:val="Hyperlink"/>
@@ -4544,9 +4587,9 @@
         <w:t xml:space="preserve">). This handles both relationships between entities in the same package and entities residing in different packages. However, note that EDI currently does not utilize this model.</w:t>
       </w:r>
     </w:p>
-    <w:bookmarkEnd w:id="45"/>
     <w:bookmarkEnd w:id="46"/>
-    <w:bookmarkStart w:id="47" w:name="external-software"/>
+    <w:bookmarkEnd w:id="47"/>
+    <w:bookmarkStart w:id="48" w:name="external-software"/>
     <w:p>
       <w:pPr>
         <w:pStyle w:val="Heading3"/>
@@ -4990,9 +5033,9 @@
         <w:t xml:space="preserve">&gt;</w:t>
       </w:r>
     </w:p>
-    <w:bookmarkEnd w:id="47"/>
     <w:bookmarkEnd w:id="48"/>
-    <w:bookmarkStart w:id="55" w:name="resources"/>
+    <w:bookmarkEnd w:id="49"/>
+    <w:bookmarkStart w:id="56" w:name="resources"/>
     <w:p>
       <w:pPr>
         <w:pStyle w:val="Heading2"/>
@@ -5005,7 +5048,7 @@
       <w:pPr>
         <w:pStyle w:val="FirstParagraph"/>
       </w:pPr>
-      <w:hyperlink r:id="rId49">
+      <w:hyperlink r:id="rId50">
         <w:r>
           <w:rPr>
             <w:rStyle w:val="Hyperlink"/>
@@ -5024,7 +5067,7 @@
       <w:pPr>
         <w:pStyle w:val="BodyText"/>
       </w:pPr>
-      <w:hyperlink r:id="rId50">
+      <w:hyperlink r:id="rId51">
         <w:r>
           <w:rPr>
             <w:rStyle w:val="Hyperlink"/>
@@ -5043,7 +5086,7 @@
       <w:pPr>
         <w:pStyle w:val="BodyText"/>
       </w:pPr>
-      <w:hyperlink r:id="rId51">
+      <w:hyperlink r:id="rId52">
         <w:r>
           <w:rPr>
             <w:rStyle w:val="Hyperlink"/>
@@ -5062,7 +5105,7 @@
       <w:pPr>
         <w:pStyle w:val="BodyText"/>
       </w:pPr>
-      <w:hyperlink r:id="rId36">
+      <w:hyperlink r:id="rId37">
         <w:r>
           <w:rPr>
             <w:rStyle w:val="Hyperlink"/>
@@ -5087,7 +5130,7 @@
       <w:r>
         <w:t xml:space="preserve"> </w:t>
       </w:r>
-      <w:hyperlink r:id="rId52">
+      <w:hyperlink r:id="rId53">
         <w:r>
           <w:rPr>
             <w:rStyle w:val="Hyperlink"/>
@@ -5100,7 +5143,7 @@
       <w:pPr>
         <w:pStyle w:val="BodyText"/>
       </w:pPr>
-      <w:hyperlink r:id="rId29">
+      <w:hyperlink r:id="rId30">
         <w:r>
           <w:rPr>
             <w:rStyle w:val="Hyperlink"/>
@@ -5113,7 +5156,7 @@
       <w:pPr>
         <w:pStyle w:val="BodyText"/>
       </w:pPr>
-      <w:hyperlink r:id="rId43">
+      <w:hyperlink r:id="rId44">
         <w:r>
           <w:rPr>
             <w:rStyle w:val="Hyperlink"/>
@@ -5126,7 +5169,7 @@
       <w:pPr>
         <w:pStyle w:val="BodyText"/>
       </w:pPr>
-      <w:hyperlink r:id="rId53">
+      <w:hyperlink r:id="rId54">
         <w:r>
           <w:rPr>
             <w:rStyle w:val="Hyperlink"/>
@@ -5139,7 +5182,7 @@
       <w:pPr>
         <w:pStyle w:val="BodyText"/>
       </w:pPr>
-      <w:hyperlink r:id="rId54">
+      <w:hyperlink r:id="rId55">
         <w:r>
           <w:rPr>
             <w:rStyle w:val="Hyperlink"/>
@@ -5148,9 +5191,9 @@
         </w:r>
       </w:hyperlink>
     </w:p>
-    <w:bookmarkEnd w:id="55"/>
     <w:bookmarkEnd w:id="56"/>
-    <w:bookmarkStart w:id="79" w:name="model-based-datasets"/>
+    <w:bookmarkEnd w:id="57"/>
+    <w:bookmarkStart w:id="80" w:name="model-based-datasets"/>
     <w:p>
       <w:pPr>
         <w:pStyle w:val="Heading1"/>
@@ -5167,7 +5210,7 @@
         <w:t xml:space="preserve">Contributors: An T. Nguyen, Tim Whiteaker, Corinna Gries</w:t>
       </w:r>
     </w:p>
-    <w:bookmarkStart w:id="57" w:name="introduction-2"/>
+    <w:bookmarkStart w:id="58" w:name="introduction-2"/>
     <w:p>
       <w:pPr>
         <w:pStyle w:val="Heading2"/>
@@ -5208,8 +5251,8 @@
         <w:t xml:space="preserve">It is not always easy to determine who among project personnel (IMs, scientists, programmers) is responsible for the different components of a model-based dataset. This is best decided on a case-by-case basis. A common division is that the code authors annotate the code, and the IM handles the archiving and linkage to data product(s); partially except in cases of large community models.</w:t>
       </w:r>
     </w:p>
-    <w:bookmarkEnd w:id="57"/>
-    <w:bookmarkStart w:id="72" w:name="recommendations-for-data-packages-1"/>
+    <w:bookmarkEnd w:id="58"/>
+    <w:bookmarkStart w:id="73" w:name="recommendations-for-data-packages-1"/>
     <w:p>
       <w:pPr>
         <w:pStyle w:val="Heading2"/>
@@ -5227,18 +5270,18 @@
           <wp:inline>
             <wp:extent cx="5334000" cy="3259666"/>
             <wp:effectExtent b="0" l="0" r="0" t="0"/>
-            <wp:docPr descr="Figure 1: Flowchart for considering archival paths for various model components." title="model data management flowchart" id="59" name="Picture"/>
+            <wp:docPr descr="Figure 1: Flowchart for considering archival paths for various model components." title="model data management flowchart" id="60" name="Picture"/>
             <a:graphic>
               <a:graphicData uri="http://schemas.openxmlformats.org/drawingml/2006/picture">
                 <pic:pic>
                   <pic:nvPicPr>
-                    <pic:cNvPr descr="img/guide-special-cases-model-fig1.png" id="60" name="Picture"/>
+                    <pic:cNvPr descr="img/guide-special-cases-model-fig1.png" id="61" name="Picture"/>
                     <pic:cNvPicPr>
                       <a:picLocks noChangeArrowheads="1" noChangeAspect="1"/>
                     </pic:cNvPicPr>
                   </pic:nvPicPr>
                   <pic:blipFill>
-                    <a:blip r:embed="rId58"/>
+                    <a:blip r:embed="rId59"/>
                     <a:stretch>
                       <a:fillRect/>
                     </a:stretch>
@@ -5273,7 +5316,7 @@
         <w:t xml:space="preserve">Figure 1: Flowchart for considering archival paths for various model components.</w:t>
       </w:r>
     </w:p>
-    <w:bookmarkStart w:id="66" w:name="referencing-models-in-eml"/>
+    <w:bookmarkStart w:id="67" w:name="referencing-models-in-eml"/>
     <w:p>
       <w:pPr>
         <w:pStyle w:val="Heading3"/>
@@ -5292,7 +5335,7 @@
       <w:r>
         <w:t xml:space="preserve"> </w:t>
       </w:r>
-      <w:hyperlink r:id="rId61">
+      <w:hyperlink r:id="rId62">
         <w:r>
           <w:rPr>
             <w:rStyle w:val="Hyperlink"/>
@@ -6034,7 +6077,7 @@
         <w:t xml:space="preserve">&gt;</w:t>
       </w:r>
     </w:p>
-    <w:bookmarkStart w:id="62" w:name="model-code"/>
+    <w:bookmarkStart w:id="63" w:name="model-code"/>
     <w:p>
       <w:pPr>
         <w:pStyle w:val="Heading4"/>
@@ -6069,7 +6112,7 @@
       <w:r>
         <w:t xml:space="preserve"> </w:t>
       </w:r>
-      <w:hyperlink r:id="rId61">
+      <w:hyperlink r:id="rId62">
         <w:r>
           <w:rPr>
             <w:rStyle w:val="Hyperlink"/>
@@ -6081,8 +6124,8 @@
         <w:t xml:space="preserve">.</w:t>
       </w:r>
     </w:p>
-    <w:bookmarkEnd w:id="62"/>
-    <w:bookmarkStart w:id="63" w:name="model-code-and-data-in-the-same-package"/>
+    <w:bookmarkEnd w:id="63"/>
+    <w:bookmarkStart w:id="64" w:name="model-code-and-data-in-the-same-package"/>
     <w:p>
       <w:pPr>
         <w:pStyle w:val="Heading4"/>
@@ -6101,7 +6144,7 @@
       <w:r>
         <w:t xml:space="preserve"> </w:t>
       </w:r>
-      <w:hyperlink r:id="rId61">
+      <w:hyperlink r:id="rId62">
         <w:r>
           <w:rPr>
             <w:rStyle w:val="Hyperlink"/>
@@ -6115,7 +6158,7 @@
       <w:r>
         <w:t xml:space="preserve"> </w:t>
       </w:r>
-      <w:hyperlink r:id="rId61">
+      <w:hyperlink r:id="rId62">
         <w:r>
           <w:rPr>
             <w:rStyle w:val="Hyperlink"/>
@@ -6130,8 +6173,8 @@
         <w:t xml:space="preserve">for how to document the code and create CodeMeta.</w:t>
       </w:r>
     </w:p>
-    <w:bookmarkEnd w:id="63"/>
-    <w:bookmarkStart w:id="64" w:name="model-code-as-standalone-package"/>
+    <w:bookmarkEnd w:id="64"/>
+    <w:bookmarkStart w:id="65" w:name="model-code-as-standalone-package"/>
     <w:p>
       <w:pPr>
         <w:pStyle w:val="Heading4"/>
@@ -6150,7 +6193,7 @@
       <w:r>
         <w:t xml:space="preserve"> </w:t>
       </w:r>
-      <w:hyperlink r:id="rId61">
+      <w:hyperlink r:id="rId62">
         <w:r>
           <w:rPr>
             <w:rStyle w:val="Hyperlink"/>
@@ -6165,8 +6208,8 @@
         <w:t xml:space="preserve">for how to document the code and create CodeMeta.</w:t>
       </w:r>
     </w:p>
-    <w:bookmarkEnd w:id="64"/>
-    <w:bookmarkStart w:id="65" w:name="model-code-archivedmaintained-elsewhere"/>
+    <w:bookmarkEnd w:id="65"/>
+    <w:bookmarkStart w:id="66" w:name="model-code-archivedmaintained-elsewhere"/>
     <w:p>
       <w:pPr>
         <w:pStyle w:val="Heading4"/>
@@ -6185,7 +6228,7 @@
       <w:r>
         <w:t xml:space="preserve"> </w:t>
       </w:r>
-      <w:hyperlink r:id="rId24">
+      <w:hyperlink r:id="rId25">
         <w:r>
           <w:rPr>
             <w:rStyle w:val="Hyperlink"/>
@@ -6197,9 +6240,9 @@
         <w:t xml:space="preserve">. It may sometimes be advisable to archive a copy of the model code with the data, even if it appears to be maintained elsewhere. See recommendations above for referencing models in EML.</w:t>
       </w:r>
     </w:p>
-    <w:bookmarkEnd w:id="65"/>
     <w:bookmarkEnd w:id="66"/>
-    <w:bookmarkStart w:id="70" w:name="model-input-and-output-data"/>
+    <w:bookmarkEnd w:id="67"/>
+    <w:bookmarkStart w:id="71" w:name="model-input-and-output-data"/>
     <w:p>
       <w:pPr>
         <w:pStyle w:val="Heading3"/>
@@ -6226,7 +6269,7 @@
       <w:r>
         <w:t xml:space="preserve"> </w:t>
       </w:r>
-      <w:hyperlink r:id="rId67">
+      <w:hyperlink r:id="rId68">
         <w:r>
           <w:rPr>
             <w:rStyle w:val="Hyperlink"/>
@@ -6256,7 +6299,7 @@
       <w:r>
         <w:t xml:space="preserve"> </w:t>
       </w:r>
-      <w:hyperlink r:id="rId68">
+      <w:hyperlink r:id="rId69">
         <w:r>
           <w:rPr>
             <w:rStyle w:val="Hyperlink"/>
@@ -6297,7 +6340,7 @@
       <w:r>
         <w:t xml:space="preserve"> </w:t>
       </w:r>
-      <w:hyperlink r:id="rId69">
+      <w:hyperlink r:id="rId70">
         <w:r>
           <w:rPr>
             <w:rStyle w:val="Hyperlink"/>
@@ -6329,8 +6372,8 @@
         <w:t xml:space="preserve">discuss feedback from communications with modellers and propose preliminary solutions. With regards to input/output data, their feedback indicates two opposite opinions: some feel the whole gamut of raw to aggregated outputs needs to be archived, while others advocate for only high-level outputs corresponding to publication figures. They also found that spin-up simulations were not considered a high priority for archiving. See section 2.3 What is worth archiving and for how long does it remain useful?</w:t>
       </w:r>
     </w:p>
-    <w:bookmarkEnd w:id="70"/>
-    <w:bookmarkStart w:id="71" w:name="model-parameters"/>
+    <w:bookmarkEnd w:id="71"/>
+    <w:bookmarkStart w:id="72" w:name="model-parameters"/>
     <w:p>
       <w:pPr>
         <w:pStyle w:val="Heading3"/>
@@ -6367,9 +6410,9 @@
         <w:t xml:space="preserve">will be archived, consider including the parameters within that file with appropriate annotations.</w:t>
       </w:r>
     </w:p>
-    <w:bookmarkEnd w:id="71"/>
     <w:bookmarkEnd w:id="72"/>
-    <w:bookmarkStart w:id="77" w:name="example-data-packages-in-edi"/>
+    <w:bookmarkEnd w:id="73"/>
+    <w:bookmarkStart w:id="78" w:name="example-data-packages-in-edi"/>
     <w:p>
       <w:pPr>
         <w:pStyle w:val="Heading2"/>
@@ -6391,7 +6434,7 @@
       <w:tr>
         <w:tc>
           <w:tcPr/>
-          <w:bookmarkStart w:id="76" w:name="tbl-model-examples"/>
+          <w:bookmarkStart w:id="77" w:name="tbl-model-examples"/>
           <w:p>
             <w:pPr>
               <w:jc w:val="center"/>
@@ -6494,7 +6537,7 @@
                     <w:pStyle w:val="Compact"/>
                     <w:jc w:val="center"/>
                   </w:pPr>
-                  <w:hyperlink r:id="rId73">
+                  <w:hyperlink r:id="rId74">
                     <w:r>
                       <w:rPr>
                         <w:rStyle w:val="Hyperlink"/>
@@ -6541,7 +6584,7 @@
                     <w:pStyle w:val="Compact"/>
                     <w:jc w:val="center"/>
                   </w:pPr>
-                  <w:hyperlink r:id="rId74">
+                  <w:hyperlink r:id="rId75">
                     <w:r>
                       <w:rPr>
                         <w:rStyle w:val="Hyperlink"/>
@@ -6588,7 +6631,7 @@
                     <w:pStyle w:val="Compact"/>
                     <w:jc w:val="center"/>
                   </w:pPr>
-                  <w:hyperlink r:id="rId75">
+                  <w:hyperlink r:id="rId76">
                     <w:r>
                       <w:rPr>
                         <w:rStyle w:val="Hyperlink"/>
@@ -6600,13 +6643,13 @@
               </w:tc>
             </w:tr>
           </w:tbl>
-          <w:bookmarkEnd w:id="76"/>
+          <w:bookmarkEnd w:id="77"/>
           <w:p/>
         </w:tc>
       </w:tr>
     </w:tbl>
-    <w:bookmarkEnd w:id="77"/>
-    <w:bookmarkStart w:id="78" w:name="resources-1"/>
+    <w:bookmarkEnd w:id="78"/>
+    <w:bookmarkStart w:id="79" w:name="resources-1"/>
     <w:p>
       <w:pPr>
         <w:pStyle w:val="Heading2"/>
@@ -6647,9 +6690,9 @@
         <w:t xml:space="preserve">mentioned above, see sections 2.3 What is worth archiving and for how long does it remain useful?, discussed above, plus 2.4 Model data archiving protocol, where the authors argue for better standardized reporting format for model data, e.g., top-level metadata and directory structure at a minimum. Section 4.1 Developing Model Data Archiving Guidelines proposes an organization scheme for model data.</w:t>
       </w:r>
     </w:p>
-    <w:bookmarkEnd w:id="78"/>
     <w:bookmarkEnd w:id="79"/>
-    <w:bookmarkStart w:id="107" w:name="images-and-documents-as-data"/>
+    <w:bookmarkEnd w:id="80"/>
+    <w:bookmarkStart w:id="108" w:name="images-and-documents-as-data"/>
     <w:p>
       <w:pPr>
         <w:pStyle w:val="Heading1"/>
@@ -6666,7 +6709,7 @@
         <w:t xml:space="preserve">Contributors: Renée F. Brown (lead), Stace Beaulieu, Sarah Elmendorf, Gastil Gastil-Buhl, Corinna Gries, Li Kui, Mary Martin, Greg Maurer, John Porter, Tim Whiteaker</w:t>
       </w:r>
     </w:p>
-    <w:bookmarkStart w:id="84" w:name="introduction-3"/>
+    <w:bookmarkStart w:id="85" w:name="introduction-3"/>
     <w:p>
       <w:pPr>
         <w:pStyle w:val="Heading2"/>
@@ -6685,7 +6728,7 @@
       <w:r>
         <w:t xml:space="preserve"> </w:t>
       </w:r>
-      <w:hyperlink r:id="rId80">
+      <w:hyperlink r:id="rId81">
         <w:r>
           <w:rPr>
             <w:rStyle w:val="Hyperlink"/>
@@ -6736,7 +6779,7 @@
       <w:r>
         <w:t xml:space="preserve"> </w:t>
       </w:r>
-      <w:hyperlink r:id="rId81">
+      <w:hyperlink r:id="rId82">
         <w:r>
           <w:rPr>
             <w:rStyle w:val="Hyperlink"/>
@@ -6750,7 +6793,7 @@
       <w:r>
         <w:t xml:space="preserve"> </w:t>
       </w:r>
-      <w:hyperlink r:id="rId82">
+      <w:hyperlink r:id="rId83">
         <w:r>
           <w:rPr>
             <w:rStyle w:val="Hyperlink"/>
@@ -6764,7 +6807,7 @@
       <w:r>
         <w:t xml:space="preserve"> </w:t>
       </w:r>
-      <w:hyperlink r:id="rId83">
+      <w:hyperlink r:id="rId84">
         <w:r>
           <w:rPr>
             <w:rStyle w:val="Hyperlink"/>
@@ -6776,8 +6819,8 @@
         <w:t xml:space="preserve">.</w:t>
       </w:r>
     </w:p>
-    <w:bookmarkEnd w:id="84"/>
-    <w:bookmarkStart w:id="96" w:name="recommendations-for-data-packages-2"/>
+    <w:bookmarkEnd w:id="85"/>
+    <w:bookmarkStart w:id="97" w:name="recommendations-for-data-packages-2"/>
     <w:p>
       <w:pPr>
         <w:pStyle w:val="Heading2"/>
@@ -6786,7 +6829,7 @@
         <w:t xml:space="preserve">3.2 Recommendations for data packages</w:t>
       </w:r>
     </w:p>
-    <w:bookmarkStart w:id="85" w:name="reasons-to-archive-documents-as-data"/>
+    <w:bookmarkStart w:id="86" w:name="reasons-to-archive-documents-as-data"/>
     <w:p>
       <w:pPr>
         <w:pStyle w:val="Heading3"/>
@@ -6873,8 +6916,8 @@
         <w:t xml:space="preserve">documents may be limited to a particular institution or subset of people. By digitally archiving these documents in a data repository, the data become more findable, accessible, interoperable, and reusable (FAIR).</w:t>
       </w:r>
     </w:p>
-    <w:bookmarkEnd w:id="85"/>
-    <w:bookmarkStart w:id="86" w:name="Xc4b31282fe97ee2bf135fa27c993e55e68e1cb8"/>
+    <w:bookmarkEnd w:id="86"/>
+    <w:bookmarkStart w:id="87" w:name="Xc4b31282fe97ee2bf135fa27c993e55e68e1cb8"/>
     <w:p>
       <w:pPr>
         <w:pStyle w:val="Heading3"/>
@@ -6907,7 +6950,7 @@
       <w:r>
         <w:t xml:space="preserve"> </w:t>
       </w:r>
-      <w:hyperlink r:id="rId67">
+      <w:hyperlink r:id="rId68">
         <w:r>
           <w:rPr>
             <w:rStyle w:val="Hyperlink"/>
@@ -7029,8 +7072,8 @@
         <w:t xml:space="preserve">In the case where the documents are useful to understanding another data package and vice versa (e.g., met station visitation logs and met station time series data), it is recommended to link the complementary data package in the methods section of both datasets. Alternatively, include the document(s) or compressed archive(s) in the existing dataset as otherEntity, as described in the next section.</w:t>
       </w:r>
     </w:p>
-    <w:bookmarkEnd w:id="86"/>
-    <w:bookmarkStart w:id="95" w:name="documenting-data-packages"/>
+    <w:bookmarkEnd w:id="87"/>
+    <w:bookmarkStart w:id="96" w:name="documenting-data-packages"/>
     <w:p>
       <w:pPr>
         <w:pStyle w:val="Heading3"/>
@@ -7039,7 +7082,7 @@
         <w:t xml:space="preserve">3.2.3 Documenting data packages</w:t>
       </w:r>
     </w:p>
-    <w:bookmarkStart w:id="90" w:name="ecological-metadata-language"/>
+    <w:bookmarkStart w:id="91" w:name="ecological-metadata-language"/>
     <w:p>
       <w:pPr>
         <w:pStyle w:val="Heading4"/>
@@ -7055,7 +7098,7 @@
       <w:r>
         <w:t xml:space="preserve">All data packages require good discovery-level metadata in Ecological Metadata Language (EML), which should be assembled using standard documented best practices. Documents (including compressed archives) should be included as otherEntity in the data package (e.g., see Example 4.1). Refer to the most recent version of EML Best Practices (</w:t>
       </w:r>
-      <w:hyperlink r:id="rId87">
+      <w:hyperlink r:id="rId88">
         <w:r>
           <w:rPr>
             <w:rStyle w:val="Hyperlink"/>
@@ -7069,7 +7112,7 @@
       <w:r>
         <w:t xml:space="preserve"> </w:t>
       </w:r>
-      <w:hyperlink r:id="rId88">
+      <w:hyperlink r:id="rId89">
         <w:r>
           <w:rPr>
             <w:rStyle w:val="Hyperlink"/>
@@ -7548,7 +7591,7 @@
       <w:r>
         <w:t xml:space="preserve"> </w:t>
       </w:r>
-      <w:hyperlink r:id="rId80">
+      <w:hyperlink r:id="rId81">
         <w:r>
           <w:rPr>
             <w:rStyle w:val="Hyperlink"/>
@@ -7585,7 +7628,7 @@
       <w:r>
         <w:t xml:space="preserve"> </w:t>
       </w:r>
-      <w:hyperlink r:id="rId89">
+      <w:hyperlink r:id="rId90">
         <w:r>
           <w:rPr>
             <w:rStyle w:val="Hyperlink"/>
@@ -7597,8 +7640,8 @@
         <w:t xml:space="preserve">). It is recommended the most specific applicable concept be used.</w:t>
       </w:r>
     </w:p>
-    <w:bookmarkEnd w:id="90"/>
-    <w:bookmarkStart w:id="94" w:name="data-inventory-table"/>
+    <w:bookmarkEnd w:id="91"/>
+    <w:bookmarkStart w:id="95" w:name="data-inventory-table"/>
     <w:p>
       <w:pPr>
         <w:pStyle w:val="Heading4"/>
@@ -7633,7 +7676,7 @@
       <w:r>
         <w:t xml:space="preserve"> </w:t>
       </w:r>
-      <w:hyperlink r:id="rId91">
+      <w:hyperlink r:id="rId92">
         <w:r>
           <w:rPr>
             <w:rStyle w:val="Hyperlink"/>
@@ -7655,7 +7698,7 @@
       <w:r>
         <w:t xml:space="preserve"> </w:t>
       </w:r>
-      <w:hyperlink r:id="rId92">
+      <w:hyperlink r:id="rId93">
         <w:r>
           <w:rPr>
             <w:rStyle w:val="Hyperlink"/>
@@ -7783,7 +7826,7 @@
             <w:r>
               <w:t xml:space="preserve"> </w:t>
             </w:r>
-            <w:hyperlink r:id="rId81">
+            <w:hyperlink r:id="rId82">
               <w:r>
                 <w:rPr>
                   <w:rStyle w:val="Hyperlink"/>
@@ -7845,7 +7888,7 @@
             <w:r>
               <w:t xml:space="preserve"> </w:t>
             </w:r>
-            <w:hyperlink r:id="rId93">
+            <w:hyperlink r:id="rId94">
               <w:r>
                 <w:rPr>
                   <w:rStyle w:val="Hyperlink"/>
@@ -7935,10 +7978,10 @@
         </w:tc>
       </w:tr>
     </w:tbl>
-    <w:bookmarkEnd w:id="94"/>
     <w:bookmarkEnd w:id="95"/>
     <w:bookmarkEnd w:id="96"/>
-    <w:bookmarkStart w:id="102" w:name="example-data-packages-in-edi-1"/>
+    <w:bookmarkEnd w:id="97"/>
+    <w:bookmarkStart w:id="103" w:name="example-data-packages-in-edi-1"/>
     <w:p>
       <w:pPr>
         <w:pStyle w:val="Heading2"/>
@@ -8047,7 +8090,7 @@
             <w:pPr>
               <w:pStyle w:val="Compact"/>
             </w:pPr>
-            <w:hyperlink r:id="rId97">
+            <w:hyperlink r:id="rId98">
               <w:r>
                 <w:rPr>
                   <w:rStyle w:val="Hyperlink"/>
@@ -8091,7 +8134,7 @@
             <w:pPr>
               <w:pStyle w:val="Compact"/>
             </w:pPr>
-            <w:hyperlink r:id="rId98">
+            <w:hyperlink r:id="rId99">
               <w:r>
                 <w:rPr>
                   <w:rStyle w:val="Hyperlink"/>
@@ -8135,7 +8178,7 @@
             <w:pPr>
               <w:pStyle w:val="Compact"/>
             </w:pPr>
-            <w:hyperlink r:id="rId99">
+            <w:hyperlink r:id="rId100">
               <w:r>
                 <w:rPr>
                   <w:rStyle w:val="Hyperlink"/>
@@ -8179,7 +8222,7 @@
             <w:pPr>
               <w:pStyle w:val="Compact"/>
             </w:pPr>
-            <w:hyperlink r:id="rId100">
+            <w:hyperlink r:id="rId101">
               <w:r>
                 <w:rPr>
                   <w:rStyle w:val="Hyperlink"/>
@@ -8223,7 +8266,7 @@
             <w:pPr>
               <w:pStyle w:val="Compact"/>
             </w:pPr>
-            <w:hyperlink r:id="rId101">
+            <w:hyperlink r:id="rId102">
               <w:r>
                 <w:rPr>
                   <w:rStyle w:val="Hyperlink"/>
@@ -8235,8 +8278,8 @@
         </w:tc>
       </w:tr>
     </w:tbl>
-    <w:bookmarkEnd w:id="102"/>
-    <w:bookmarkStart w:id="106" w:name="resources-2"/>
+    <w:bookmarkEnd w:id="103"/>
+    <w:bookmarkStart w:id="107" w:name="resources-2"/>
     <w:p>
       <w:pPr>
         <w:pStyle w:val="Heading2"/>
@@ -8245,7 +8288,7 @@
         <w:t xml:space="preserve">3.4 Resources</w:t>
       </w:r>
     </w:p>
-    <w:bookmarkStart w:id="105" w:name="considerations-for-digitizing-documents"/>
+    <w:bookmarkStart w:id="106" w:name="considerations-for-digitizing-documents"/>
     <w:p>
       <w:pPr>
         <w:pStyle w:val="Heading3"/>
@@ -8276,7 +8319,7 @@
       <w:r>
         <w:t xml:space="preserve"> </w:t>
       </w:r>
-      <w:hyperlink r:id="rId103">
+      <w:hyperlink r:id="rId104">
         <w:r>
           <w:rPr>
             <w:rStyle w:val="Hyperlink"/>
@@ -8402,7 +8445,7 @@
       <w:r>
         <w:t xml:space="preserve"> </w:t>
       </w:r>
-      <w:hyperlink r:id="rId104">
+      <w:hyperlink r:id="rId105">
         <w:r>
           <w:rPr>
             <w:rStyle w:val="Hyperlink"/>
@@ -8432,10 +8475,10 @@
         <w:t xml:space="preserve">Thus, we recommend digitizing documents by other means, using the considerations described above.</w:t>
       </w:r>
     </w:p>
-    <w:bookmarkEnd w:id="105"/>
     <w:bookmarkEnd w:id="106"/>
     <w:bookmarkEnd w:id="107"/>
-    <w:bookmarkStart w:id="124" w:name="spatial-data"/>
+    <w:bookmarkEnd w:id="108"/>
+    <w:bookmarkStart w:id="125" w:name="spatial-data"/>
     <w:p>
       <w:pPr>
         <w:pStyle w:val="Heading1"/>
@@ -8452,7 +8495,7 @@
         <w:t xml:space="preserve">Contributors: Tim Whiteaker, John Porter, Mary Martin</w:t>
       </w:r>
     </w:p>
-    <w:bookmarkStart w:id="108" w:name="introduction-4"/>
+    <w:bookmarkStart w:id="109" w:name="introduction-4"/>
     <w:p>
       <w:pPr>
         <w:pStyle w:val="Heading2"/>
@@ -8469,8 +8512,8 @@
         <w:t xml:space="preserve">This document/chapter contains recommendations on data package structure and metadata for spatial datasets. Over the timeline of Long Term Ecological Research (LTER) Network’s use of the Ecological Metadata Language (EML), both spatial data formats and data curation options have evolved. In this document, focus on best practices that can be widely adopted with the goal of enhancing data discoverability and usability, and the understanding that there are multiple solutions to creating these data packages.</w:t>
       </w:r>
     </w:p>
-    <w:bookmarkEnd w:id="108"/>
-    <w:bookmarkStart w:id="123" w:name="recommendations-for-data-packages-3"/>
+    <w:bookmarkEnd w:id="109"/>
+    <w:bookmarkStart w:id="124" w:name="recommendations-for-data-packages-3"/>
     <w:p>
       <w:pPr>
         <w:pStyle w:val="Heading2"/>
@@ -8479,7 +8522,7 @@
         <w:t xml:space="preserve">4.2 Recommendations for data packages</w:t>
       </w:r>
     </w:p>
-    <w:bookmarkStart w:id="111" w:name="X41c20d8cfac2176d993fbbcf4844c2c74dc3aac"/>
+    <w:bookmarkStart w:id="112" w:name="X41c20d8cfac2176d993fbbcf4844c2c74dc3aac"/>
     <w:p>
       <w:pPr>
         <w:pStyle w:val="Heading3"/>
@@ -8488,7 +8531,7 @@
         <w:t xml:space="preserve">4.2.1 Considerations for archiving spatial data</w:t>
       </w:r>
     </w:p>
-    <w:bookmarkStart w:id="110" w:name="data-formats"/>
+    <w:bookmarkStart w:id="111" w:name="data-formats"/>
     <w:p>
       <w:pPr>
         <w:pStyle w:val="Heading4"/>
@@ -8685,7 +8728,7 @@
       <w:r>
         <w:t xml:space="preserve"> </w:t>
       </w:r>
-      <w:hyperlink r:id="rId109">
+      <w:hyperlink r:id="rId110">
         <w:r>
           <w:rPr>
             <w:rStyle w:val="Hyperlink"/>
@@ -8716,9 +8759,9 @@
         <w:t xml:space="preserve">Formats that are composed of more than one file, such as shapefiles, should be zipped. Include one dataset per zip file. For example, if you have 10 shapefiles, you would create 10 zip files.</w:t>
       </w:r>
     </w:p>
-    <w:bookmarkEnd w:id="110"/>
     <w:bookmarkEnd w:id="111"/>
-    <w:bookmarkStart w:id="122" w:name="documenting-spatial-data-packages"/>
+    <w:bookmarkEnd w:id="112"/>
+    <w:bookmarkStart w:id="123" w:name="documenting-spatial-data-packages"/>
     <w:p>
       <w:pPr>
         <w:pStyle w:val="Heading3"/>
@@ -8727,7 +8770,7 @@
         <w:t xml:space="preserve">4.2.2 Documenting spatial data packages</w:t>
       </w:r>
     </w:p>
-    <w:bookmarkStart w:id="112" w:name="Xfd6d3aae6aec3baacd5d8a6f255f91b0dd17b8e"/>
+    <w:bookmarkStart w:id="113" w:name="Xfd6d3aae6aec3baacd5d8a6f255f91b0dd17b8e"/>
     <w:p>
       <w:pPr>
         <w:pStyle w:val="Heading4"/>
@@ -8744,8 +8787,8 @@
         <w:t xml:space="preserve">There is a noticeable divergence in EDI spatial data packages, specifically, in the use of otherEntity vs spatial[Raster,Vector]. Here we discuss pros and cons of why one might choose to document spatial data with one type of EML entity over another. Either method is acceptable, and we recommend using spatial[Raster,Vector] when feasible. The documentation that follows provides best practices that will maximize discoverability and useability of spatial data, regardless of the entity type used.</w:t>
       </w:r>
     </w:p>
-    <w:bookmarkEnd w:id="112"/>
-    <w:bookmarkStart w:id="114" w:name="otherentity"/>
+    <w:bookmarkEnd w:id="113"/>
+    <w:bookmarkStart w:id="115" w:name="otherentity"/>
     <w:p>
       <w:pPr>
         <w:pStyle w:val="Heading4"/>
@@ -8756,7 +8799,7 @@
       <w:r>
         <w:t xml:space="preserve"> </w:t>
       </w:r>
-      <w:hyperlink r:id="rId113">
+      <w:hyperlink r:id="rId114">
         <w:r>
           <w:rPr>
             <w:rStyle w:val="Hyperlink"/>
@@ -8861,8 +8904,8 @@
         <w:t xml:space="preserve">Units (latitude/longitude vs meters vs feet) and projections may not be identified</w:t>
       </w:r>
     </w:p>
-    <w:bookmarkEnd w:id="114"/>
-    <w:bookmarkStart w:id="117" w:name="spatialrastervector"/>
+    <w:bookmarkEnd w:id="115"/>
+    <w:bookmarkStart w:id="118" w:name="spatialrastervector"/>
     <w:p>
       <w:pPr>
         <w:pStyle w:val="Heading4"/>
@@ -8870,7 +8913,7 @@
       <w:r>
         <w:t xml:space="preserve">4.2.2.3 spatial[</w:t>
       </w:r>
-      <w:hyperlink r:id="rId115">
+      <w:hyperlink r:id="rId116">
         <w:r>
           <w:rPr>
             <w:rStyle w:val="Hyperlink"/>
@@ -8881,7 +8924,7 @@
       <w:r>
         <w:t xml:space="preserve">,</w:t>
       </w:r>
-      <w:hyperlink r:id="rId116">
+      <w:hyperlink r:id="rId117">
         <w:r>
           <w:rPr>
             <w:rStyle w:val="Hyperlink"/>
@@ -8989,8 +9032,8 @@
         <w:t xml:space="preserve">Spatial[Raster,Vector] can’t describe multi-layer aggregates of GIS data (e.g., geodatabases containing multiple feature classes)</w:t>
       </w:r>
     </w:p>
-    <w:bookmarkEnd w:id="117"/>
-    <w:bookmarkStart w:id="118" w:name="keywords"/>
+    <w:bookmarkEnd w:id="118"/>
+    <w:bookmarkStart w:id="119" w:name="keywords"/>
     <w:p>
       <w:pPr>
         <w:pStyle w:val="Heading4"/>
@@ -9055,8 +9098,8 @@
         <w:t xml:space="preserve">You may also include keywords that describe broad spatial data layers, e.g., digital elevation model, elevation, boundary, land use, land cover, census, parcel, imagery, as well as keywords that describe the specifics associated with a broad spatial data layer, e.g., land cover types such as water and vegetation types, land use types such as urban and forest, and so on.</w:t>
       </w:r>
     </w:p>
-    <w:bookmarkEnd w:id="118"/>
-    <w:bookmarkStart w:id="119" w:name="gis-software-compatible-metadata"/>
+    <w:bookmarkEnd w:id="119"/>
+    <w:bookmarkStart w:id="120" w:name="gis-software-compatible-metadata"/>
     <w:p>
       <w:pPr>
         <w:pStyle w:val="Heading4"/>
@@ -9073,8 +9116,8 @@
         <w:t xml:space="preserve">GIS platforms will not ingest EML metadata. If your GIS software creates its own metadata file specific to that software, then it may be included as otherEntity. Be sure to populate this metadata, for example with descriptions and units for attributes in vector data or raster attribute tables. However, metadata in the standard ISO 19115 or CSDGM format to enable the metadata to be read by other GIS software is more useful.</w:t>
       </w:r>
     </w:p>
-    <w:bookmarkEnd w:id="119"/>
-    <w:bookmarkStart w:id="120" w:name="X836812eba376e882f5e55683219ea8923badcc8"/>
+    <w:bookmarkEnd w:id="120"/>
+    <w:bookmarkStart w:id="121" w:name="X836812eba376e882f5e55683219ea8923badcc8"/>
     <w:p>
       <w:pPr>
         <w:pStyle w:val="Heading4"/>
@@ -9101,7 +9144,7 @@
       <w:r>
         <w:t xml:space="preserve"> </w:t>
       </w:r>
-      <w:hyperlink r:id="rId113">
+      <w:hyperlink r:id="rId114">
         <w:r>
           <w:rPr>
             <w:rStyle w:val="Hyperlink"/>
@@ -9116,8 +9159,8 @@
         <w:t xml:space="preserve">instead of spatialVector or spatialRaster, include coordinate system details in the otherEntity/entityDescription element. If not including a description of attributes in the otherEntity/attributeList element, at least include a summary description of attributes in otherEntity/entityDescription. If the spatial dataset and its associated metadata files are the only items in the data package, then you can include these descriptions in higher level EML elements such as the dataset abstract in addition to or in place of descriptions at the entity level.</w:t>
       </w:r>
     </w:p>
-    <w:bookmarkEnd w:id="120"/>
-    <w:bookmarkStart w:id="121" w:name="Xda3cfdc1e5c75e62d3814ab6a2d7220913e8813"/>
+    <w:bookmarkEnd w:id="121"/>
+    <w:bookmarkStart w:id="122" w:name="Xda3cfdc1e5c75e62d3814ab6a2d7220913e8813"/>
     <w:p>
       <w:pPr>
         <w:pStyle w:val="Heading4"/>
@@ -9152,7 +9195,7 @@
       <w:r>
         <w:t xml:space="preserve"> </w:t>
       </w:r>
-      <w:hyperlink r:id="rId31">
+      <w:hyperlink r:id="rId32">
         <w:r>
           <w:rPr>
             <w:rStyle w:val="Hyperlink"/>
@@ -9470,11 +9513,11 @@
         <w:t xml:space="preserve">as appropriate.</w:t>
       </w:r>
     </w:p>
-    <w:bookmarkEnd w:id="121"/>
     <w:bookmarkEnd w:id="122"/>
     <w:bookmarkEnd w:id="123"/>
     <w:bookmarkEnd w:id="124"/>
-    <w:bookmarkStart w:id="152" w:name="Xb336df26922dd60cfb4fc38fb99f47471eeb413"/>
+    <w:bookmarkEnd w:id="125"/>
+    <w:bookmarkStart w:id="153" w:name="Xb336df26922dd60cfb4fc38fb99f47471eeb413"/>
     <w:p>
       <w:pPr>
         <w:pStyle w:val="Heading1"/>
@@ -9491,7 +9534,7 @@
         <w:t xml:space="preserve">Contributors: Sarah Elmendorf (lead), Tim Whiteaker, Lindsay Barbieri, Jane Wyngaard, Greg Maurer, Hap Garritt, Adam Sapp, Corinna Gries, Stace Beaulieu</w:t>
       </w:r>
     </w:p>
-    <w:bookmarkStart w:id="125" w:name="introduction-5"/>
+    <w:bookmarkStart w:id="126" w:name="introduction-5"/>
     <w:p>
       <w:pPr>
         <w:pStyle w:val="Heading2"/>
@@ -9516,8 +9559,8 @@
         <w:t xml:space="preserve">Raw drone data can be voluminous and challenging to archive, but after processing, derived drone datasets typically resemble the more conventional spatial datasets that are regularly used in ecological research. In this document we focus on best practices for archiving raw and derived drone data, with particular attention to metadata and processing code that is specific to drone datasets. Note that this chapter does not specifically address data collected by large moving platforms like airplanes and satellites, or by human and animal platforms.</w:t>
       </w:r>
     </w:p>
-    <w:bookmarkEnd w:id="125"/>
-    <w:bookmarkStart w:id="141" w:name="recommendations-for-data-packages-4"/>
+    <w:bookmarkEnd w:id="126"/>
+    <w:bookmarkStart w:id="142" w:name="recommendations-for-data-packages-4"/>
     <w:p>
       <w:pPr>
         <w:pStyle w:val="Heading2"/>
@@ -9555,7 +9598,7 @@
       <w:r>
         <w:t xml:space="preserve"> </w:t>
       </w:r>
-      <w:hyperlink r:id="rId126">
+      <w:hyperlink r:id="rId127">
         <w:r>
           <w:rPr>
             <w:rStyle w:val="Hyperlink"/>
@@ -9566,7 +9609,7 @@
       <w:r>
         <w:t xml:space="preserve">); for AUV data, the U.S. Marine Geoscience Data System (MGDS) (</w:t>
       </w:r>
-      <w:hyperlink r:id="rId127">
+      <w:hyperlink r:id="rId128">
         <w:r>
           <w:rPr>
             <w:rStyle w:val="Hyperlink"/>
@@ -9589,7 +9632,7 @@
       <w:r>
         <w:t xml:space="preserve">node in DataONE is a good option. Glider data may be contributed to the U.S. IOOS Glider DAC (</w:t>
       </w:r>
-      <w:hyperlink r:id="rId128">
+      <w:hyperlink r:id="rId129">
         <w:r>
           <w:rPr>
             <w:rStyle w:val="Hyperlink"/>
@@ -9603,7 +9646,7 @@
       <w:r>
         <w:t xml:space="preserve"> </w:t>
       </w:r>
-      <w:hyperlink r:id="rId81">
+      <w:hyperlink r:id="rId82">
         <w:r>
           <w:rPr>
             <w:rStyle w:val="Hyperlink"/>
@@ -9639,7 +9682,7 @@
       <w:r>
         <w:t xml:space="preserve"> </w:t>
       </w:r>
-      <w:hyperlink r:id="rId129">
+      <w:hyperlink r:id="rId130">
         <w:r>
           <w:rPr>
             <w:rStyle w:val="Hyperlink"/>
@@ -9672,7 +9715,7 @@
       <w:r>
         <w:t xml:space="preserve"> </w:t>
       </w:r>
-      <w:hyperlink r:id="rId130">
+      <w:hyperlink r:id="rId131">
         <w:r>
           <w:rPr>
             <w:rStyle w:val="Hyperlink"/>
@@ -9689,7 +9732,7 @@
       <w:r>
         <w:t xml:space="preserve"> </w:t>
       </w:r>
-      <w:hyperlink r:id="rId131">
+      <w:hyperlink r:id="rId132">
         <w:r>
           <w:rPr>
             <w:rStyle w:val="Hyperlink"/>
@@ -9706,7 +9749,7 @@
       <w:r>
         <w:t xml:space="preserve"> </w:t>
       </w:r>
-      <w:hyperlink r:id="rId61">
+      <w:hyperlink r:id="rId62">
         <w:r>
           <w:rPr>
             <w:rStyle w:val="Hyperlink"/>
@@ -9721,7 +9764,7 @@
         <w:t xml:space="preserve">chapter. If a standalone program is used to process data, reference the program in the methods metadata with adequate details to ensure reproducibility (name, version, date, configuration, etc.).</w:t>
       </w:r>
     </w:p>
-    <w:bookmarkStart w:id="133" w:name="Xdee79c3f26affef1a27a47f7a6cb3c58554e985"/>
+    <w:bookmarkStart w:id="134" w:name="Xdee79c3f26affef1a27a47f7a6cb3c58554e985"/>
     <w:p>
       <w:pPr>
         <w:pStyle w:val="Heading3"/>
@@ -9822,7 +9865,7 @@
       <w:r>
         <w:t xml:space="preserve"> </w:t>
       </w:r>
-      <w:hyperlink r:id="rId61">
+      <w:hyperlink r:id="rId62">
         <w:r>
           <w:rPr>
             <w:rStyle w:val="Hyperlink"/>
@@ -9883,7 +9926,7 @@
       <w:r>
         <w:t xml:space="preserve"> </w:t>
       </w:r>
-      <w:hyperlink r:id="rId132">
+      <w:hyperlink r:id="rId133">
         <w:r>
           <w:rPr>
             <w:rStyle w:val="Hyperlink"/>
@@ -9941,7 +9984,7 @@
       <w:r>
         <w:t xml:space="preserve"> </w:t>
       </w:r>
-      <w:hyperlink r:id="rId83">
+      <w:hyperlink r:id="rId84">
         <w:r>
           <w:rPr>
             <w:rStyle w:val="Hyperlink"/>
@@ -9956,8 +9999,8 @@
         <w:t xml:space="preserve">are largely applicable.</w:t>
       </w:r>
     </w:p>
-    <w:bookmarkEnd w:id="133"/>
-    <w:bookmarkStart w:id="140" w:name="Xde7a4fca87e71be831f0191db08098acc08f179"/>
+    <w:bookmarkEnd w:id="134"/>
+    <w:bookmarkStart w:id="141" w:name="Xde7a4fca87e71be831f0191db08098acc08f179"/>
     <w:p>
       <w:pPr>
         <w:pStyle w:val="Heading3"/>
@@ -9994,7 +10037,7 @@
       <w:r>
         <w:t xml:space="preserve"> </w:t>
       </w:r>
-      <w:hyperlink r:id="rId134">
+      <w:hyperlink r:id="rId135">
         <w:r>
           <w:rPr>
             <w:rStyle w:val="Hyperlink"/>
@@ -10019,7 +10062,7 @@
       <w:tr>
         <w:tc>
           <w:tcPr/>
-          <w:bookmarkStart w:id="139" w:name="tbl-moving-platform-examples"/>
+          <w:bookmarkStart w:id="140" w:name="tbl-moving-platform-examples"/>
           <w:p>
             <w:pPr>
               <w:jc w:val="center"/>
@@ -10122,7 +10165,7 @@
                     <w:pStyle w:val="Compact"/>
                     <w:jc w:val="center"/>
                   </w:pPr>
-                  <w:hyperlink r:id="rId135">
+                  <w:hyperlink r:id="rId136">
                     <w:r>
                       <w:rPr>
                         <w:rStyle w:val="Hyperlink"/>
@@ -10169,7 +10212,7 @@
                     <w:pStyle w:val="Compact"/>
                     <w:jc w:val="center"/>
                   </w:pPr>
-                  <w:hyperlink r:id="rId136">
+                  <w:hyperlink r:id="rId137">
                     <w:r>
                       <w:rPr>
                         <w:rStyle w:val="Hyperlink"/>
@@ -10216,7 +10259,7 @@
                     <w:pStyle w:val="Compact"/>
                     <w:jc w:val="center"/>
                   </w:pPr>
-                  <w:hyperlink r:id="rId137">
+                  <w:hyperlink r:id="rId138">
                     <w:r>
                       <w:rPr>
                         <w:rStyle w:val="Hyperlink"/>
@@ -10263,7 +10306,7 @@
                     <w:pStyle w:val="Compact"/>
                     <w:jc w:val="center"/>
                   </w:pPr>
-                  <w:hyperlink r:id="rId138">
+                  <w:hyperlink r:id="rId139">
                     <w:r>
                       <w:rPr>
                         <w:rStyle w:val="Hyperlink"/>
@@ -10275,14 +10318,14 @@
               </w:tc>
             </w:tr>
           </w:tbl>
-          <w:bookmarkEnd w:id="139"/>
+          <w:bookmarkEnd w:id="140"/>
           <w:p/>
         </w:tc>
       </w:tr>
     </w:tbl>
-    <w:bookmarkEnd w:id="140"/>
     <w:bookmarkEnd w:id="141"/>
-    <w:bookmarkStart w:id="151" w:name="resources-3"/>
+    <w:bookmarkEnd w:id="142"/>
+    <w:bookmarkStart w:id="152" w:name="resources-3"/>
     <w:p>
       <w:pPr>
         <w:pStyle w:val="Heading2"/>
@@ -10291,7 +10334,7 @@
         <w:t xml:space="preserve">5.3 Resources</w:t>
       </w:r>
     </w:p>
-    <w:bookmarkStart w:id="143" w:name="tips-and-tricks"/>
+    <w:bookmarkStart w:id="144" w:name="tips-and-tricks"/>
     <w:p>
       <w:pPr>
         <w:pStyle w:val="Heading3"/>
@@ -10310,7 +10353,7 @@
       <w:r>
         <w:t xml:space="preserve"> </w:t>
       </w:r>
-      <w:hyperlink r:id="rId142">
+      <w:hyperlink r:id="rId143">
         <w:r>
           <w:rPr>
             <w:rStyle w:val="Hyperlink"/>
@@ -10322,8 +10365,8 @@
         <w:t xml:space="preserve">. For example, the command ?exiftool.exe -csv -r mydirectory &gt; image_catalog.csv? will extract the entirety of the exif tags from all files stored under mydirectory into a comma-delimited table and write it to the the file image_catalog.csv</w:t>
       </w:r>
     </w:p>
-    <w:bookmarkEnd w:id="143"/>
-    <w:bookmarkStart w:id="150" w:name="semantic-annotation"/>
+    <w:bookmarkEnd w:id="144"/>
+    <w:bookmarkStart w:id="151" w:name="semantic-annotation"/>
     <w:p>
       <w:pPr>
         <w:pStyle w:val="Heading3"/>
@@ -10342,7 +10385,7 @@
       <w:r>
         <w:t xml:space="preserve"> </w:t>
       </w:r>
-      <w:hyperlink r:id="rId144">
+      <w:hyperlink r:id="rId145">
         <w:r>
           <w:rPr>
             <w:rStyle w:val="Hyperlink"/>
@@ -10356,7 +10399,7 @@
       <w:r>
         <w:t xml:space="preserve"> </w:t>
       </w:r>
-      <w:hyperlink r:id="rId145">
+      <w:hyperlink r:id="rId146">
         <w:r>
           <w:rPr>
             <w:rStyle w:val="Hyperlink"/>
@@ -10370,7 +10413,7 @@
       <w:r>
         <w:t xml:space="preserve"> </w:t>
       </w:r>
-      <w:hyperlink r:id="rId146">
+      <w:hyperlink r:id="rId147">
         <w:r>
           <w:rPr>
             <w:rStyle w:val="Hyperlink"/>
@@ -10387,7 +10430,7 @@
       <w:r>
         <w:t xml:space="preserve"> </w:t>
       </w:r>
-      <w:hyperlink r:id="rId147">
+      <w:hyperlink r:id="rId148">
         <w:r>
           <w:rPr>
             <w:rStyle w:val="Hyperlink"/>
@@ -10404,7 +10447,7 @@
       <w:r>
         <w:t xml:space="preserve"> </w:t>
       </w:r>
-      <w:hyperlink r:id="rId148">
+      <w:hyperlink r:id="rId149">
         <w:r>
           <w:rPr>
             <w:rStyle w:val="Hyperlink"/>
@@ -10421,7 +10464,7 @@
       <w:r>
         <w:t xml:space="preserve"> </w:t>
       </w:r>
-      <w:hyperlink r:id="rId149">
+      <w:hyperlink r:id="rId150">
         <w:r>
           <w:rPr>
             <w:rStyle w:val="Hyperlink"/>
@@ -10433,10 +10476,10 @@
         <w:t xml:space="preserve">.</w:t>
       </w:r>
     </w:p>
-    <w:bookmarkEnd w:id="150"/>
     <w:bookmarkEnd w:id="151"/>
     <w:bookmarkEnd w:id="152"/>
-    <w:bookmarkStart w:id="209" w:name="data-in-other-repositories"/>
+    <w:bookmarkEnd w:id="153"/>
+    <w:bookmarkStart w:id="210" w:name="data-in-other-repositories"/>
     <w:p>
       <w:pPr>
         <w:pStyle w:val="Heading1"/>
@@ -10453,7 +10496,7 @@
         <w:t xml:space="preserve">Contributors: Greg Maurer (lead), Stace Beaulieu, Renée Brown, Sarah Elmendorf, Hap Garritt, Gastil Gastil-Buhl, Corinna Gries, Li Kui, An Nguyen, John Porter, Margaret O’Brien, Tim Whiteaker</w:t>
       </w:r>
     </w:p>
-    <w:bookmarkStart w:id="156" w:name="introduction-6"/>
+    <w:bookmarkStart w:id="157" w:name="introduction-6"/>
     <w:p>
       <w:pPr>
         <w:pStyle w:val="Heading2"/>
@@ -10469,7 +10512,7 @@
       <w:r>
         <w:t xml:space="preserve">A wide variety of data repositories are available for publishing biological, environmental, and Earth observation data, and the choice of where to publish a particular dataset is determined by many competing factors. For example, a funding agency or journal may require a certain repository (e.g., NSF BCO-DMO, NSF ADC, USDA ADC, DOE ESS-DIVE); the research subject or data type may be best served by a specialized repository (e.g., AmeriFlux, GenBank); or datasets may be submitted to a general purpose repository with minimal metadata requirements to simplify and speed data publishing (e.g., DRYAD, Figshare, Zenodo). For these and other reasons related datasets are sometimes published in disparate data repositories, the same data needs to be discoverable in more than one repository, or multiple datasets from one or more repositories may be used to create a new, derived dataset. In such cases, it can be advantageous to establish links between datasets in different repositories such that provenance, supplementation, duplication or other relationships are explicit. Clearly, this subject goes well beyond the single repository and better standards and approaches for linking resources and documenting data provenance are being developed elsewhere (e.g. </w:t>
       </w:r>
-      <w:hyperlink r:id="rId153">
+      <w:hyperlink r:id="rId154">
         <w:r>
           <w:rPr>
             <w:rStyle w:val="Hyperlink"/>
@@ -10483,7 +10526,7 @@
       <w:r>
         <w:t xml:space="preserve"> </w:t>
       </w:r>
-      <w:hyperlink r:id="rId154">
+      <w:hyperlink r:id="rId155">
         <w:r>
           <w:rPr>
             <w:rStyle w:val="Hyperlink"/>
@@ -10497,7 +10540,7 @@
       <w:r>
         <w:t xml:space="preserve"> </w:t>
       </w:r>
-      <w:hyperlink r:id="rId155">
+      <w:hyperlink r:id="rId156">
         <w:r>
           <w:rPr>
             <w:rStyle w:val="Hyperlink"/>
@@ -10509,8 +10552,8 @@
         <w:t xml:space="preserve">). Here we concentrate on specific cases in the context of large and multidisciplinary projects, such as LTER sites, that wish to enhance data discovery and preserve data relationships across multiple repositories.</w:t>
       </w:r>
     </w:p>
-    <w:bookmarkEnd w:id="156"/>
-    <w:bookmarkStart w:id="168" w:name="recommendations-for-data-packages-5"/>
+    <w:bookmarkEnd w:id="157"/>
+    <w:bookmarkStart w:id="169" w:name="recommendations-for-data-packages-5"/>
     <w:p>
       <w:pPr>
         <w:pStyle w:val="Heading2"/>
@@ -10519,7 +10562,7 @@
         <w:t xml:space="preserve">6.2 Recommendations for data packages</w:t>
       </w:r>
     </w:p>
-    <w:bookmarkStart w:id="158" w:name="considerations-for-creating-linked-data"/>
+    <w:bookmarkStart w:id="159" w:name="considerations-for-creating-linked-data"/>
     <w:p>
       <w:pPr>
         <w:pStyle w:val="Heading3"/>
@@ -10554,7 +10597,7 @@
       <w:r>
         <w:t xml:space="preserve"> </w:t>
       </w:r>
-      <w:hyperlink r:id="rId157">
+      <w:hyperlink r:id="rId158">
         <w:r>
           <w:rPr>
             <w:rStyle w:val="Hyperlink"/>
@@ -10693,8 +10736,8 @@
         <w:t xml:space="preserve">In these cases, however, it is recommended to place a pointer to such repositories on a project website or develop other means for data users to discover relevant resources.</w:t>
       </w:r>
     </w:p>
-    <w:bookmarkEnd w:id="158"/>
-    <w:bookmarkStart w:id="159" w:name="Xe04291de54418b43a7d4df1948b27f117aee3c5"/>
+    <w:bookmarkEnd w:id="159"/>
+    <w:bookmarkStart w:id="160" w:name="Xe04291de54418b43a7d4df1948b27f117aee3c5"/>
     <w:p>
       <w:pPr>
         <w:pStyle w:val="Heading3"/>
@@ -10827,8 +10870,8 @@
         <w:t xml:space="preserve">and thematic keywords that describe the data entities in the other repository.</w:t>
       </w:r>
     </w:p>
-    <w:bookmarkEnd w:id="159"/>
-    <w:bookmarkStart w:id="167" w:name="X30d5282e2645dd7a0f1fe09a6dcd4b2e9775593"/>
+    <w:bookmarkEnd w:id="160"/>
+    <w:bookmarkStart w:id="168" w:name="X30d5282e2645dd7a0f1fe09a6dcd4b2e9775593"/>
     <w:p>
       <w:pPr>
         <w:pStyle w:val="Heading3"/>
@@ -10970,7 +11013,7 @@
       <w:r>
         <w:t xml:space="preserve"> </w:t>
       </w:r>
-      <w:hyperlink r:id="rId92">
+      <w:hyperlink r:id="rId93">
         <w:r>
           <w:rPr>
             <w:rStyle w:val="Hyperlink"/>
@@ -11022,7 +11065,7 @@
       <w:tr>
         <w:tc>
           <w:tcPr/>
-          <w:bookmarkStart w:id="160" w:name="tbl-external-columns"/>
+          <w:bookmarkStart w:id="161" w:name="tbl-external-columns"/>
           <w:p>
             <w:pPr>
               <w:jc w:val="center"/>
@@ -11233,7 +11276,7 @@
               </w:tc>
             </w:tr>
           </w:tbl>
-          <w:bookmarkEnd w:id="160"/>
+          <w:bookmarkEnd w:id="161"/>
           <w:p/>
         </w:tc>
       </w:tr>
@@ -11259,7 +11302,7 @@
       <w:tr>
         <w:tc>
           <w:tcPr/>
-          <w:bookmarkStart w:id="161" w:name="tbl-contextual-columns"/>
+          <w:bookmarkStart w:id="162" w:name="tbl-contextual-columns"/>
           <w:p>
             <w:pPr>
               <w:jc w:val="center"/>
@@ -11444,7 +11487,7 @@
               </w:tc>
             </w:tr>
           </w:tbl>
-          <w:bookmarkEnd w:id="161"/>
+          <w:bookmarkEnd w:id="162"/>
           <w:p/>
         </w:tc>
       </w:tr>
@@ -11517,7 +11560,7 @@
       <w:r>
         <w:t xml:space="preserve"> </w:t>
       </w:r>
-      <w:hyperlink r:id="rId162">
+      <w:hyperlink r:id="rId163">
         <w:r>
           <w:rPr>
             <w:rStyle w:val="Hyperlink"/>
@@ -11543,7 +11586,7 @@
       <w:r>
         <w:t xml:space="preserve"> </w:t>
       </w:r>
-      <w:hyperlink r:id="rId163">
+      <w:hyperlink r:id="rId164">
         <w:r>
           <w:rPr>
             <w:rStyle w:val="Hyperlink"/>
@@ -11560,7 +11603,7 @@
       <w:r>
         <w:t xml:space="preserve"> </w:t>
       </w:r>
-      <w:hyperlink r:id="rId164">
+      <w:hyperlink r:id="rId165">
         <w:r>
           <w:rPr>
             <w:rStyle w:val="Hyperlink"/>
@@ -11577,7 +11620,7 @@
       <w:r>
         <w:t xml:space="preserve"> </w:t>
       </w:r>
-      <w:hyperlink r:id="rId165">
+      <w:hyperlink r:id="rId166">
         <w:r>
           <w:rPr>
             <w:rStyle w:val="Hyperlink"/>
@@ -11594,7 +11637,7 @@
       <w:r>
         <w:t xml:space="preserve"> </w:t>
       </w:r>
-      <w:hyperlink r:id="rId166">
+      <w:hyperlink r:id="rId167">
         <w:r>
           <w:rPr>
             <w:rStyle w:val="Hyperlink"/>
@@ -12333,9 +12376,9 @@
         <w:t xml:space="preserve">&gt;</w:t>
       </w:r>
     </w:p>
-    <w:bookmarkEnd w:id="167"/>
     <w:bookmarkEnd w:id="168"/>
-    <w:bookmarkStart w:id="175" w:name="nucleotide-sequence-and-genomic-data"/>
+    <w:bookmarkEnd w:id="169"/>
+    <w:bookmarkStart w:id="176" w:name="nucleotide-sequence-and-genomic-data"/>
     <w:p>
       <w:pPr>
         <w:pStyle w:val="Heading2"/>
@@ -12365,7 +12408,7 @@
       <w:r>
         <w:t xml:space="preserve">‘</w:t>
       </w:r>
-      <w:hyperlink r:id="rId169">
+      <w:hyperlink r:id="rId170">
         <w:r>
           <w:rPr>
             <w:rStyle w:val="Hyperlink"/>
@@ -12380,7 +12423,7 @@
         <w:t xml:space="preserve">) data are a common use case for creating linked datasets. Data that originate from nucleotide sequencing techniques are most often stored in specialized repositories such as National Center for Biotechnology Information (NCBI) GenBank and the European Nucleotide Archive. However, while sequences or assembled genomes constitute important raw data, ancillary and derived data products related to these raw data are frequently published in repositories specializing in ecological data. For example, data derived from sequence data, such as operational taxonomic units (OTUs) or functional assignments, and ancillary data that describe the environmental, biochemical, or experimental context of the sequencing data, are often included in scientific publications, and do not always fit within the scope of a specialized sequence or genome data repository.</w:t>
       </w:r>
     </w:p>
-    <w:bookmarkStart w:id="174" w:name="X6c0e1ddde02843bac3667eda807cda690a7c983"/>
+    <w:bookmarkStart w:id="175" w:name="X6c0e1ddde02843bac3667eda807cda690a7c983"/>
     <w:p>
       <w:pPr>
         <w:pStyle w:val="Heading3"/>
@@ -12407,7 +12450,7 @@
       <w:r>
         <w:t xml:space="preserve"> </w:t>
       </w:r>
-      <w:hyperlink r:id="rId170">
+      <w:hyperlink r:id="rId171">
         <w:r>
           <w:rPr>
             <w:rStyle w:val="Hyperlink"/>
@@ -12718,7 +12761,7 @@
       <w:r>
         <w:t xml:space="preserve">For NCBI GenBank this would be the accession number for a collection. For most sequence and genomic datasets an access URL would include an accession number (e.g. </w:t>
       </w:r>
-      <w:hyperlink r:id="rId171">
+      <w:hyperlink r:id="rId172">
         <w:r>
           <w:rPr>
             <w:rStyle w:val="Hyperlink"/>
@@ -12729,7 +12772,7 @@
       <w:r>
         <w:t xml:space="preserve">). Referring to a range of accession numbers, may involve providing a search URL that will return the desired list, e.g. (</w:t>
       </w:r>
-      <w:hyperlink r:id="rId172">
+      <w:hyperlink r:id="rId173">
         <w:r>
           <w:rPr>
             <w:rStyle w:val="Hyperlink"/>
@@ -12787,7 +12830,7 @@
       <w:r>
         <w:t xml:space="preserve"> </w:t>
       </w:r>
-      <w:hyperlink r:id="rId170">
+      <w:hyperlink r:id="rId171">
         <w:r>
           <w:rPr>
             <w:rStyle w:val="Hyperlink"/>
@@ -12804,7 +12847,7 @@
       <w:r>
         <w:t xml:space="preserve"> </w:t>
       </w:r>
-      <w:hyperlink r:id="rId173">
+      <w:hyperlink r:id="rId174">
         <w:r>
           <w:rPr>
             <w:rStyle w:val="Hyperlink"/>
@@ -12843,9 +12886,9 @@
         <w:t xml:space="preserve">Data packages of metadata and inventory tables will aid in discovering genomic data within an ecological data repository (EDI) and will aid in clarifying the context in which they were collected. Most use cases, however, employ this inventory table to link specific genetic data to derived data. Such products frequently are community or population metrics where species, OTUs or traits have been determined from the sequence data.</w:t>
       </w:r>
     </w:p>
-    <w:bookmarkEnd w:id="174"/>
     <w:bookmarkEnd w:id="175"/>
-    <w:bookmarkStart w:id="183" w:name="example-data-packages-in-edi-2"/>
+    <w:bookmarkEnd w:id="176"/>
+    <w:bookmarkStart w:id="184" w:name="example-data-packages-in-edi-2"/>
     <w:p>
       <w:pPr>
         <w:pStyle w:val="Heading2"/>
@@ -12875,7 +12918,7 @@
       <w:tr>
         <w:tc>
           <w:tcPr/>
-          <w:bookmarkStart w:id="182" w:name="tbl-linked-examples"/>
+          <w:bookmarkStart w:id="183" w:name="tbl-linked-examples"/>
           <w:p>
             <w:pPr>
               <w:jc w:val="center"/>
@@ -12969,7 +13012,7 @@
                   <w:r>
                     <w:t xml:space="preserve">This data package links to eddy covariance data from a Jornada Basin LTER tower. The data are held at the AmeriFlux data repository (</w:t>
                   </w:r>
-                  <w:hyperlink r:id="rId176">
+                  <w:hyperlink r:id="rId177">
                     <w:r>
                       <w:rPr>
                         <w:rStyle w:val="Hyperlink"/>
@@ -12989,7 +13032,7 @@
                     <w:pStyle w:val="Compact"/>
                     <w:jc w:val="center"/>
                   </w:pPr>
-                  <w:hyperlink r:id="rId177">
+                  <w:hyperlink r:id="rId178">
                     <w:r>
                       <w:rPr>
                         <w:rStyle w:val="Hyperlink"/>
@@ -13036,7 +13079,7 @@
                     <w:pStyle w:val="Compact"/>
                     <w:jc w:val="center"/>
                   </w:pPr>
-                  <w:hyperlink r:id="rId178">
+                  <w:hyperlink r:id="rId179">
                     <w:r>
                       <w:rPr>
                         <w:rStyle w:val="Hyperlink"/>
@@ -13083,7 +13126,7 @@
                     <w:pStyle w:val="Compact"/>
                     <w:jc w:val="center"/>
                   </w:pPr>
-                  <w:hyperlink r:id="rId179">
+                  <w:hyperlink r:id="rId180">
                     <w:r>
                       <w:rPr>
                         <w:rStyle w:val="Hyperlink"/>
@@ -13130,7 +13173,7 @@
                     <w:pStyle w:val="Compact"/>
                     <w:jc w:val="center"/>
                   </w:pPr>
-                  <w:hyperlink r:id="rId180">
+                  <w:hyperlink r:id="rId181">
                     <w:r>
                       <w:rPr>
                         <w:rStyle w:val="Hyperlink"/>
@@ -13177,7 +13220,7 @@
                     <w:pStyle w:val="Compact"/>
                     <w:jc w:val="center"/>
                   </w:pPr>
-                  <w:hyperlink r:id="rId181">
+                  <w:hyperlink r:id="rId182">
                     <w:r>
                       <w:rPr>
                         <w:rStyle w:val="Hyperlink"/>
@@ -13189,13 +13232,13 @@
               </w:tc>
             </w:tr>
           </w:tbl>
-          <w:bookmarkEnd w:id="182"/>
+          <w:bookmarkEnd w:id="183"/>
           <w:p/>
         </w:tc>
       </w:tr>
     </w:tbl>
-    <w:bookmarkEnd w:id="183"/>
-    <w:bookmarkStart w:id="208" w:name="appendix-tips-and-repository-information"/>
+    <w:bookmarkEnd w:id="184"/>
+    <w:bookmarkStart w:id="209" w:name="appendix-tips-and-repository-information"/>
     <w:p>
       <w:pPr>
         <w:pStyle w:val="Heading2"/>
@@ -13212,7 +13255,7 @@
         <w:t xml:space="preserve">This section aggregates information helpful at the time this document was written, particularly regarding nucleotide sequence and genomic data repositories in widespread use at this time. Given the rapid rate of change in the field, this info may fall out of date quickly.</w:t>
       </w:r>
     </w:p>
-    <w:bookmarkStart w:id="199" w:name="X06569ec26e86255cfb80bace1d973f54a6d18f2"/>
+    <w:bookmarkStart w:id="200" w:name="X06569ec26e86255cfb80bace1d973f54a6d18f2"/>
     <w:p>
       <w:pPr>
         <w:pStyle w:val="Heading3"/>
@@ -13231,7 +13274,7 @@
       <w:r>
         <w:t xml:space="preserve"> </w:t>
       </w:r>
-      <w:hyperlink r:id="rId184">
+      <w:hyperlink r:id="rId185">
         <w:r>
           <w:rPr>
             <w:rStyle w:val="Hyperlink"/>
@@ -13248,7 +13291,7 @@
       <w:r>
         <w:t xml:space="preserve"> </w:t>
       </w:r>
-      <w:hyperlink r:id="rId185">
+      <w:hyperlink r:id="rId186">
         <w:r>
           <w:rPr>
             <w:rStyle w:val="Hyperlink"/>
@@ -13267,7 +13310,7 @@
       <w:r>
         <w:t xml:space="preserve"> </w:t>
       </w:r>
-      <w:hyperlink r:id="rId186">
+      <w:hyperlink r:id="rId187">
         <w:r>
           <w:rPr>
             <w:rStyle w:val="Hyperlink"/>
@@ -13281,7 +13324,7 @@
       <w:r>
         <w:t xml:space="preserve"> </w:t>
       </w:r>
-      <w:hyperlink r:id="rId187">
+      <w:hyperlink r:id="rId188">
         <w:r>
           <w:rPr>
             <w:rStyle w:val="Hyperlink"/>
@@ -13298,7 +13341,7 @@
       <w:r>
         <w:t xml:space="preserve"> </w:t>
       </w:r>
-      <w:hyperlink r:id="rId188">
+      <w:hyperlink r:id="rId189">
         <w:r>
           <w:rPr>
             <w:rStyle w:val="Hyperlink"/>
@@ -13318,7 +13361,7 @@
           <w:numId w:val="1027"/>
         </w:numPr>
       </w:pPr>
-      <w:hyperlink r:id="rId189">
+      <w:hyperlink r:id="rId190">
         <w:r>
           <w:rPr>
             <w:rStyle w:val="Hyperlink"/>
@@ -13335,7 +13378,7 @@
       <w:r>
         <w:t xml:space="preserve"> </w:t>
       </w:r>
-      <w:hyperlink r:id="rId190">
+      <w:hyperlink r:id="rId191">
         <w:r>
           <w:rPr>
             <w:rStyle w:val="Hyperlink"/>
@@ -13355,7 +13398,7 @@
           <w:numId w:val="1027"/>
         </w:numPr>
       </w:pPr>
-      <w:hyperlink r:id="rId191">
+      <w:hyperlink r:id="rId192">
         <w:r>
           <w:rPr>
             <w:rStyle w:val="Hyperlink"/>
@@ -13378,7 +13421,7 @@
           <w:numId w:val="1027"/>
         </w:numPr>
       </w:pPr>
-      <w:hyperlink r:id="rId192">
+      <w:hyperlink r:id="rId193">
         <w:r>
           <w:rPr>
             <w:rStyle w:val="Hyperlink"/>
@@ -13395,7 +13438,7 @@
       <w:r>
         <w:t xml:space="preserve"> </w:t>
       </w:r>
-      <w:hyperlink r:id="rId193">
+      <w:hyperlink r:id="rId194">
         <w:r>
           <w:rPr>
             <w:rStyle w:val="Hyperlink"/>
@@ -13415,7 +13458,7 @@
           <w:numId w:val="1027"/>
         </w:numPr>
       </w:pPr>
-      <w:hyperlink r:id="rId194">
+      <w:hyperlink r:id="rId195">
         <w:r>
           <w:rPr>
             <w:rStyle w:val="Hyperlink"/>
@@ -13432,7 +13475,7 @@
       <w:r>
         <w:t xml:space="preserve"> </w:t>
       </w:r>
-      <w:hyperlink r:id="rId195">
+      <w:hyperlink r:id="rId196">
         <w:r>
           <w:rPr>
             <w:rStyle w:val="Hyperlink"/>
@@ -13452,7 +13495,7 @@
           <w:numId w:val="1027"/>
         </w:numPr>
       </w:pPr>
-      <w:hyperlink r:id="rId196">
+      <w:hyperlink r:id="rId197">
         <w:r>
           <w:rPr>
             <w:rStyle w:val="Hyperlink"/>
@@ -13475,7 +13518,7 @@
           <w:numId w:val="1027"/>
         </w:numPr>
       </w:pPr>
-      <w:hyperlink r:id="rId197">
+      <w:hyperlink r:id="rId198">
         <w:r>
           <w:rPr>
             <w:rStyle w:val="Hyperlink"/>
@@ -13498,7 +13541,7 @@
           <w:numId w:val="1027"/>
         </w:numPr>
       </w:pPr>
-      <w:hyperlink r:id="rId198">
+      <w:hyperlink r:id="rId199">
         <w:r>
           <w:rPr>
             <w:rStyle w:val="Hyperlink"/>
@@ -13513,8 +13556,8 @@
         <w:t xml:space="preserve">DNA barcoding is a taxonomic method that uses one or more standardized short genetic markers in an organism’s DNA to identify it as belonging to a particular species. Through this method unknown DNA samples are identified to registered species based on comparison to a reference library. The Centre for Biodiversity Genomics in Canada maintains the BOLD public data portal, a cloud-based data storage and analysis platform.</w:t>
       </w:r>
     </w:p>
-    <w:bookmarkEnd w:id="199"/>
-    <w:bookmarkStart w:id="204" w:name="X2a5c3aafb7ebf2b847b5402d5615cd48e1be6ad"/>
+    <w:bookmarkEnd w:id="200"/>
+    <w:bookmarkStart w:id="205" w:name="X2a5c3aafb7ebf2b847b5402d5615cd48e1be6ad"/>
     <w:p>
       <w:pPr>
         <w:pStyle w:val="Heading3"/>
@@ -13545,7 +13588,7 @@
       <w:r>
         <w:t xml:space="preserve"> </w:t>
       </w:r>
-      <w:hyperlink r:id="rId189">
+      <w:hyperlink r:id="rId190">
         <w:r>
           <w:rPr>
             <w:rStyle w:val="Hyperlink"/>
@@ -13574,7 +13617,7 @@
       <w:r>
         <w:t xml:space="preserve"> </w:t>
       </w:r>
-      <w:hyperlink r:id="rId200">
+      <w:hyperlink r:id="rId201">
         <w:r>
           <w:rPr>
             <w:rStyle w:val="Hyperlink"/>
@@ -13588,7 +13631,7 @@
       <w:r>
         <w:t xml:space="preserve"> </w:t>
       </w:r>
-      <w:hyperlink r:id="rId201">
+      <w:hyperlink r:id="rId202">
         <w:r>
           <w:rPr>
             <w:rStyle w:val="Hyperlink"/>
@@ -13646,7 +13689,7 @@
       <w:r>
         <w:t xml:space="preserve"> </w:t>
       </w:r>
-      <w:hyperlink r:id="rId202">
+      <w:hyperlink r:id="rId203">
         <w:r>
           <w:rPr>
             <w:rStyle w:val="Hyperlink"/>
@@ -13663,7 +13706,7 @@
           <w:numId w:val="1028"/>
         </w:numPr>
       </w:pPr>
-      <w:hyperlink r:id="rId203">
+      <w:hyperlink r:id="rId204">
         <w:r>
           <w:rPr>
             <w:rStyle w:val="Hyperlink"/>
@@ -13678,8 +13721,8 @@
         <w:t xml:space="preserve">for contributing sequence accession numbers.</w:t>
       </w:r>
     </w:p>
-    <w:bookmarkEnd w:id="204"/>
-    <w:bookmarkStart w:id="207" w:name="darwin-core-standard-for-sequence-data"/>
+    <w:bookmarkEnd w:id="205"/>
+    <w:bookmarkStart w:id="208" w:name="darwin-core-standard-for-sequence-data"/>
     <w:p>
       <w:pPr>
         <w:pStyle w:val="Heading3"/>
@@ -13707,7 +13750,7 @@
       <w:r>
         <w:t xml:space="preserve">(</w:t>
       </w:r>
-      <w:hyperlink r:id="rId205">
+      <w:hyperlink r:id="rId206">
         <w:r>
           <w:rPr>
             <w:rStyle w:val="Hyperlink"/>
@@ -13721,7 +13764,7 @@
       <w:r>
         <w:t xml:space="preserve"> </w:t>
       </w:r>
-      <w:hyperlink r:id="rId206">
+      <w:hyperlink r:id="rId207">
         <w:r>
           <w:rPr>
             <w:rStyle w:val="Hyperlink"/>
@@ -13733,10 +13776,10 @@
         <w:t xml:space="preserve">).</w:t>
       </w:r>
     </w:p>
-    <w:bookmarkEnd w:id="207"/>
     <w:bookmarkEnd w:id="208"/>
     <w:bookmarkEnd w:id="209"/>
-    <w:bookmarkStart w:id="234" w:name="large-data-sets"/>
+    <w:bookmarkEnd w:id="210"/>
+    <w:bookmarkStart w:id="235" w:name="large-data-sets"/>
     <w:p>
       <w:pPr>
         <w:pStyle w:val="Heading1"/>
@@ -13753,7 +13796,7 @@
         <w:t xml:space="preserve">Contributors: Margaret O’Brien, Corinna Gries, Mark Servilla</w:t>
       </w:r>
     </w:p>
-    <w:bookmarkStart w:id="212" w:name="introduction-7"/>
+    <w:bookmarkStart w:id="213" w:name="introduction-7"/>
     <w:p>
       <w:pPr>
         <w:pStyle w:val="Heading2"/>
@@ -13769,7 +13812,7 @@
       <w:r>
         <w:t xml:space="preserve">Data entities are kept offline when they are too large to be handled easily by the HTTP protocol, are expected to be rarely requested, and can be mailed on an external drive. If you suspect your data fall into this category, contact EDI for advice (</w:t>
       </w:r>
-      <w:hyperlink r:id="rId210">
+      <w:hyperlink r:id="rId211">
         <w:r>
           <w:rPr>
             <w:rStyle w:val="Hyperlink"/>
@@ -13781,7 +13824,7 @@
         <w:t xml:space="preserve">). Below are recommendations for the EDI repository’s handling of data packages that have an offline component.</w:t>
       </w:r>
     </w:p>
-    <w:bookmarkStart w:id="211" w:name="background"/>
+    <w:bookmarkStart w:id="212" w:name="background"/>
     <w:p>
       <w:pPr>
         <w:pStyle w:val="Heading3"/>
@@ -13798,9 +13841,9 @@
         <w:t xml:space="preserve">Standard practice is to handle data entities (both upload and download) via the HTTP protocol, using a URL. However, for very large datasets HTTP can fail due to physical limits. The limit for “too large” is somewhat subjective; EDI’s current limit for datasets that are “too large for HTTP” is 100GB (all data and metadata).</w:t>
       </w:r>
     </w:p>
-    <w:bookmarkEnd w:id="211"/>
     <w:bookmarkEnd w:id="212"/>
-    <w:bookmarkStart w:id="220" w:name="recommendations-for-data-packages-6"/>
+    <w:bookmarkEnd w:id="213"/>
+    <w:bookmarkStart w:id="221" w:name="recommendations-for-data-packages-6"/>
     <w:p>
       <w:pPr>
         <w:pStyle w:val="Heading2"/>
@@ -13809,7 +13852,7 @@
         <w:t xml:space="preserve">7.2 Recommendations for data packages</w:t>
       </w:r>
     </w:p>
-    <w:bookmarkStart w:id="213" w:name="physical-storage"/>
+    <w:bookmarkStart w:id="214" w:name="physical-storage"/>
     <w:p>
       <w:pPr>
         <w:pStyle w:val="Heading3"/>
@@ -13920,8 +13963,8 @@
         <w:t xml:space="preserve">Madison WI 53706-1413</w:t>
       </w:r>
     </w:p>
-    <w:bookmarkEnd w:id="213"/>
-    <w:bookmarkStart w:id="214" w:name="access"/>
+    <w:bookmarkEnd w:id="214"/>
+    <w:bookmarkStart w:id="215" w:name="access"/>
     <w:p>
       <w:pPr>
         <w:pStyle w:val="Heading3"/>
@@ -13966,8 +14009,8 @@
         <w:t xml:space="preserve">We will utilize a delivery service of your choice, however, you will be responsible for all shipping arrangements and fees, including pre-arranging return delivery.</w:t>
       </w:r>
     </w:p>
-    <w:bookmarkEnd w:id="214"/>
-    <w:bookmarkStart w:id="215" w:name="data-package"/>
+    <w:bookmarkEnd w:id="215"/>
+    <w:bookmarkStart w:id="216" w:name="data-package"/>
     <w:p>
       <w:pPr>
         <w:pStyle w:val="Heading3"/>
@@ -14124,8 +14167,8 @@
         <w:t xml:space="preserve">Checksum</w:t>
       </w:r>
     </w:p>
-    <w:bookmarkEnd w:id="215"/>
-    <w:bookmarkStart w:id="216" w:name="package-metadata"/>
+    <w:bookmarkEnd w:id="216"/>
+    <w:bookmarkStart w:id="217" w:name="package-metadata"/>
     <w:p>
       <w:pPr>
         <w:pStyle w:val="Heading3"/>
@@ -14391,8 +14434,8 @@
         <w:t xml:space="preserve">Column descriptions as for any data table</w:t>
       </w:r>
     </w:p>
-    <w:bookmarkEnd w:id="216"/>
-    <w:bookmarkStart w:id="219" w:name="eml"/>
+    <w:bookmarkEnd w:id="217"/>
+    <w:bookmarkStart w:id="220" w:name="eml"/>
     <w:p>
       <w:pPr>
         <w:pStyle w:val="Heading3"/>
@@ -14485,7 +14528,7 @@
       <w:tr>
         <w:tc>
           <w:tcPr/>
-          <w:bookmarkStart w:id="217" w:name="tbl-1"/>
+          <w:bookmarkStart w:id="218" w:name="tbl-1"/>
           <w:p>
             <w:pPr>
               <w:jc w:val="center"/>
@@ -14618,7 +14661,7 @@
               </w:tc>
             </w:tr>
           </w:tbl>
-          <w:bookmarkEnd w:id="217"/>
+          <w:bookmarkEnd w:id="218"/>
           <w:p/>
         </w:tc>
       </w:tr>
@@ -14641,7 +14684,7 @@
         <w:t xml:space="preserve">Sample XML, offline entity</w:t>
       </w:r>
     </w:p>
-    <w:bookmarkStart w:id="218" w:name="lst-xml-offline"/>
+    <w:bookmarkStart w:id="219" w:name="lst-xml-offline"/>
     <w:p>
       <w:pPr>
         <w:pStyle w:val="SourceCode"/>
@@ -14953,10 +14996,10 @@
         <w:t xml:space="preserve">&gt;</w:t>
       </w:r>
     </w:p>
-    <w:bookmarkEnd w:id="218"/>
     <w:bookmarkEnd w:id="219"/>
     <w:bookmarkEnd w:id="220"/>
-    <w:bookmarkStart w:id="223" w:name="references"/>
+    <w:bookmarkEnd w:id="221"/>
+    <w:bookmarkStart w:id="224" w:name="references"/>
     <w:p>
       <w:pPr>
         <w:pStyle w:val="Heading2"/>
@@ -14965,7 +15008,7 @@
         <w:t xml:space="preserve">7.3 References</w:t>
       </w:r>
     </w:p>
-    <w:bookmarkStart w:id="222" w:name="eml-documentation"/>
+    <w:bookmarkStart w:id="223" w:name="eml-documentation"/>
     <w:p>
       <w:pPr>
         <w:pStyle w:val="Heading3"/>
@@ -14978,7 +15021,7 @@
       <w:pPr>
         <w:pStyle w:val="FirstParagraph"/>
       </w:pPr>
-      <w:hyperlink r:id="rId221">
+      <w:hyperlink r:id="rId222">
         <w:r>
           <w:rPr>
             <w:rStyle w:val="Hyperlink"/>
@@ -14995,9 +15038,9 @@
         <w:t xml:space="preserve">Look for the PhysicalDistributionType</w:t>
       </w:r>
     </w:p>
-    <w:bookmarkEnd w:id="222"/>
     <w:bookmarkEnd w:id="223"/>
-    <w:bookmarkStart w:id="233" w:name="potential-issues"/>
+    <w:bookmarkEnd w:id="224"/>
+    <w:bookmarkStart w:id="234" w:name="potential-issues"/>
     <w:p>
       <w:pPr>
         <w:pStyle w:val="Heading2"/>
@@ -15030,8 +15073,8 @@
         <w:t xml:space="preserve">Even with cloud storage, eventually a binary format will become unusable.</w:t>
       </w:r>
     </w:p>
-    <w:bookmarkStart w:id="232" w:name="refs"/>
-    <w:bookmarkStart w:id="225" w:name="ref-marco_a_janssen_towards_2008"/>
+    <w:bookmarkStart w:id="233" w:name="refs"/>
+    <w:bookmarkStart w:id="226" w:name="ref-marco_a_janssen_towards_2008"/>
     <w:p>
       <w:pPr>
         <w:pStyle w:val="Bibliography"/>
@@ -15139,7 +15182,7 @@
       <w:r>
         <w:t xml:space="preserve"> </w:t>
       </w:r>
-      <w:hyperlink r:id="rId224">
+      <w:hyperlink r:id="rId225">
         <w:r>
           <w:rPr>
             <w:rStyle w:val="Hyperlink"/>
@@ -15151,8 +15194,8 @@
         <w:t xml:space="preserve">.</w:t>
       </w:r>
     </w:p>
-    <w:bookmarkEnd w:id="225"/>
-    <w:bookmarkStart w:id="227" w:name="ref-simmonds_addressing_2020"/>
+    <w:bookmarkEnd w:id="226"/>
+    <w:bookmarkStart w:id="228" w:name="ref-simmonds_addressing_2020"/>
     <w:p>
       <w:pPr>
         <w:pStyle w:val="Bibliography"/>
@@ -15351,7 +15394,7 @@
       <w:r>
         <w:t xml:space="preserve"> </w:t>
       </w:r>
-      <w:hyperlink r:id="rId226">
+      <w:hyperlink r:id="rId227">
         <w:r>
           <w:rPr>
             <w:rStyle w:val="Hyperlink"/>
@@ -15363,8 +15406,8 @@
         <w:t xml:space="preserve">.</w:t>
       </w:r>
     </w:p>
-    <w:bookmarkEnd w:id="227"/>
-    <w:bookmarkStart w:id="229" w:name="ref-thomer_minimum_2020"/>
+    <w:bookmarkEnd w:id="228"/>
+    <w:bookmarkStart w:id="230" w:name="ref-thomer_minimum_2020"/>
     <w:p>
       <w:pPr>
         <w:pStyle w:val="Bibliography"/>
@@ -15416,7 +15459,7 @@
       <w:r>
         <w:t xml:space="preserve"> </w:t>
       </w:r>
-      <w:hyperlink r:id="rId228">
+      <w:hyperlink r:id="rId229">
         <w:r>
           <w:rPr>
             <w:rStyle w:val="Hyperlink"/>
@@ -15428,8 +15471,8 @@
         <w:t xml:space="preserve">.</w:t>
       </w:r>
     </w:p>
-    <w:bookmarkEnd w:id="229"/>
-    <w:bookmarkStart w:id="231" w:name="ref-wyngaard_emergent_2019"/>
+    <w:bookmarkEnd w:id="230"/>
+    <w:bookmarkStart w:id="232" w:name="ref-wyngaard_emergent_2019"/>
     <w:p>
       <w:pPr>
         <w:pStyle w:val="Bibliography"/>
@@ -15552,7 +15595,7 @@
       <w:r>
         <w:t xml:space="preserve"> </w:t>
       </w:r>
-      <w:hyperlink r:id="rId230">
+      <w:hyperlink r:id="rId231">
         <w:r>
           <w:rPr>
             <w:rStyle w:val="Hyperlink"/>
@@ -15564,10 +15607,10 @@
         <w:t xml:space="preserve">.</w:t>
       </w:r>
     </w:p>
-    <w:bookmarkEnd w:id="231"/>
     <w:bookmarkEnd w:id="232"/>
     <w:bookmarkEnd w:id="233"/>
     <w:bookmarkEnd w:id="234"/>
+    <w:bookmarkEnd w:id="235"/>
     <w:sectPr>
       <w:footnotePr>
         <w:numRestart w:val="eachSect"/>

--- a/guide-special-cases/guide-special-cases_v1.1.docx
+++ b/guide-special-cases/guide-special-cases_v1.1.docx
@@ -151,7 +151,7 @@
         <w:pStyle w:val="Date"/>
       </w:pPr>
       <w:r>
-        <w:t xml:space="preserve">2026-09-22</w:t>
+        <w:t xml:space="preserve">2021-12-31</w:t>
       </w:r>
     </w:p>
     <w:p>
